--- a/templates_docx/Appraisal_Sheet_BLIS.docx
+++ b/templates_docx/Appraisal_Sheet_BLIS.docx
@@ -282,15 +282,12 @@
       </w:pPr>
       <w:r>
         <w:rPr>
-          <w:b/>
           <w:noProof/>
-          <w:sz w:val="16"/>
-          <w:lang w:eastAsia="en-PH"/>
         </w:rPr>
         <mc:AlternateContent>
           <mc:Choice Requires="wps">
             <w:drawing>
-              <wp:anchor distT="0" distB="0" distL="114300" distR="114300" simplePos="0" relativeHeight="251660288" behindDoc="0" locked="0" layoutInCell="1" allowOverlap="1" wp14:anchorId="29C9F8B4" wp14:editId="4456CC5C">
+              <wp:anchor distT="0" distB="0" distL="114300" distR="114300" simplePos="0" relativeHeight="251661312" behindDoc="0" locked="0" layoutInCell="1" allowOverlap="1" wp14:anchorId="20823B70" wp14:editId="174826ED">
                 <wp:simplePos x="0" y="0"/>
                 <wp:positionH relativeFrom="column">
                   <wp:posOffset>5715</wp:posOffset>
@@ -299,9 +296,9 @@
                   <wp:posOffset>142240</wp:posOffset>
                 </wp:positionV>
                 <wp:extent cx="5726430" cy="0"/>
-                <wp:effectExtent l="0" t="0" r="26670" b="19050"/>
+                <wp:effectExtent l="0" t="0" r="0" b="0"/>
                 <wp:wrapNone/>
-                <wp:docPr id="1" name="Straight Connector 1"/>
+                <wp:docPr id="19" name="Straight Connector 19"/>
                 <wp:cNvGraphicFramePr/>
                 <a:graphic xmlns:a="http://schemas.openxmlformats.org/drawingml/2006/main">
                   <a:graphicData uri="http://schemas.microsoft.com/office/word/2010/wordprocessingShape">
@@ -338,12 +335,15 @@
                 <wp14:sizeRelH relativeFrom="margin">
                   <wp14:pctWidth>0</wp14:pctWidth>
                 </wp14:sizeRelH>
+                <wp14:sizeRelV relativeFrom="page">
+                  <wp14:pctHeight>0</wp14:pctHeight>
+                </wp14:sizeRelV>
               </wp:anchor>
             </w:drawing>
           </mc:Choice>
           <mc:Fallback>
             <w:pict>
-              <v:line w14:anchorId="7A3ECA6F" id="Straight Connector 1" o:spid="_x0000_s1026" style="position:absolute;z-index:251660288;visibility:visible;mso-wrap-style:square;mso-width-percent:0;mso-wrap-distance-left:9pt;mso-wrap-distance-top:0;mso-wrap-distance-right:9pt;mso-wrap-distance-bottom:0;mso-position-horizontal:absolute;mso-position-horizontal-relative:text;mso-position-vertical:absolute;mso-position-vertical-relative:text;mso-width-percent:0;mso-width-relative:margin" from=".45pt,11.2pt" to="451.35pt,11.2pt" o:gfxdata="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" strokecolor="black [3200]">
+              <v:line w14:anchorId="36A6168B" id="Straight Connector 19" o:spid="_x0000_s1026" style="position:absolute;z-index:251661312;visibility:visible;mso-wrap-style:square;mso-width-percent:0;mso-height-percent:0;mso-wrap-distance-left:9pt;mso-wrap-distance-top:0;mso-wrap-distance-right:9pt;mso-wrap-distance-bottom:0;mso-position-horizontal:absolute;mso-position-horizontal-relative:text;mso-position-vertical:absolute;mso-position-vertical-relative:text;mso-width-percent:0;mso-height-percent:0;mso-width-relative:margin;mso-height-relative:page" from=".45pt,11.2pt" to="451.35pt,11.2pt" o:gfxdata="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" strokecolor="black [3200]">
                 <v:stroke joinstyle="miter"/>
               </v:line>
             </w:pict>
@@ -390,12 +390,19 @@
       </w:tblGrid>
       <w:tr>
         <w:trPr>
-          <w:trHeight w:val="320" w:hRule="atLeast"/>
           <w:cantSplit/>
+          <w:trHeight w:val="58"/>
         </w:trPr>
         <w:tc>
           <w:tcPr>
             <w:tcW w:w="1165" w:type="dxa"/>
+            <w:tcBorders>
+              <w:top w:val="single" w:sz="4" w:space="0" w:color="auto"/>
+              <w:left w:val="single" w:sz="4" w:space="0" w:color="auto"/>
+              <w:bottom w:val="single" w:sz="4" w:space="0" w:color="auto"/>
+              <w:right w:val="single" w:sz="4" w:space="0" w:color="auto"/>
+            </w:tcBorders>
+            <w:hideMark/>
           </w:tcPr>
           <w:p>
             <w:pPr>
@@ -420,6 +427,13 @@
         <w:tc>
           <w:tcPr>
             <w:tcW w:w="2765" w:type="dxa"/>
+            <w:tcBorders>
+              <w:top w:val="single" w:sz="4" w:space="0" w:color="auto"/>
+              <w:left w:val="single" w:sz="4" w:space="0" w:color="auto"/>
+              <w:bottom w:val="single" w:sz="4" w:space="0" w:color="auto"/>
+              <w:right w:val="single" w:sz="4" w:space="0" w:color="auto"/>
+            </w:tcBorders>
+            <w:hideMark/>
           </w:tcPr>
           <w:p>
             <w:pPr>
@@ -444,6 +458,13 @@
         <w:tc>
           <w:tcPr>
             <w:tcW w:w="565" w:type="dxa"/>
+            <w:tcBorders>
+              <w:top w:val="single" w:sz="4" w:space="0" w:color="auto"/>
+              <w:left w:val="single" w:sz="4" w:space="0" w:color="auto"/>
+              <w:bottom w:val="single" w:sz="4" w:space="0" w:color="auto"/>
+              <w:right w:val="single" w:sz="4" w:space="0" w:color="auto"/>
+            </w:tcBorders>
+            <w:hideMark/>
           </w:tcPr>
           <w:p>
             <w:pPr>
@@ -468,6 +489,13 @@
         <w:tc>
           <w:tcPr>
             <w:tcW w:w="630" w:type="dxa"/>
+            <w:tcBorders>
+              <w:top w:val="single" w:sz="4" w:space="0" w:color="auto"/>
+              <w:left w:val="single" w:sz="4" w:space="0" w:color="auto"/>
+              <w:bottom w:val="single" w:sz="4" w:space="0" w:color="auto"/>
+              <w:right w:val="single" w:sz="4" w:space="0" w:color="auto"/>
+            </w:tcBorders>
+            <w:hideMark/>
           </w:tcPr>
           <w:p>
             <w:pPr>
@@ -492,6 +520,13 @@
         <w:tc>
           <w:tcPr>
             <w:tcW w:w="2390" w:type="dxa"/>
+            <w:tcBorders>
+              <w:top w:val="single" w:sz="4" w:space="0" w:color="auto"/>
+              <w:left w:val="single" w:sz="4" w:space="0" w:color="auto"/>
+              <w:bottom w:val="single" w:sz="4" w:space="0" w:color="auto"/>
+              <w:right w:val="single" w:sz="4" w:space="0" w:color="auto"/>
+            </w:tcBorders>
+            <w:hideMark/>
           </w:tcPr>
           <w:p>
             <w:pPr>
@@ -516,6 +551,13 @@
         <w:tc>
           <w:tcPr>
             <w:tcW w:w="1504" w:type="dxa"/>
+            <w:tcBorders>
+              <w:top w:val="single" w:sz="4" w:space="0" w:color="auto"/>
+              <w:left w:val="single" w:sz="4" w:space="0" w:color="auto"/>
+              <w:bottom w:val="single" w:sz="4" w:space="0" w:color="auto"/>
+              <w:right w:val="single" w:sz="4" w:space="0" w:color="auto"/>
+            </w:tcBorders>
+            <w:hideMark/>
           </w:tcPr>
           <w:p>
             <w:pPr>
@@ -540,12 +582,18 @@
       </w:tr>
       <w:tr>
         <w:trPr>
-          <w:trHeight w:val="320" w:hRule="atLeast"/>
           <w:cantSplit/>
+          <w:trHeight w:val="58"/>
         </w:trPr>
         <w:tc>
           <w:tcPr>
             <w:tcW w:w="1165" w:type="dxa"/>
+            <w:tcBorders>
+              <w:top w:val="single" w:sz="4" w:space="0" w:color="auto"/>
+              <w:left w:val="single" w:sz="4" w:space="0" w:color="auto"/>
+              <w:bottom w:val="single" w:sz="4" w:space="0" w:color="auto"/>
+              <w:right w:val="single" w:sz="4" w:space="0" w:color="auto"/>
+            </w:tcBorders>
           </w:tcPr>
           <w:p>
             <w:pPr>
@@ -560,6 +608,12 @@
         <w:tc>
           <w:tcPr>
             <w:tcW w:w="2765" w:type="dxa"/>
+            <w:tcBorders>
+              <w:top w:val="single" w:sz="4" w:space="0" w:color="auto"/>
+              <w:left w:val="single" w:sz="4" w:space="0" w:color="auto"/>
+              <w:bottom w:val="single" w:sz="4" w:space="0" w:color="auto"/>
+              <w:right w:val="single" w:sz="4" w:space="0" w:color="auto"/>
+            </w:tcBorders>
           </w:tcPr>
           <w:p>
             <w:pPr>
@@ -574,6 +628,12 @@
         <w:tc>
           <w:tcPr>
             <w:tcW w:w="565" w:type="dxa"/>
+            <w:tcBorders>
+              <w:top w:val="single" w:sz="4" w:space="0" w:color="auto"/>
+              <w:left w:val="single" w:sz="4" w:space="0" w:color="auto"/>
+              <w:bottom w:val="single" w:sz="4" w:space="0" w:color="auto"/>
+              <w:right w:val="single" w:sz="4" w:space="0" w:color="auto"/>
+            </w:tcBorders>
           </w:tcPr>
           <w:p>
             <w:pPr>
@@ -589,6 +649,12 @@
         <w:tc>
           <w:tcPr>
             <w:tcW w:w="630" w:type="dxa"/>
+            <w:tcBorders>
+              <w:top w:val="single" w:sz="4" w:space="0" w:color="auto"/>
+              <w:left w:val="single" w:sz="4" w:space="0" w:color="auto"/>
+              <w:bottom w:val="single" w:sz="4" w:space="0" w:color="auto"/>
+              <w:right w:val="single" w:sz="4" w:space="0" w:color="auto"/>
+            </w:tcBorders>
           </w:tcPr>
           <w:p>
             <w:pPr>
@@ -603,6 +669,12 @@
         <w:tc>
           <w:tcPr>
             <w:tcW w:w="2390" w:type="dxa"/>
+            <w:tcBorders>
+              <w:top w:val="single" w:sz="4" w:space="0" w:color="auto"/>
+              <w:left w:val="single" w:sz="4" w:space="0" w:color="auto"/>
+              <w:bottom w:val="single" w:sz="4" w:space="0" w:color="auto"/>
+              <w:right w:val="single" w:sz="4" w:space="0" w:color="auto"/>
+            </w:tcBorders>
           </w:tcPr>
           <w:p>
             <w:pPr>
@@ -617,6 +689,12 @@
         <w:tc>
           <w:tcPr>
             <w:tcW w:w="1504" w:type="dxa"/>
+            <w:tcBorders>
+              <w:top w:val="single" w:sz="4" w:space="0" w:color="auto"/>
+              <w:left w:val="single" w:sz="4" w:space="0" w:color="auto"/>
+              <w:bottom w:val="single" w:sz="4" w:space="0" w:color="auto"/>
+              <w:right w:val="single" w:sz="4" w:space="0" w:color="auto"/>
+            </w:tcBorders>
           </w:tcPr>
           <w:p>
             <w:pPr>
@@ -631,12 +709,18 @@
       </w:tr>
       <w:tr>
         <w:trPr>
-          <w:trHeight w:val="320" w:hRule="atLeast"/>
           <w:cantSplit/>
+          <w:trHeight w:val="58"/>
         </w:trPr>
         <w:tc>
           <w:tcPr>
             <w:tcW w:w="1165" w:type="dxa"/>
+            <w:tcBorders>
+              <w:top w:val="single" w:sz="4" w:space="0" w:color="auto"/>
+              <w:left w:val="single" w:sz="4" w:space="0" w:color="auto"/>
+              <w:bottom w:val="single" w:sz="4" w:space="0" w:color="auto"/>
+              <w:right w:val="single" w:sz="4" w:space="0" w:color="auto"/>
+            </w:tcBorders>
           </w:tcPr>
           <w:p>
             <w:pPr>
@@ -651,6 +735,12 @@
         <w:tc>
           <w:tcPr>
             <w:tcW w:w="2765" w:type="dxa"/>
+            <w:tcBorders>
+              <w:top w:val="single" w:sz="4" w:space="0" w:color="auto"/>
+              <w:left w:val="single" w:sz="4" w:space="0" w:color="auto"/>
+              <w:bottom w:val="single" w:sz="4" w:space="0" w:color="auto"/>
+              <w:right w:val="single" w:sz="4" w:space="0" w:color="auto"/>
+            </w:tcBorders>
           </w:tcPr>
           <w:p>
             <w:pPr>
@@ -665,6 +755,12 @@
         <w:tc>
           <w:tcPr>
             <w:tcW w:w="565" w:type="dxa"/>
+            <w:tcBorders>
+              <w:top w:val="single" w:sz="4" w:space="0" w:color="auto"/>
+              <w:left w:val="single" w:sz="4" w:space="0" w:color="auto"/>
+              <w:bottom w:val="single" w:sz="4" w:space="0" w:color="auto"/>
+              <w:right w:val="single" w:sz="4" w:space="0" w:color="auto"/>
+            </w:tcBorders>
           </w:tcPr>
           <w:p>
             <w:pPr>
@@ -680,6 +776,12 @@
         <w:tc>
           <w:tcPr>
             <w:tcW w:w="630" w:type="dxa"/>
+            <w:tcBorders>
+              <w:top w:val="single" w:sz="4" w:space="0" w:color="auto"/>
+              <w:left w:val="single" w:sz="4" w:space="0" w:color="auto"/>
+              <w:bottom w:val="single" w:sz="4" w:space="0" w:color="auto"/>
+              <w:right w:val="single" w:sz="4" w:space="0" w:color="auto"/>
+            </w:tcBorders>
           </w:tcPr>
           <w:p>
             <w:pPr>
@@ -694,6 +796,12 @@
         <w:tc>
           <w:tcPr>
             <w:tcW w:w="2390" w:type="dxa"/>
+            <w:tcBorders>
+              <w:top w:val="single" w:sz="4" w:space="0" w:color="auto"/>
+              <w:left w:val="single" w:sz="4" w:space="0" w:color="auto"/>
+              <w:bottom w:val="single" w:sz="4" w:space="0" w:color="auto"/>
+              <w:right w:val="single" w:sz="4" w:space="0" w:color="auto"/>
+            </w:tcBorders>
           </w:tcPr>
           <w:p>
             <w:pPr>
@@ -708,6 +816,12 @@
         <w:tc>
           <w:tcPr>
             <w:tcW w:w="1504" w:type="dxa"/>
+            <w:tcBorders>
+              <w:top w:val="single" w:sz="4" w:space="0" w:color="auto"/>
+              <w:left w:val="single" w:sz="4" w:space="0" w:color="auto"/>
+              <w:bottom w:val="single" w:sz="4" w:space="0" w:color="auto"/>
+              <w:right w:val="single" w:sz="4" w:space="0" w:color="auto"/>
+            </w:tcBorders>
           </w:tcPr>
           <w:p>
             <w:pPr>
@@ -722,12 +836,18 @@
       </w:tr>
       <w:tr>
         <w:trPr>
-          <w:trHeight w:val="320" w:hRule="atLeast"/>
           <w:cantSplit/>
+          <w:trHeight w:val="58"/>
         </w:trPr>
         <w:tc>
           <w:tcPr>
             <w:tcW w:w="1165" w:type="dxa"/>
+            <w:tcBorders>
+              <w:top w:val="single" w:sz="4" w:space="0" w:color="auto"/>
+              <w:left w:val="single" w:sz="4" w:space="0" w:color="auto"/>
+              <w:bottom w:val="single" w:sz="4" w:space="0" w:color="auto"/>
+              <w:right w:val="single" w:sz="4" w:space="0" w:color="auto"/>
+            </w:tcBorders>
           </w:tcPr>
           <w:p>
             <w:pPr>
@@ -742,6 +862,12 @@
         <w:tc>
           <w:tcPr>
             <w:tcW w:w="2765" w:type="dxa"/>
+            <w:tcBorders>
+              <w:top w:val="single" w:sz="4" w:space="0" w:color="auto"/>
+              <w:left w:val="single" w:sz="4" w:space="0" w:color="auto"/>
+              <w:bottom w:val="single" w:sz="4" w:space="0" w:color="auto"/>
+              <w:right w:val="single" w:sz="4" w:space="0" w:color="auto"/>
+            </w:tcBorders>
           </w:tcPr>
           <w:p>
             <w:pPr>
@@ -756,6 +882,12 @@
         <w:tc>
           <w:tcPr>
             <w:tcW w:w="565" w:type="dxa"/>
+            <w:tcBorders>
+              <w:top w:val="single" w:sz="4" w:space="0" w:color="auto"/>
+              <w:left w:val="single" w:sz="4" w:space="0" w:color="auto"/>
+              <w:bottom w:val="single" w:sz="4" w:space="0" w:color="auto"/>
+              <w:right w:val="single" w:sz="4" w:space="0" w:color="auto"/>
+            </w:tcBorders>
           </w:tcPr>
           <w:p>
             <w:pPr>
@@ -771,6 +903,12 @@
         <w:tc>
           <w:tcPr>
             <w:tcW w:w="630" w:type="dxa"/>
+            <w:tcBorders>
+              <w:top w:val="single" w:sz="4" w:space="0" w:color="auto"/>
+              <w:left w:val="single" w:sz="4" w:space="0" w:color="auto"/>
+              <w:bottom w:val="single" w:sz="4" w:space="0" w:color="auto"/>
+              <w:right w:val="single" w:sz="4" w:space="0" w:color="auto"/>
+            </w:tcBorders>
           </w:tcPr>
           <w:p>
             <w:pPr>
@@ -785,6 +923,12 @@
         <w:tc>
           <w:tcPr>
             <w:tcW w:w="2390" w:type="dxa"/>
+            <w:tcBorders>
+              <w:top w:val="single" w:sz="4" w:space="0" w:color="auto"/>
+              <w:left w:val="single" w:sz="4" w:space="0" w:color="auto"/>
+              <w:bottom w:val="single" w:sz="4" w:space="0" w:color="auto"/>
+              <w:right w:val="single" w:sz="4" w:space="0" w:color="auto"/>
+            </w:tcBorders>
           </w:tcPr>
           <w:p>
             <w:pPr>
@@ -799,6 +943,12 @@
         <w:tc>
           <w:tcPr>
             <w:tcW w:w="1504" w:type="dxa"/>
+            <w:tcBorders>
+              <w:top w:val="single" w:sz="4" w:space="0" w:color="auto"/>
+              <w:left w:val="single" w:sz="4" w:space="0" w:color="auto"/>
+              <w:bottom w:val="single" w:sz="4" w:space="0" w:color="auto"/>
+              <w:right w:val="single" w:sz="4" w:space="0" w:color="auto"/>
+            </w:tcBorders>
           </w:tcPr>
           <w:p>
             <w:pPr>
@@ -813,12 +963,18 @@
       </w:tr>
       <w:tr>
         <w:trPr>
-          <w:trHeight w:val="320" w:hRule="atLeast"/>
           <w:cantSplit/>
+          <w:trHeight w:val="58"/>
         </w:trPr>
         <w:tc>
           <w:tcPr>
             <w:tcW w:w="1165" w:type="dxa"/>
+            <w:tcBorders>
+              <w:top w:val="single" w:sz="4" w:space="0" w:color="auto"/>
+              <w:left w:val="single" w:sz="4" w:space="0" w:color="auto"/>
+              <w:bottom w:val="single" w:sz="4" w:space="0" w:color="auto"/>
+              <w:right w:val="single" w:sz="4" w:space="0" w:color="auto"/>
+            </w:tcBorders>
           </w:tcPr>
           <w:p>
             <w:pPr>
@@ -833,6 +989,12 @@
         <w:tc>
           <w:tcPr>
             <w:tcW w:w="2765" w:type="dxa"/>
+            <w:tcBorders>
+              <w:top w:val="single" w:sz="4" w:space="0" w:color="auto"/>
+              <w:left w:val="single" w:sz="4" w:space="0" w:color="auto"/>
+              <w:bottom w:val="single" w:sz="4" w:space="0" w:color="auto"/>
+              <w:right w:val="single" w:sz="4" w:space="0" w:color="auto"/>
+            </w:tcBorders>
           </w:tcPr>
           <w:p>
             <w:pPr>
@@ -847,6 +1009,12 @@
         <w:tc>
           <w:tcPr>
             <w:tcW w:w="565" w:type="dxa"/>
+            <w:tcBorders>
+              <w:top w:val="single" w:sz="4" w:space="0" w:color="auto"/>
+              <w:left w:val="single" w:sz="4" w:space="0" w:color="auto"/>
+              <w:bottom w:val="single" w:sz="4" w:space="0" w:color="auto"/>
+              <w:right w:val="single" w:sz="4" w:space="0" w:color="auto"/>
+            </w:tcBorders>
           </w:tcPr>
           <w:p>
             <w:pPr>
@@ -862,6 +1030,12 @@
         <w:tc>
           <w:tcPr>
             <w:tcW w:w="630" w:type="dxa"/>
+            <w:tcBorders>
+              <w:top w:val="single" w:sz="4" w:space="0" w:color="auto"/>
+              <w:left w:val="single" w:sz="4" w:space="0" w:color="auto"/>
+              <w:bottom w:val="single" w:sz="4" w:space="0" w:color="auto"/>
+              <w:right w:val="single" w:sz="4" w:space="0" w:color="auto"/>
+            </w:tcBorders>
           </w:tcPr>
           <w:p>
             <w:pPr>
@@ -876,6 +1050,12 @@
         <w:tc>
           <w:tcPr>
             <w:tcW w:w="2390" w:type="dxa"/>
+            <w:tcBorders>
+              <w:top w:val="single" w:sz="4" w:space="0" w:color="auto"/>
+              <w:left w:val="single" w:sz="4" w:space="0" w:color="auto"/>
+              <w:bottom w:val="single" w:sz="4" w:space="0" w:color="auto"/>
+              <w:right w:val="single" w:sz="4" w:space="0" w:color="auto"/>
+            </w:tcBorders>
           </w:tcPr>
           <w:p>
             <w:pPr>
@@ -890,6 +1070,12 @@
         <w:tc>
           <w:tcPr>
             <w:tcW w:w="1504" w:type="dxa"/>
+            <w:tcBorders>
+              <w:top w:val="single" w:sz="4" w:space="0" w:color="auto"/>
+              <w:left w:val="single" w:sz="4" w:space="0" w:color="auto"/>
+              <w:bottom w:val="single" w:sz="4" w:space="0" w:color="auto"/>
+              <w:right w:val="single" w:sz="4" w:space="0" w:color="auto"/>
+            </w:tcBorders>
           </w:tcPr>
           <w:p>
             <w:pPr>
@@ -904,12 +1090,18 @@
       </w:tr>
       <w:tr>
         <w:trPr>
-          <w:trHeight w:val="320" w:hRule="atLeast"/>
           <w:cantSplit/>
+          <w:trHeight w:val="58"/>
         </w:trPr>
         <w:tc>
           <w:tcPr>
             <w:tcW w:w="1165" w:type="dxa"/>
+            <w:tcBorders>
+              <w:top w:val="single" w:sz="4" w:space="0" w:color="auto"/>
+              <w:left w:val="single" w:sz="4" w:space="0" w:color="auto"/>
+              <w:bottom w:val="single" w:sz="4" w:space="0" w:color="auto"/>
+              <w:right w:val="single" w:sz="4" w:space="0" w:color="auto"/>
+            </w:tcBorders>
           </w:tcPr>
           <w:p>
             <w:pPr>
@@ -924,6 +1116,12 @@
         <w:tc>
           <w:tcPr>
             <w:tcW w:w="2765" w:type="dxa"/>
+            <w:tcBorders>
+              <w:top w:val="single" w:sz="4" w:space="0" w:color="auto"/>
+              <w:left w:val="single" w:sz="4" w:space="0" w:color="auto"/>
+              <w:bottom w:val="single" w:sz="4" w:space="0" w:color="auto"/>
+              <w:right w:val="single" w:sz="4" w:space="0" w:color="auto"/>
+            </w:tcBorders>
           </w:tcPr>
           <w:p>
             <w:pPr>
@@ -938,6 +1136,12 @@
         <w:tc>
           <w:tcPr>
             <w:tcW w:w="565" w:type="dxa"/>
+            <w:tcBorders>
+              <w:top w:val="single" w:sz="4" w:space="0" w:color="auto"/>
+              <w:left w:val="single" w:sz="4" w:space="0" w:color="auto"/>
+              <w:bottom w:val="single" w:sz="4" w:space="0" w:color="auto"/>
+              <w:right w:val="single" w:sz="4" w:space="0" w:color="auto"/>
+            </w:tcBorders>
           </w:tcPr>
           <w:p>
             <w:pPr>
@@ -953,6 +1157,12 @@
         <w:tc>
           <w:tcPr>
             <w:tcW w:w="630" w:type="dxa"/>
+            <w:tcBorders>
+              <w:top w:val="single" w:sz="4" w:space="0" w:color="auto"/>
+              <w:left w:val="single" w:sz="4" w:space="0" w:color="auto"/>
+              <w:bottom w:val="single" w:sz="4" w:space="0" w:color="auto"/>
+              <w:right w:val="single" w:sz="4" w:space="0" w:color="auto"/>
+            </w:tcBorders>
           </w:tcPr>
           <w:p>
             <w:pPr>
@@ -967,6 +1177,12 @@
         <w:tc>
           <w:tcPr>
             <w:tcW w:w="2390" w:type="dxa"/>
+            <w:tcBorders>
+              <w:top w:val="single" w:sz="4" w:space="0" w:color="auto"/>
+              <w:left w:val="single" w:sz="4" w:space="0" w:color="auto"/>
+              <w:bottom w:val="single" w:sz="4" w:space="0" w:color="auto"/>
+              <w:right w:val="single" w:sz="4" w:space="0" w:color="auto"/>
+            </w:tcBorders>
           </w:tcPr>
           <w:p>
             <w:pPr>
@@ -981,6 +1197,12 @@
         <w:tc>
           <w:tcPr>
             <w:tcW w:w="1504" w:type="dxa"/>
+            <w:tcBorders>
+              <w:top w:val="single" w:sz="4" w:space="0" w:color="auto"/>
+              <w:left w:val="single" w:sz="4" w:space="0" w:color="auto"/>
+              <w:bottom w:val="single" w:sz="4" w:space="0" w:color="auto"/>
+              <w:right w:val="single" w:sz="4" w:space="0" w:color="auto"/>
+            </w:tcBorders>
           </w:tcPr>
           <w:p>
             <w:pPr>
@@ -995,12 +1217,18 @@
       </w:tr>
       <w:tr>
         <w:trPr>
-          <w:trHeight w:val="320" w:hRule="atLeast"/>
           <w:cantSplit/>
+          <w:trHeight w:val="58"/>
         </w:trPr>
         <w:tc>
           <w:tcPr>
             <w:tcW w:w="1165" w:type="dxa"/>
+            <w:tcBorders>
+              <w:top w:val="single" w:sz="4" w:space="0" w:color="auto"/>
+              <w:left w:val="single" w:sz="4" w:space="0" w:color="auto"/>
+              <w:bottom w:val="single" w:sz="4" w:space="0" w:color="auto"/>
+              <w:right w:val="single" w:sz="4" w:space="0" w:color="auto"/>
+            </w:tcBorders>
           </w:tcPr>
           <w:p>
             <w:pPr>
@@ -1015,6 +1243,12 @@
         <w:tc>
           <w:tcPr>
             <w:tcW w:w="2765" w:type="dxa"/>
+            <w:tcBorders>
+              <w:top w:val="single" w:sz="4" w:space="0" w:color="auto"/>
+              <w:left w:val="single" w:sz="4" w:space="0" w:color="auto"/>
+              <w:bottom w:val="single" w:sz="4" w:space="0" w:color="auto"/>
+              <w:right w:val="single" w:sz="4" w:space="0" w:color="auto"/>
+            </w:tcBorders>
           </w:tcPr>
           <w:p>
             <w:pPr>
@@ -1029,6 +1263,12 @@
         <w:tc>
           <w:tcPr>
             <w:tcW w:w="565" w:type="dxa"/>
+            <w:tcBorders>
+              <w:top w:val="single" w:sz="4" w:space="0" w:color="auto"/>
+              <w:left w:val="single" w:sz="4" w:space="0" w:color="auto"/>
+              <w:bottom w:val="single" w:sz="4" w:space="0" w:color="auto"/>
+              <w:right w:val="single" w:sz="4" w:space="0" w:color="auto"/>
+            </w:tcBorders>
           </w:tcPr>
           <w:p>
             <w:pPr>
@@ -1044,6 +1284,12 @@
         <w:tc>
           <w:tcPr>
             <w:tcW w:w="630" w:type="dxa"/>
+            <w:tcBorders>
+              <w:top w:val="single" w:sz="4" w:space="0" w:color="auto"/>
+              <w:left w:val="single" w:sz="4" w:space="0" w:color="auto"/>
+              <w:bottom w:val="single" w:sz="4" w:space="0" w:color="auto"/>
+              <w:right w:val="single" w:sz="4" w:space="0" w:color="auto"/>
+            </w:tcBorders>
           </w:tcPr>
           <w:p>
             <w:pPr>
@@ -1058,6 +1304,12 @@
         <w:tc>
           <w:tcPr>
             <w:tcW w:w="2390" w:type="dxa"/>
+            <w:tcBorders>
+              <w:top w:val="single" w:sz="4" w:space="0" w:color="auto"/>
+              <w:left w:val="single" w:sz="4" w:space="0" w:color="auto"/>
+              <w:bottom w:val="single" w:sz="4" w:space="0" w:color="auto"/>
+              <w:right w:val="single" w:sz="4" w:space="0" w:color="auto"/>
+            </w:tcBorders>
           </w:tcPr>
           <w:p>
             <w:pPr>
@@ -1072,6 +1324,12 @@
         <w:tc>
           <w:tcPr>
             <w:tcW w:w="1504" w:type="dxa"/>
+            <w:tcBorders>
+              <w:top w:val="single" w:sz="4" w:space="0" w:color="auto"/>
+              <w:left w:val="single" w:sz="4" w:space="0" w:color="auto"/>
+              <w:bottom w:val="single" w:sz="4" w:space="0" w:color="auto"/>
+              <w:right w:val="single" w:sz="4" w:space="0" w:color="auto"/>
+            </w:tcBorders>
           </w:tcPr>
           <w:p>
             <w:pPr>
@@ -1086,12 +1344,18 @@
       </w:tr>
       <w:tr>
         <w:trPr>
-          <w:trHeight w:val="320" w:hRule="atLeast"/>
           <w:cantSplit/>
+          <w:trHeight w:val="58"/>
         </w:trPr>
         <w:tc>
           <w:tcPr>
             <w:tcW w:w="1165" w:type="dxa"/>
+            <w:tcBorders>
+              <w:top w:val="single" w:sz="4" w:space="0" w:color="auto"/>
+              <w:left w:val="single" w:sz="4" w:space="0" w:color="auto"/>
+              <w:bottom w:val="single" w:sz="4" w:space="0" w:color="auto"/>
+              <w:right w:val="single" w:sz="4" w:space="0" w:color="auto"/>
+            </w:tcBorders>
           </w:tcPr>
           <w:p>
             <w:pPr>
@@ -1106,6 +1370,12 @@
         <w:tc>
           <w:tcPr>
             <w:tcW w:w="2765" w:type="dxa"/>
+            <w:tcBorders>
+              <w:top w:val="single" w:sz="4" w:space="0" w:color="auto"/>
+              <w:left w:val="single" w:sz="4" w:space="0" w:color="auto"/>
+              <w:bottom w:val="single" w:sz="4" w:space="0" w:color="auto"/>
+              <w:right w:val="single" w:sz="4" w:space="0" w:color="auto"/>
+            </w:tcBorders>
           </w:tcPr>
           <w:p>
             <w:pPr>
@@ -1120,6 +1390,12 @@
         <w:tc>
           <w:tcPr>
             <w:tcW w:w="565" w:type="dxa"/>
+            <w:tcBorders>
+              <w:top w:val="single" w:sz="4" w:space="0" w:color="auto"/>
+              <w:left w:val="single" w:sz="4" w:space="0" w:color="auto"/>
+              <w:bottom w:val="single" w:sz="4" w:space="0" w:color="auto"/>
+              <w:right w:val="single" w:sz="4" w:space="0" w:color="auto"/>
+            </w:tcBorders>
           </w:tcPr>
           <w:p>
             <w:pPr>
@@ -1135,6 +1411,12 @@
         <w:tc>
           <w:tcPr>
             <w:tcW w:w="630" w:type="dxa"/>
+            <w:tcBorders>
+              <w:top w:val="single" w:sz="4" w:space="0" w:color="auto"/>
+              <w:left w:val="single" w:sz="4" w:space="0" w:color="auto"/>
+              <w:bottom w:val="single" w:sz="4" w:space="0" w:color="auto"/>
+              <w:right w:val="single" w:sz="4" w:space="0" w:color="auto"/>
+            </w:tcBorders>
           </w:tcPr>
           <w:p>
             <w:pPr>
@@ -1149,6 +1431,12 @@
         <w:tc>
           <w:tcPr>
             <w:tcW w:w="2390" w:type="dxa"/>
+            <w:tcBorders>
+              <w:top w:val="single" w:sz="4" w:space="0" w:color="auto"/>
+              <w:left w:val="single" w:sz="4" w:space="0" w:color="auto"/>
+              <w:bottom w:val="single" w:sz="4" w:space="0" w:color="auto"/>
+              <w:right w:val="single" w:sz="4" w:space="0" w:color="auto"/>
+            </w:tcBorders>
           </w:tcPr>
           <w:p>
             <w:pPr>
@@ -1163,6 +1451,12 @@
         <w:tc>
           <w:tcPr>
             <w:tcW w:w="1504" w:type="dxa"/>
+            <w:tcBorders>
+              <w:top w:val="single" w:sz="4" w:space="0" w:color="auto"/>
+              <w:left w:val="single" w:sz="4" w:space="0" w:color="auto"/>
+              <w:bottom w:val="single" w:sz="4" w:space="0" w:color="auto"/>
+              <w:right w:val="single" w:sz="4" w:space="0" w:color="auto"/>
+            </w:tcBorders>
           </w:tcPr>
           <w:p>
             <w:pPr>
@@ -1177,12 +1471,18 @@
       </w:tr>
       <w:tr>
         <w:trPr>
-          <w:trHeight w:val="320" w:hRule="atLeast"/>
           <w:cantSplit/>
+          <w:trHeight w:val="58"/>
         </w:trPr>
         <w:tc>
           <w:tcPr>
             <w:tcW w:w="1165" w:type="dxa"/>
+            <w:tcBorders>
+              <w:top w:val="single" w:sz="4" w:space="0" w:color="auto"/>
+              <w:left w:val="single" w:sz="4" w:space="0" w:color="auto"/>
+              <w:bottom w:val="single" w:sz="4" w:space="0" w:color="auto"/>
+              <w:right w:val="single" w:sz="4" w:space="0" w:color="auto"/>
+            </w:tcBorders>
           </w:tcPr>
           <w:p>
             <w:pPr>
@@ -1197,6 +1497,12 @@
         <w:tc>
           <w:tcPr>
             <w:tcW w:w="2765" w:type="dxa"/>
+            <w:tcBorders>
+              <w:top w:val="single" w:sz="4" w:space="0" w:color="auto"/>
+              <w:left w:val="single" w:sz="4" w:space="0" w:color="auto"/>
+              <w:bottom w:val="single" w:sz="4" w:space="0" w:color="auto"/>
+              <w:right w:val="single" w:sz="4" w:space="0" w:color="auto"/>
+            </w:tcBorders>
           </w:tcPr>
           <w:p>
             <w:pPr>
@@ -1211,6 +1517,12 @@
         <w:tc>
           <w:tcPr>
             <w:tcW w:w="565" w:type="dxa"/>
+            <w:tcBorders>
+              <w:top w:val="single" w:sz="4" w:space="0" w:color="auto"/>
+              <w:left w:val="single" w:sz="4" w:space="0" w:color="auto"/>
+              <w:bottom w:val="single" w:sz="4" w:space="0" w:color="auto"/>
+              <w:right w:val="single" w:sz="4" w:space="0" w:color="auto"/>
+            </w:tcBorders>
           </w:tcPr>
           <w:p>
             <w:pPr>
@@ -1226,6 +1538,12 @@
         <w:tc>
           <w:tcPr>
             <w:tcW w:w="630" w:type="dxa"/>
+            <w:tcBorders>
+              <w:top w:val="single" w:sz="4" w:space="0" w:color="auto"/>
+              <w:left w:val="single" w:sz="4" w:space="0" w:color="auto"/>
+              <w:bottom w:val="single" w:sz="4" w:space="0" w:color="auto"/>
+              <w:right w:val="single" w:sz="4" w:space="0" w:color="auto"/>
+            </w:tcBorders>
           </w:tcPr>
           <w:p>
             <w:pPr>
@@ -1240,6 +1558,12 @@
         <w:tc>
           <w:tcPr>
             <w:tcW w:w="2390" w:type="dxa"/>
+            <w:tcBorders>
+              <w:top w:val="single" w:sz="4" w:space="0" w:color="auto"/>
+              <w:left w:val="single" w:sz="4" w:space="0" w:color="auto"/>
+              <w:bottom w:val="single" w:sz="4" w:space="0" w:color="auto"/>
+              <w:right w:val="single" w:sz="4" w:space="0" w:color="auto"/>
+            </w:tcBorders>
           </w:tcPr>
           <w:p>
             <w:pPr>
@@ -1254,6 +1578,12 @@
         <w:tc>
           <w:tcPr>
             <w:tcW w:w="1504" w:type="dxa"/>
+            <w:tcBorders>
+              <w:top w:val="single" w:sz="4" w:space="0" w:color="auto"/>
+              <w:left w:val="single" w:sz="4" w:space="0" w:color="auto"/>
+              <w:bottom w:val="single" w:sz="4" w:space="0" w:color="auto"/>
+              <w:right w:val="single" w:sz="4" w:space="0" w:color="auto"/>
+            </w:tcBorders>
           </w:tcPr>
           <w:p>
             <w:pPr>
@@ -1268,12 +1598,18 @@
       </w:tr>
       <w:tr>
         <w:trPr>
-          <w:trHeight w:val="320" w:hRule="atLeast"/>
           <w:cantSplit/>
+          <w:trHeight w:val="58"/>
         </w:trPr>
         <w:tc>
           <w:tcPr>
             <w:tcW w:w="1165" w:type="dxa"/>
+            <w:tcBorders>
+              <w:top w:val="single" w:sz="4" w:space="0" w:color="auto"/>
+              <w:left w:val="single" w:sz="4" w:space="0" w:color="auto"/>
+              <w:bottom w:val="single" w:sz="4" w:space="0" w:color="auto"/>
+              <w:right w:val="single" w:sz="4" w:space="0" w:color="auto"/>
+            </w:tcBorders>
           </w:tcPr>
           <w:p>
             <w:pPr>
@@ -1288,6 +1624,12 @@
         <w:tc>
           <w:tcPr>
             <w:tcW w:w="2765" w:type="dxa"/>
+            <w:tcBorders>
+              <w:top w:val="single" w:sz="4" w:space="0" w:color="auto"/>
+              <w:left w:val="single" w:sz="4" w:space="0" w:color="auto"/>
+              <w:bottom w:val="single" w:sz="4" w:space="0" w:color="auto"/>
+              <w:right w:val="single" w:sz="4" w:space="0" w:color="auto"/>
+            </w:tcBorders>
           </w:tcPr>
           <w:p>
             <w:pPr>
@@ -1302,6 +1644,12 @@
         <w:tc>
           <w:tcPr>
             <w:tcW w:w="565" w:type="dxa"/>
+            <w:tcBorders>
+              <w:top w:val="single" w:sz="4" w:space="0" w:color="auto"/>
+              <w:left w:val="single" w:sz="4" w:space="0" w:color="auto"/>
+              <w:bottom w:val="single" w:sz="4" w:space="0" w:color="auto"/>
+              <w:right w:val="single" w:sz="4" w:space="0" w:color="auto"/>
+            </w:tcBorders>
           </w:tcPr>
           <w:p>
             <w:pPr>
@@ -1317,6 +1665,12 @@
         <w:tc>
           <w:tcPr>
             <w:tcW w:w="630" w:type="dxa"/>
+            <w:tcBorders>
+              <w:top w:val="single" w:sz="4" w:space="0" w:color="auto"/>
+              <w:left w:val="single" w:sz="4" w:space="0" w:color="auto"/>
+              <w:bottom w:val="single" w:sz="4" w:space="0" w:color="auto"/>
+              <w:right w:val="single" w:sz="4" w:space="0" w:color="auto"/>
+            </w:tcBorders>
           </w:tcPr>
           <w:p>
             <w:pPr>
@@ -1331,6 +1685,12 @@
         <w:tc>
           <w:tcPr>
             <w:tcW w:w="2390" w:type="dxa"/>
+            <w:tcBorders>
+              <w:top w:val="single" w:sz="4" w:space="0" w:color="auto"/>
+              <w:left w:val="single" w:sz="4" w:space="0" w:color="auto"/>
+              <w:bottom w:val="single" w:sz="4" w:space="0" w:color="auto"/>
+              <w:right w:val="single" w:sz="4" w:space="0" w:color="auto"/>
+            </w:tcBorders>
           </w:tcPr>
           <w:p>
             <w:pPr>
@@ -1345,6 +1705,12 @@
         <w:tc>
           <w:tcPr>
             <w:tcW w:w="1504" w:type="dxa"/>
+            <w:tcBorders>
+              <w:top w:val="single" w:sz="4" w:space="0" w:color="auto"/>
+              <w:left w:val="single" w:sz="4" w:space="0" w:color="auto"/>
+              <w:bottom w:val="single" w:sz="4" w:space="0" w:color="auto"/>
+              <w:right w:val="single" w:sz="4" w:space="0" w:color="auto"/>
+            </w:tcBorders>
           </w:tcPr>
           <w:p>
             <w:pPr>
@@ -1359,12 +1725,18 @@
       </w:tr>
       <w:tr>
         <w:trPr>
-          <w:trHeight w:val="320" w:hRule="atLeast"/>
           <w:cantSplit/>
+          <w:trHeight w:val="58"/>
         </w:trPr>
         <w:tc>
           <w:tcPr>
             <w:tcW w:w="1165" w:type="dxa"/>
+            <w:tcBorders>
+              <w:top w:val="single" w:sz="4" w:space="0" w:color="auto"/>
+              <w:left w:val="single" w:sz="4" w:space="0" w:color="auto"/>
+              <w:bottom w:val="single" w:sz="4" w:space="0" w:color="auto"/>
+              <w:right w:val="single" w:sz="4" w:space="0" w:color="auto"/>
+            </w:tcBorders>
           </w:tcPr>
           <w:p>
             <w:pPr>
@@ -1379,6 +1751,12 @@
         <w:tc>
           <w:tcPr>
             <w:tcW w:w="2765" w:type="dxa"/>
+            <w:tcBorders>
+              <w:top w:val="single" w:sz="4" w:space="0" w:color="auto"/>
+              <w:left w:val="single" w:sz="4" w:space="0" w:color="auto"/>
+              <w:bottom w:val="single" w:sz="4" w:space="0" w:color="auto"/>
+              <w:right w:val="single" w:sz="4" w:space="0" w:color="auto"/>
+            </w:tcBorders>
           </w:tcPr>
           <w:p>
             <w:pPr>
@@ -1393,6 +1771,12 @@
         <w:tc>
           <w:tcPr>
             <w:tcW w:w="565" w:type="dxa"/>
+            <w:tcBorders>
+              <w:top w:val="single" w:sz="4" w:space="0" w:color="auto"/>
+              <w:left w:val="single" w:sz="4" w:space="0" w:color="auto"/>
+              <w:bottom w:val="single" w:sz="4" w:space="0" w:color="auto"/>
+              <w:right w:val="single" w:sz="4" w:space="0" w:color="auto"/>
+            </w:tcBorders>
           </w:tcPr>
           <w:p>
             <w:pPr>
@@ -1408,6 +1792,12 @@
         <w:tc>
           <w:tcPr>
             <w:tcW w:w="630" w:type="dxa"/>
+            <w:tcBorders>
+              <w:top w:val="single" w:sz="4" w:space="0" w:color="auto"/>
+              <w:left w:val="single" w:sz="4" w:space="0" w:color="auto"/>
+              <w:bottom w:val="single" w:sz="4" w:space="0" w:color="auto"/>
+              <w:right w:val="single" w:sz="4" w:space="0" w:color="auto"/>
+            </w:tcBorders>
           </w:tcPr>
           <w:p>
             <w:pPr>
@@ -1422,6 +1812,12 @@
         <w:tc>
           <w:tcPr>
             <w:tcW w:w="2390" w:type="dxa"/>
+            <w:tcBorders>
+              <w:top w:val="single" w:sz="4" w:space="0" w:color="auto"/>
+              <w:left w:val="single" w:sz="4" w:space="0" w:color="auto"/>
+              <w:bottom w:val="single" w:sz="4" w:space="0" w:color="auto"/>
+              <w:right w:val="single" w:sz="4" w:space="0" w:color="auto"/>
+            </w:tcBorders>
           </w:tcPr>
           <w:p>
             <w:pPr>
@@ -1436,6 +1832,12 @@
         <w:tc>
           <w:tcPr>
             <w:tcW w:w="1504" w:type="dxa"/>
+            <w:tcBorders>
+              <w:top w:val="single" w:sz="4" w:space="0" w:color="auto"/>
+              <w:left w:val="single" w:sz="4" w:space="0" w:color="auto"/>
+              <w:bottom w:val="single" w:sz="4" w:space="0" w:color="auto"/>
+              <w:right w:val="single" w:sz="4" w:space="0" w:color="auto"/>
+            </w:tcBorders>
           </w:tcPr>
           <w:p>
             <w:pPr>
@@ -1450,12 +1852,18 @@
       </w:tr>
       <w:tr>
         <w:trPr>
-          <w:trHeight w:val="320" w:hRule="atLeast"/>
           <w:cantSplit/>
+          <w:trHeight w:val="58"/>
         </w:trPr>
         <w:tc>
           <w:tcPr>
             <w:tcW w:w="1165" w:type="dxa"/>
+            <w:tcBorders>
+              <w:top w:val="single" w:sz="4" w:space="0" w:color="auto"/>
+              <w:left w:val="single" w:sz="4" w:space="0" w:color="auto"/>
+              <w:bottom w:val="single" w:sz="4" w:space="0" w:color="auto"/>
+              <w:right w:val="single" w:sz="4" w:space="0" w:color="auto"/>
+            </w:tcBorders>
           </w:tcPr>
           <w:p>
             <w:pPr>
@@ -1469,6 +1877,13 @@
         <w:tc>
           <w:tcPr>
             <w:tcW w:w="2765" w:type="dxa"/>
+            <w:tcBorders>
+              <w:top w:val="single" w:sz="4" w:space="0" w:color="auto"/>
+              <w:left w:val="single" w:sz="4" w:space="0" w:color="auto"/>
+              <w:bottom w:val="single" w:sz="4" w:space="0" w:color="auto"/>
+              <w:right w:val="single" w:sz="4" w:space="0" w:color="auto"/>
+            </w:tcBorders>
+            <w:hideMark/>
           </w:tcPr>
           <w:p>
             <w:pPr>
@@ -1492,6 +1907,12 @@
         <w:tc>
           <w:tcPr>
             <w:tcW w:w="565" w:type="dxa"/>
+            <w:tcBorders>
+              <w:top w:val="single" w:sz="4" w:space="0" w:color="auto"/>
+              <w:left w:val="single" w:sz="4" w:space="0" w:color="auto"/>
+              <w:bottom w:val="single" w:sz="4" w:space="0" w:color="auto"/>
+              <w:right w:val="single" w:sz="4" w:space="0" w:color="auto"/>
+            </w:tcBorders>
           </w:tcPr>
           <w:p>
             <w:pPr>
@@ -1507,6 +1928,12 @@
         <w:tc>
           <w:tcPr>
             <w:tcW w:w="630" w:type="dxa"/>
+            <w:tcBorders>
+              <w:top w:val="single" w:sz="4" w:space="0" w:color="auto"/>
+              <w:left w:val="single" w:sz="4" w:space="0" w:color="auto"/>
+              <w:bottom w:val="single" w:sz="4" w:space="0" w:color="auto"/>
+              <w:right w:val="single" w:sz="4" w:space="0" w:color="auto"/>
+            </w:tcBorders>
           </w:tcPr>
           <w:p>
             <w:pPr>
@@ -1520,6 +1947,12 @@
         <w:tc>
           <w:tcPr>
             <w:tcW w:w="2390" w:type="dxa"/>
+            <w:tcBorders>
+              <w:top w:val="single" w:sz="4" w:space="0" w:color="auto"/>
+              <w:left w:val="single" w:sz="4" w:space="0" w:color="auto"/>
+              <w:bottom w:val="single" w:sz="4" w:space="0" w:color="auto"/>
+              <w:right w:val="single" w:sz="4" w:space="0" w:color="auto"/>
+            </w:tcBorders>
           </w:tcPr>
           <w:p>
             <w:pPr>
@@ -1533,6 +1966,12 @@
         <w:tc>
           <w:tcPr>
             <w:tcW w:w="1504" w:type="dxa"/>
+            <w:tcBorders>
+              <w:top w:val="single" w:sz="4" w:space="0" w:color="auto"/>
+              <w:left w:val="single" w:sz="4" w:space="0" w:color="auto"/>
+              <w:bottom w:val="single" w:sz="4" w:space="0" w:color="auto"/>
+              <w:right w:val="single" w:sz="4" w:space="0" w:color="auto"/>
+            </w:tcBorders>
           </w:tcPr>
           <w:p>
             <w:pPr>
@@ -1556,26 +1995,23 @@
       </w:pPr>
       <w:r>
         <w:rPr>
-          <w:b/>
           <w:noProof/>
-          <w:sz w:val="16"/>
-          <w:lang w:eastAsia="en-PH"/>
         </w:rPr>
         <mc:AlternateContent>
           <mc:Choice Requires="wps">
             <w:drawing>
-              <wp:anchor distT="0" distB="0" distL="114300" distR="114300" simplePos="0" relativeHeight="251663360" behindDoc="0" locked="0" layoutInCell="1" allowOverlap="1" wp14:anchorId="50EABD63" wp14:editId="5870623E">
+              <wp:anchor distT="0" distB="0" distL="114300" distR="114300" simplePos="0" relativeHeight="251664384" behindDoc="0" locked="0" layoutInCell="1" allowOverlap="1" wp14:anchorId="3F2F0B88" wp14:editId="6F00BF2F">
                 <wp:simplePos x="0" y="0"/>
                 <wp:positionH relativeFrom="column">
                   <wp:posOffset>8255</wp:posOffset>
                 </wp:positionH>
                 <wp:positionV relativeFrom="paragraph">
-                  <wp:posOffset>133655</wp:posOffset>
+                  <wp:posOffset>133350</wp:posOffset>
                 </wp:positionV>
-                <wp:extent cx="5726628" cy="0"/>
-                <wp:effectExtent l="0" t="0" r="26670" b="19050"/>
+                <wp:extent cx="5726430" cy="0"/>
+                <wp:effectExtent l="0" t="0" r="0" b="0"/>
                 <wp:wrapNone/>
-                <wp:docPr id="9" name="Straight Connector 9"/>
+                <wp:docPr id="18" name="Straight Connector 18"/>
                 <wp:cNvGraphicFramePr/>
                 <a:graphic xmlns:a="http://schemas.openxmlformats.org/drawingml/2006/main">
                   <a:graphicData uri="http://schemas.microsoft.com/office/word/2010/wordprocessingShape">
@@ -1584,7 +2020,7 @@
                       <wps:spPr>
                         <a:xfrm>
                           <a:off x="0" y="0"/>
-                          <a:ext cx="5726628" cy="0"/>
+                          <a:ext cx="5726430" cy="0"/>
                         </a:xfrm>
                         <a:prstGeom prst="line">
                           <a:avLst/>
@@ -1612,12 +2048,15 @@
                 <wp14:sizeRelH relativeFrom="margin">
                   <wp14:pctWidth>0</wp14:pctWidth>
                 </wp14:sizeRelH>
+                <wp14:sizeRelV relativeFrom="page">
+                  <wp14:pctHeight>0</wp14:pctHeight>
+                </wp14:sizeRelV>
               </wp:anchor>
             </w:drawing>
           </mc:Choice>
           <mc:Fallback>
             <w:pict>
-              <v:line w14:anchorId="4D13A349" id="Straight Connector 9" o:spid="_x0000_s1026" style="position:absolute;z-index:251663360;visibility:visible;mso-wrap-style:square;mso-width-percent:0;mso-wrap-distance-left:9pt;mso-wrap-distance-top:0;mso-wrap-distance-right:9pt;mso-wrap-distance-bottom:0;mso-position-horizontal:absolute;mso-position-horizontal-relative:text;mso-position-vertical:absolute;mso-position-vertical-relative:text;mso-width-percent:0;mso-width-relative:margin" from=".65pt,10.5pt" to="451.55pt,10.5pt" o:gfxdata="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" strokecolor="black [3200]">
+              <v:line w14:anchorId="7439A2DC" id="Straight Connector 18" o:spid="_x0000_s1026" style="position:absolute;z-index:251664384;visibility:visible;mso-wrap-style:square;mso-width-percent:0;mso-height-percent:0;mso-wrap-distance-left:9pt;mso-wrap-distance-top:0;mso-wrap-distance-right:9pt;mso-wrap-distance-bottom:0;mso-position-horizontal:absolute;mso-position-horizontal-relative:text;mso-position-vertical:absolute;mso-position-vertical-relative:text;mso-width-percent:0;mso-height-percent:0;mso-width-relative:margin;mso-height-relative:page" from=".65pt,10.5pt" to="451.55pt,10.5pt" o:gfxdata="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" strokecolor="black [3200]">
                 <v:stroke joinstyle="miter"/>
               </v:line>
             </w:pict>
@@ -1642,12 +2081,19 @@
       </w:tblGrid>
       <w:tr>
         <w:trPr>
-          <w:trHeight w:val="320" w:hRule="atLeast"/>
           <w:cantSplit/>
+          <w:trHeight w:val="58"/>
         </w:trPr>
         <w:tc>
           <w:tcPr>
             <w:tcW w:w="1165" w:type="dxa"/>
+            <w:tcBorders>
+              <w:top w:val="single" w:sz="4" w:space="0" w:color="auto"/>
+              <w:left w:val="single" w:sz="4" w:space="0" w:color="auto"/>
+              <w:bottom w:val="single" w:sz="4" w:space="0" w:color="auto"/>
+              <w:right w:val="single" w:sz="4" w:space="0" w:color="auto"/>
+            </w:tcBorders>
+            <w:hideMark/>
           </w:tcPr>
           <w:p>
             <w:pPr>
@@ -1665,21 +2111,20 @@
                 <w:sz w:val="16"/>
                 <w:szCs w:val="16"/>
               </w:rPr>
-              <w:t xml:space="preserve">Subject </w:t>
+              <w:t xml:space="preserve">Subject Code </w:t>
             </w:r>
-            <w:r>
-              <w:rPr>
-                <w:b/>
-                <w:sz w:val="16"/>
-                <w:szCs w:val="16"/>
-              </w:rPr>
-              <w:t xml:space="preserve">Code </w:t>
-            </w:r>
           </w:p>
         </w:tc>
         <w:tc>
           <w:tcPr>
             <w:tcW w:w="2765" w:type="dxa"/>
+            <w:tcBorders>
+              <w:top w:val="single" w:sz="4" w:space="0" w:color="auto"/>
+              <w:left w:val="single" w:sz="4" w:space="0" w:color="auto"/>
+              <w:bottom w:val="single" w:sz="4" w:space="0" w:color="auto"/>
+              <w:right w:val="single" w:sz="4" w:space="0" w:color="auto"/>
+            </w:tcBorders>
+            <w:hideMark/>
           </w:tcPr>
           <w:p>
             <w:pPr>
@@ -1704,6 +2149,13 @@
         <w:tc>
           <w:tcPr>
             <w:tcW w:w="565" w:type="dxa"/>
+            <w:tcBorders>
+              <w:top w:val="single" w:sz="4" w:space="0" w:color="auto"/>
+              <w:left w:val="single" w:sz="4" w:space="0" w:color="auto"/>
+              <w:bottom w:val="single" w:sz="4" w:space="0" w:color="auto"/>
+              <w:right w:val="single" w:sz="4" w:space="0" w:color="auto"/>
+            </w:tcBorders>
+            <w:hideMark/>
           </w:tcPr>
           <w:p>
             <w:pPr>
@@ -1728,6 +2180,13 @@
         <w:tc>
           <w:tcPr>
             <w:tcW w:w="630" w:type="dxa"/>
+            <w:tcBorders>
+              <w:top w:val="single" w:sz="4" w:space="0" w:color="auto"/>
+              <w:left w:val="single" w:sz="4" w:space="0" w:color="auto"/>
+              <w:bottom w:val="single" w:sz="4" w:space="0" w:color="auto"/>
+              <w:right w:val="single" w:sz="4" w:space="0" w:color="auto"/>
+            </w:tcBorders>
+            <w:hideMark/>
           </w:tcPr>
           <w:p>
             <w:pPr>
@@ -1752,6 +2211,13 @@
         <w:tc>
           <w:tcPr>
             <w:tcW w:w="2390" w:type="dxa"/>
+            <w:tcBorders>
+              <w:top w:val="single" w:sz="4" w:space="0" w:color="auto"/>
+              <w:left w:val="single" w:sz="4" w:space="0" w:color="auto"/>
+              <w:bottom w:val="single" w:sz="4" w:space="0" w:color="auto"/>
+              <w:right w:val="single" w:sz="4" w:space="0" w:color="auto"/>
+            </w:tcBorders>
+            <w:hideMark/>
           </w:tcPr>
           <w:p>
             <w:pPr>
@@ -1776,6 +2242,13 @@
         <w:tc>
           <w:tcPr>
             <w:tcW w:w="1504" w:type="dxa"/>
+            <w:tcBorders>
+              <w:top w:val="single" w:sz="4" w:space="0" w:color="auto"/>
+              <w:left w:val="single" w:sz="4" w:space="0" w:color="auto"/>
+              <w:bottom w:val="single" w:sz="4" w:space="0" w:color="auto"/>
+              <w:right w:val="single" w:sz="4" w:space="0" w:color="auto"/>
+            </w:tcBorders>
+            <w:hideMark/>
           </w:tcPr>
           <w:p>
             <w:pPr>
@@ -1800,12 +2273,18 @@
       </w:tr>
       <w:tr>
         <w:trPr>
-          <w:trHeight w:val="320" w:hRule="atLeast"/>
           <w:cantSplit/>
+          <w:trHeight w:val="58"/>
         </w:trPr>
         <w:tc>
           <w:tcPr>
             <w:tcW w:w="1165" w:type="dxa"/>
+            <w:tcBorders>
+              <w:top w:val="single" w:sz="4" w:space="0" w:color="auto"/>
+              <w:left w:val="single" w:sz="4" w:space="0" w:color="auto"/>
+              <w:bottom w:val="single" w:sz="4" w:space="0" w:color="auto"/>
+              <w:right w:val="single" w:sz="4" w:space="0" w:color="auto"/>
+            </w:tcBorders>
           </w:tcPr>
           <w:p>
             <w:pPr>
@@ -1820,6 +2299,12 @@
         <w:tc>
           <w:tcPr>
             <w:tcW w:w="2765" w:type="dxa"/>
+            <w:tcBorders>
+              <w:top w:val="single" w:sz="4" w:space="0" w:color="auto"/>
+              <w:left w:val="single" w:sz="4" w:space="0" w:color="auto"/>
+              <w:bottom w:val="single" w:sz="4" w:space="0" w:color="auto"/>
+              <w:right w:val="single" w:sz="4" w:space="0" w:color="auto"/>
+            </w:tcBorders>
           </w:tcPr>
           <w:p>
             <w:pPr>
@@ -1834,6 +2319,12 @@
         <w:tc>
           <w:tcPr>
             <w:tcW w:w="565" w:type="dxa"/>
+            <w:tcBorders>
+              <w:top w:val="single" w:sz="4" w:space="0" w:color="auto"/>
+              <w:left w:val="single" w:sz="4" w:space="0" w:color="auto"/>
+              <w:bottom w:val="single" w:sz="4" w:space="0" w:color="auto"/>
+              <w:right w:val="single" w:sz="4" w:space="0" w:color="auto"/>
+            </w:tcBorders>
           </w:tcPr>
           <w:p>
             <w:pPr>
@@ -1849,6 +2340,12 @@
         <w:tc>
           <w:tcPr>
             <w:tcW w:w="630" w:type="dxa"/>
+            <w:tcBorders>
+              <w:top w:val="single" w:sz="4" w:space="0" w:color="auto"/>
+              <w:left w:val="single" w:sz="4" w:space="0" w:color="auto"/>
+              <w:bottom w:val="single" w:sz="4" w:space="0" w:color="auto"/>
+              <w:right w:val="single" w:sz="4" w:space="0" w:color="auto"/>
+            </w:tcBorders>
             <w:vAlign w:val="bottom"/>
           </w:tcPr>
           <w:p>
@@ -1864,6 +2361,12 @@
         <w:tc>
           <w:tcPr>
             <w:tcW w:w="2390" w:type="dxa"/>
+            <w:tcBorders>
+              <w:top w:val="single" w:sz="4" w:space="0" w:color="auto"/>
+              <w:left w:val="single" w:sz="4" w:space="0" w:color="auto"/>
+              <w:bottom w:val="single" w:sz="4" w:space="0" w:color="auto"/>
+              <w:right w:val="single" w:sz="4" w:space="0" w:color="auto"/>
+            </w:tcBorders>
           </w:tcPr>
           <w:p>
             <w:pPr>
@@ -1878,6 +2381,12 @@
         <w:tc>
           <w:tcPr>
             <w:tcW w:w="1504" w:type="dxa"/>
+            <w:tcBorders>
+              <w:top w:val="single" w:sz="4" w:space="0" w:color="auto"/>
+              <w:left w:val="single" w:sz="4" w:space="0" w:color="auto"/>
+              <w:bottom w:val="single" w:sz="4" w:space="0" w:color="auto"/>
+              <w:right w:val="single" w:sz="4" w:space="0" w:color="auto"/>
+            </w:tcBorders>
           </w:tcPr>
           <w:p>
             <w:pPr>
@@ -1892,12 +2401,18 @@
       </w:tr>
       <w:tr>
         <w:trPr>
-          <w:trHeight w:val="320" w:hRule="atLeast"/>
           <w:cantSplit/>
+          <w:trHeight w:val="58"/>
         </w:trPr>
         <w:tc>
           <w:tcPr>
             <w:tcW w:w="1165" w:type="dxa"/>
+            <w:tcBorders>
+              <w:top w:val="single" w:sz="4" w:space="0" w:color="auto"/>
+              <w:left w:val="single" w:sz="4" w:space="0" w:color="auto"/>
+              <w:bottom w:val="single" w:sz="4" w:space="0" w:color="auto"/>
+              <w:right w:val="single" w:sz="4" w:space="0" w:color="auto"/>
+            </w:tcBorders>
           </w:tcPr>
           <w:p>
             <w:pPr>
@@ -1912,6 +2427,12 @@
         <w:tc>
           <w:tcPr>
             <w:tcW w:w="2765" w:type="dxa"/>
+            <w:tcBorders>
+              <w:top w:val="single" w:sz="4" w:space="0" w:color="auto"/>
+              <w:left w:val="single" w:sz="4" w:space="0" w:color="auto"/>
+              <w:bottom w:val="single" w:sz="4" w:space="0" w:color="auto"/>
+              <w:right w:val="single" w:sz="4" w:space="0" w:color="auto"/>
+            </w:tcBorders>
           </w:tcPr>
           <w:p>
             <w:pPr>
@@ -1926,6 +2447,12 @@
         <w:tc>
           <w:tcPr>
             <w:tcW w:w="565" w:type="dxa"/>
+            <w:tcBorders>
+              <w:top w:val="single" w:sz="4" w:space="0" w:color="auto"/>
+              <w:left w:val="single" w:sz="4" w:space="0" w:color="auto"/>
+              <w:bottom w:val="single" w:sz="4" w:space="0" w:color="auto"/>
+              <w:right w:val="single" w:sz="4" w:space="0" w:color="auto"/>
+            </w:tcBorders>
           </w:tcPr>
           <w:p>
             <w:pPr>
@@ -1941,6 +2468,12 @@
         <w:tc>
           <w:tcPr>
             <w:tcW w:w="630" w:type="dxa"/>
+            <w:tcBorders>
+              <w:top w:val="single" w:sz="4" w:space="0" w:color="auto"/>
+              <w:left w:val="single" w:sz="4" w:space="0" w:color="auto"/>
+              <w:bottom w:val="single" w:sz="4" w:space="0" w:color="auto"/>
+              <w:right w:val="single" w:sz="4" w:space="0" w:color="auto"/>
+            </w:tcBorders>
             <w:vAlign w:val="bottom"/>
           </w:tcPr>
           <w:p>
@@ -1956,6 +2489,12 @@
         <w:tc>
           <w:tcPr>
             <w:tcW w:w="2390" w:type="dxa"/>
+            <w:tcBorders>
+              <w:top w:val="single" w:sz="4" w:space="0" w:color="auto"/>
+              <w:left w:val="single" w:sz="4" w:space="0" w:color="auto"/>
+              <w:bottom w:val="single" w:sz="4" w:space="0" w:color="auto"/>
+              <w:right w:val="single" w:sz="4" w:space="0" w:color="auto"/>
+            </w:tcBorders>
           </w:tcPr>
           <w:p>
             <w:pPr>
@@ -1970,6 +2509,12 @@
         <w:tc>
           <w:tcPr>
             <w:tcW w:w="1504" w:type="dxa"/>
+            <w:tcBorders>
+              <w:top w:val="single" w:sz="4" w:space="0" w:color="auto"/>
+              <w:left w:val="single" w:sz="4" w:space="0" w:color="auto"/>
+              <w:bottom w:val="single" w:sz="4" w:space="0" w:color="auto"/>
+              <w:right w:val="single" w:sz="4" w:space="0" w:color="auto"/>
+            </w:tcBorders>
           </w:tcPr>
           <w:p>
             <w:pPr>
@@ -1984,12 +2529,18 @@
       </w:tr>
       <w:tr>
         <w:trPr>
-          <w:trHeight w:val="320" w:hRule="atLeast"/>
           <w:cantSplit/>
+          <w:trHeight w:val="58"/>
         </w:trPr>
         <w:tc>
           <w:tcPr>
             <w:tcW w:w="1165" w:type="dxa"/>
+            <w:tcBorders>
+              <w:top w:val="single" w:sz="4" w:space="0" w:color="auto"/>
+              <w:left w:val="single" w:sz="4" w:space="0" w:color="auto"/>
+              <w:bottom w:val="single" w:sz="4" w:space="0" w:color="auto"/>
+              <w:right w:val="single" w:sz="4" w:space="0" w:color="auto"/>
+            </w:tcBorders>
           </w:tcPr>
           <w:p>
             <w:pPr>
@@ -2004,6 +2555,12 @@
         <w:tc>
           <w:tcPr>
             <w:tcW w:w="2765" w:type="dxa"/>
+            <w:tcBorders>
+              <w:top w:val="single" w:sz="4" w:space="0" w:color="auto"/>
+              <w:left w:val="single" w:sz="4" w:space="0" w:color="auto"/>
+              <w:bottom w:val="single" w:sz="4" w:space="0" w:color="auto"/>
+              <w:right w:val="single" w:sz="4" w:space="0" w:color="auto"/>
+            </w:tcBorders>
           </w:tcPr>
           <w:p>
             <w:pPr>
@@ -2018,6 +2575,12 @@
         <w:tc>
           <w:tcPr>
             <w:tcW w:w="565" w:type="dxa"/>
+            <w:tcBorders>
+              <w:top w:val="single" w:sz="4" w:space="0" w:color="auto"/>
+              <w:left w:val="single" w:sz="4" w:space="0" w:color="auto"/>
+              <w:bottom w:val="single" w:sz="4" w:space="0" w:color="auto"/>
+              <w:right w:val="single" w:sz="4" w:space="0" w:color="auto"/>
+            </w:tcBorders>
           </w:tcPr>
           <w:p>
             <w:pPr>
@@ -2033,6 +2596,12 @@
         <w:tc>
           <w:tcPr>
             <w:tcW w:w="630" w:type="dxa"/>
+            <w:tcBorders>
+              <w:top w:val="single" w:sz="4" w:space="0" w:color="auto"/>
+              <w:left w:val="single" w:sz="4" w:space="0" w:color="auto"/>
+              <w:bottom w:val="single" w:sz="4" w:space="0" w:color="auto"/>
+              <w:right w:val="single" w:sz="4" w:space="0" w:color="auto"/>
+            </w:tcBorders>
             <w:vAlign w:val="bottom"/>
           </w:tcPr>
           <w:p>
@@ -2048,6 +2617,12 @@
         <w:tc>
           <w:tcPr>
             <w:tcW w:w="2390" w:type="dxa"/>
+            <w:tcBorders>
+              <w:top w:val="single" w:sz="4" w:space="0" w:color="auto"/>
+              <w:left w:val="single" w:sz="4" w:space="0" w:color="auto"/>
+              <w:bottom w:val="single" w:sz="4" w:space="0" w:color="auto"/>
+              <w:right w:val="single" w:sz="4" w:space="0" w:color="auto"/>
+            </w:tcBorders>
           </w:tcPr>
           <w:p>
             <w:pPr>
@@ -2062,6 +2637,12 @@
         <w:tc>
           <w:tcPr>
             <w:tcW w:w="1504" w:type="dxa"/>
+            <w:tcBorders>
+              <w:top w:val="single" w:sz="4" w:space="0" w:color="auto"/>
+              <w:left w:val="single" w:sz="4" w:space="0" w:color="auto"/>
+              <w:bottom w:val="single" w:sz="4" w:space="0" w:color="auto"/>
+              <w:right w:val="single" w:sz="4" w:space="0" w:color="auto"/>
+            </w:tcBorders>
           </w:tcPr>
           <w:p>
             <w:pPr>
@@ -2076,12 +2657,18 @@
       </w:tr>
       <w:tr>
         <w:trPr>
-          <w:trHeight w:val="320" w:hRule="atLeast"/>
           <w:cantSplit/>
+          <w:trHeight w:val="58"/>
         </w:trPr>
         <w:tc>
           <w:tcPr>
             <w:tcW w:w="1165" w:type="dxa"/>
+            <w:tcBorders>
+              <w:top w:val="single" w:sz="4" w:space="0" w:color="auto"/>
+              <w:left w:val="single" w:sz="4" w:space="0" w:color="auto"/>
+              <w:bottom w:val="single" w:sz="4" w:space="0" w:color="auto"/>
+              <w:right w:val="single" w:sz="4" w:space="0" w:color="auto"/>
+            </w:tcBorders>
           </w:tcPr>
           <w:p>
             <w:pPr>
@@ -2096,6 +2683,12 @@
         <w:tc>
           <w:tcPr>
             <w:tcW w:w="2765" w:type="dxa"/>
+            <w:tcBorders>
+              <w:top w:val="single" w:sz="4" w:space="0" w:color="auto"/>
+              <w:left w:val="single" w:sz="4" w:space="0" w:color="auto"/>
+              <w:bottom w:val="single" w:sz="4" w:space="0" w:color="auto"/>
+              <w:right w:val="single" w:sz="4" w:space="0" w:color="auto"/>
+            </w:tcBorders>
           </w:tcPr>
           <w:p>
             <w:pPr>
@@ -2110,6 +2703,12 @@
         <w:tc>
           <w:tcPr>
             <w:tcW w:w="565" w:type="dxa"/>
+            <w:tcBorders>
+              <w:top w:val="single" w:sz="4" w:space="0" w:color="auto"/>
+              <w:left w:val="single" w:sz="4" w:space="0" w:color="auto"/>
+              <w:bottom w:val="single" w:sz="4" w:space="0" w:color="auto"/>
+              <w:right w:val="single" w:sz="4" w:space="0" w:color="auto"/>
+            </w:tcBorders>
           </w:tcPr>
           <w:p>
             <w:pPr>
@@ -2125,6 +2724,12 @@
         <w:tc>
           <w:tcPr>
             <w:tcW w:w="630" w:type="dxa"/>
+            <w:tcBorders>
+              <w:top w:val="single" w:sz="4" w:space="0" w:color="auto"/>
+              <w:left w:val="single" w:sz="4" w:space="0" w:color="auto"/>
+              <w:bottom w:val="single" w:sz="4" w:space="0" w:color="auto"/>
+              <w:right w:val="single" w:sz="4" w:space="0" w:color="auto"/>
+            </w:tcBorders>
             <w:vAlign w:val="bottom"/>
           </w:tcPr>
           <w:p>
@@ -2140,6 +2745,12 @@
         <w:tc>
           <w:tcPr>
             <w:tcW w:w="2390" w:type="dxa"/>
+            <w:tcBorders>
+              <w:top w:val="single" w:sz="4" w:space="0" w:color="auto"/>
+              <w:left w:val="single" w:sz="4" w:space="0" w:color="auto"/>
+              <w:bottom w:val="single" w:sz="4" w:space="0" w:color="auto"/>
+              <w:right w:val="single" w:sz="4" w:space="0" w:color="auto"/>
+            </w:tcBorders>
           </w:tcPr>
           <w:p>
             <w:pPr>
@@ -2154,6 +2765,12 @@
         <w:tc>
           <w:tcPr>
             <w:tcW w:w="1504" w:type="dxa"/>
+            <w:tcBorders>
+              <w:top w:val="single" w:sz="4" w:space="0" w:color="auto"/>
+              <w:left w:val="single" w:sz="4" w:space="0" w:color="auto"/>
+              <w:bottom w:val="single" w:sz="4" w:space="0" w:color="auto"/>
+              <w:right w:val="single" w:sz="4" w:space="0" w:color="auto"/>
+            </w:tcBorders>
           </w:tcPr>
           <w:p>
             <w:pPr>
@@ -2168,12 +2785,18 @@
       </w:tr>
       <w:tr>
         <w:trPr>
-          <w:trHeight w:val="320" w:hRule="atLeast"/>
           <w:cantSplit/>
+          <w:trHeight w:val="58"/>
         </w:trPr>
         <w:tc>
           <w:tcPr>
             <w:tcW w:w="1165" w:type="dxa"/>
+            <w:tcBorders>
+              <w:top w:val="single" w:sz="4" w:space="0" w:color="auto"/>
+              <w:left w:val="single" w:sz="4" w:space="0" w:color="auto"/>
+              <w:bottom w:val="single" w:sz="4" w:space="0" w:color="auto"/>
+              <w:right w:val="single" w:sz="4" w:space="0" w:color="auto"/>
+            </w:tcBorders>
           </w:tcPr>
           <w:p>
             <w:pPr>
@@ -2188,6 +2811,12 @@
         <w:tc>
           <w:tcPr>
             <w:tcW w:w="2765" w:type="dxa"/>
+            <w:tcBorders>
+              <w:top w:val="single" w:sz="4" w:space="0" w:color="auto"/>
+              <w:left w:val="single" w:sz="4" w:space="0" w:color="auto"/>
+              <w:bottom w:val="single" w:sz="4" w:space="0" w:color="auto"/>
+              <w:right w:val="single" w:sz="4" w:space="0" w:color="auto"/>
+            </w:tcBorders>
           </w:tcPr>
           <w:p>
             <w:pPr>
@@ -2202,6 +2831,12 @@
         <w:tc>
           <w:tcPr>
             <w:tcW w:w="565" w:type="dxa"/>
+            <w:tcBorders>
+              <w:top w:val="single" w:sz="4" w:space="0" w:color="auto"/>
+              <w:left w:val="single" w:sz="4" w:space="0" w:color="auto"/>
+              <w:bottom w:val="single" w:sz="4" w:space="0" w:color="auto"/>
+              <w:right w:val="single" w:sz="4" w:space="0" w:color="auto"/>
+            </w:tcBorders>
           </w:tcPr>
           <w:p>
             <w:pPr>
@@ -2217,6 +2852,12 @@
         <w:tc>
           <w:tcPr>
             <w:tcW w:w="630" w:type="dxa"/>
+            <w:tcBorders>
+              <w:top w:val="single" w:sz="4" w:space="0" w:color="auto"/>
+              <w:left w:val="single" w:sz="4" w:space="0" w:color="auto"/>
+              <w:bottom w:val="single" w:sz="4" w:space="0" w:color="auto"/>
+              <w:right w:val="single" w:sz="4" w:space="0" w:color="auto"/>
+            </w:tcBorders>
             <w:vAlign w:val="bottom"/>
           </w:tcPr>
           <w:p>
@@ -2232,6 +2873,12 @@
         <w:tc>
           <w:tcPr>
             <w:tcW w:w="2390" w:type="dxa"/>
+            <w:tcBorders>
+              <w:top w:val="single" w:sz="4" w:space="0" w:color="auto"/>
+              <w:left w:val="single" w:sz="4" w:space="0" w:color="auto"/>
+              <w:bottom w:val="single" w:sz="4" w:space="0" w:color="auto"/>
+              <w:right w:val="single" w:sz="4" w:space="0" w:color="auto"/>
+            </w:tcBorders>
           </w:tcPr>
           <w:p>
             <w:pPr>
@@ -2246,6 +2893,12 @@
         <w:tc>
           <w:tcPr>
             <w:tcW w:w="1504" w:type="dxa"/>
+            <w:tcBorders>
+              <w:top w:val="single" w:sz="4" w:space="0" w:color="auto"/>
+              <w:left w:val="single" w:sz="4" w:space="0" w:color="auto"/>
+              <w:bottom w:val="single" w:sz="4" w:space="0" w:color="auto"/>
+              <w:right w:val="single" w:sz="4" w:space="0" w:color="auto"/>
+            </w:tcBorders>
           </w:tcPr>
           <w:p>
             <w:pPr>
@@ -2260,12 +2913,18 @@
       </w:tr>
       <w:tr>
         <w:trPr>
-          <w:trHeight w:val="320" w:hRule="atLeast"/>
           <w:cantSplit/>
+          <w:trHeight w:val="58"/>
         </w:trPr>
         <w:tc>
           <w:tcPr>
             <w:tcW w:w="1165" w:type="dxa"/>
+            <w:tcBorders>
+              <w:top w:val="single" w:sz="4" w:space="0" w:color="auto"/>
+              <w:left w:val="single" w:sz="4" w:space="0" w:color="auto"/>
+              <w:bottom w:val="single" w:sz="4" w:space="0" w:color="auto"/>
+              <w:right w:val="single" w:sz="4" w:space="0" w:color="auto"/>
+            </w:tcBorders>
           </w:tcPr>
           <w:p>
             <w:pPr>
@@ -2280,6 +2939,12 @@
         <w:tc>
           <w:tcPr>
             <w:tcW w:w="2765" w:type="dxa"/>
+            <w:tcBorders>
+              <w:top w:val="single" w:sz="4" w:space="0" w:color="auto"/>
+              <w:left w:val="single" w:sz="4" w:space="0" w:color="auto"/>
+              <w:bottom w:val="single" w:sz="4" w:space="0" w:color="auto"/>
+              <w:right w:val="single" w:sz="4" w:space="0" w:color="auto"/>
+            </w:tcBorders>
           </w:tcPr>
           <w:p>
             <w:pPr>
@@ -2294,6 +2959,12 @@
         <w:tc>
           <w:tcPr>
             <w:tcW w:w="565" w:type="dxa"/>
+            <w:tcBorders>
+              <w:top w:val="single" w:sz="4" w:space="0" w:color="auto"/>
+              <w:left w:val="single" w:sz="4" w:space="0" w:color="auto"/>
+              <w:bottom w:val="single" w:sz="4" w:space="0" w:color="auto"/>
+              <w:right w:val="single" w:sz="4" w:space="0" w:color="auto"/>
+            </w:tcBorders>
           </w:tcPr>
           <w:p>
             <w:pPr>
@@ -2309,6 +2980,12 @@
         <w:tc>
           <w:tcPr>
             <w:tcW w:w="630" w:type="dxa"/>
+            <w:tcBorders>
+              <w:top w:val="single" w:sz="4" w:space="0" w:color="auto"/>
+              <w:left w:val="single" w:sz="4" w:space="0" w:color="auto"/>
+              <w:bottom w:val="single" w:sz="4" w:space="0" w:color="auto"/>
+              <w:right w:val="single" w:sz="4" w:space="0" w:color="auto"/>
+            </w:tcBorders>
             <w:vAlign w:val="bottom"/>
           </w:tcPr>
           <w:p>
@@ -2324,6 +3001,12 @@
         <w:tc>
           <w:tcPr>
             <w:tcW w:w="2390" w:type="dxa"/>
+            <w:tcBorders>
+              <w:top w:val="single" w:sz="4" w:space="0" w:color="auto"/>
+              <w:left w:val="single" w:sz="4" w:space="0" w:color="auto"/>
+              <w:bottom w:val="single" w:sz="4" w:space="0" w:color="auto"/>
+              <w:right w:val="single" w:sz="4" w:space="0" w:color="auto"/>
+            </w:tcBorders>
           </w:tcPr>
           <w:p>
             <w:pPr>
@@ -2338,6 +3021,12 @@
         <w:tc>
           <w:tcPr>
             <w:tcW w:w="1504" w:type="dxa"/>
+            <w:tcBorders>
+              <w:top w:val="single" w:sz="4" w:space="0" w:color="auto"/>
+              <w:left w:val="single" w:sz="4" w:space="0" w:color="auto"/>
+              <w:bottom w:val="single" w:sz="4" w:space="0" w:color="auto"/>
+              <w:right w:val="single" w:sz="4" w:space="0" w:color="auto"/>
+            </w:tcBorders>
           </w:tcPr>
           <w:p>
             <w:pPr>
@@ -2352,12 +3041,18 @@
       </w:tr>
       <w:tr>
         <w:trPr>
-          <w:trHeight w:val="320" w:hRule="atLeast"/>
           <w:cantSplit/>
+          <w:trHeight w:val="58"/>
         </w:trPr>
         <w:tc>
           <w:tcPr>
             <w:tcW w:w="1165" w:type="dxa"/>
+            <w:tcBorders>
+              <w:top w:val="single" w:sz="4" w:space="0" w:color="auto"/>
+              <w:left w:val="single" w:sz="4" w:space="0" w:color="auto"/>
+              <w:bottom w:val="single" w:sz="4" w:space="0" w:color="auto"/>
+              <w:right w:val="single" w:sz="4" w:space="0" w:color="auto"/>
+            </w:tcBorders>
           </w:tcPr>
           <w:p>
             <w:pPr>
@@ -2372,6 +3067,12 @@
         <w:tc>
           <w:tcPr>
             <w:tcW w:w="2765" w:type="dxa"/>
+            <w:tcBorders>
+              <w:top w:val="single" w:sz="4" w:space="0" w:color="auto"/>
+              <w:left w:val="single" w:sz="4" w:space="0" w:color="auto"/>
+              <w:bottom w:val="single" w:sz="4" w:space="0" w:color="auto"/>
+              <w:right w:val="single" w:sz="4" w:space="0" w:color="auto"/>
+            </w:tcBorders>
           </w:tcPr>
           <w:p>
             <w:pPr>
@@ -2386,6 +3087,12 @@
         <w:tc>
           <w:tcPr>
             <w:tcW w:w="565" w:type="dxa"/>
+            <w:tcBorders>
+              <w:top w:val="single" w:sz="4" w:space="0" w:color="auto"/>
+              <w:left w:val="single" w:sz="4" w:space="0" w:color="auto"/>
+              <w:bottom w:val="single" w:sz="4" w:space="0" w:color="auto"/>
+              <w:right w:val="single" w:sz="4" w:space="0" w:color="auto"/>
+            </w:tcBorders>
           </w:tcPr>
           <w:p>
             <w:pPr>
@@ -2401,6 +3108,12 @@
         <w:tc>
           <w:tcPr>
             <w:tcW w:w="630" w:type="dxa"/>
+            <w:tcBorders>
+              <w:top w:val="single" w:sz="4" w:space="0" w:color="auto"/>
+              <w:left w:val="single" w:sz="4" w:space="0" w:color="auto"/>
+              <w:bottom w:val="single" w:sz="4" w:space="0" w:color="auto"/>
+              <w:right w:val="single" w:sz="4" w:space="0" w:color="auto"/>
+            </w:tcBorders>
             <w:vAlign w:val="bottom"/>
           </w:tcPr>
           <w:p>
@@ -2416,6 +3129,12 @@
         <w:tc>
           <w:tcPr>
             <w:tcW w:w="2390" w:type="dxa"/>
+            <w:tcBorders>
+              <w:top w:val="single" w:sz="4" w:space="0" w:color="auto"/>
+              <w:left w:val="single" w:sz="4" w:space="0" w:color="auto"/>
+              <w:bottom w:val="single" w:sz="4" w:space="0" w:color="auto"/>
+              <w:right w:val="single" w:sz="4" w:space="0" w:color="auto"/>
+            </w:tcBorders>
           </w:tcPr>
           <w:p>
             <w:pPr>
@@ -2430,6 +3149,12 @@
         <w:tc>
           <w:tcPr>
             <w:tcW w:w="1504" w:type="dxa"/>
+            <w:tcBorders>
+              <w:top w:val="single" w:sz="4" w:space="0" w:color="auto"/>
+              <w:left w:val="single" w:sz="4" w:space="0" w:color="auto"/>
+              <w:bottom w:val="single" w:sz="4" w:space="0" w:color="auto"/>
+              <w:right w:val="single" w:sz="4" w:space="0" w:color="auto"/>
+            </w:tcBorders>
           </w:tcPr>
           <w:p>
             <w:pPr>
@@ -2444,12 +3169,18 @@
       </w:tr>
       <w:tr>
         <w:trPr>
-          <w:trHeight w:val="320" w:hRule="atLeast"/>
           <w:cantSplit/>
+          <w:trHeight w:val="58"/>
         </w:trPr>
         <w:tc>
           <w:tcPr>
             <w:tcW w:w="1165" w:type="dxa"/>
+            <w:tcBorders>
+              <w:top w:val="single" w:sz="4" w:space="0" w:color="auto"/>
+              <w:left w:val="single" w:sz="4" w:space="0" w:color="auto"/>
+              <w:bottom w:val="single" w:sz="4" w:space="0" w:color="auto"/>
+              <w:right w:val="single" w:sz="4" w:space="0" w:color="auto"/>
+            </w:tcBorders>
           </w:tcPr>
           <w:p>
             <w:pPr>
@@ -2464,6 +3195,12 @@
         <w:tc>
           <w:tcPr>
             <w:tcW w:w="2765" w:type="dxa"/>
+            <w:tcBorders>
+              <w:top w:val="single" w:sz="4" w:space="0" w:color="auto"/>
+              <w:left w:val="single" w:sz="4" w:space="0" w:color="auto"/>
+              <w:bottom w:val="single" w:sz="4" w:space="0" w:color="auto"/>
+              <w:right w:val="single" w:sz="4" w:space="0" w:color="auto"/>
+            </w:tcBorders>
           </w:tcPr>
           <w:p>
             <w:pPr>
@@ -2478,6 +3215,12 @@
         <w:tc>
           <w:tcPr>
             <w:tcW w:w="565" w:type="dxa"/>
+            <w:tcBorders>
+              <w:top w:val="single" w:sz="4" w:space="0" w:color="auto"/>
+              <w:left w:val="single" w:sz="4" w:space="0" w:color="auto"/>
+              <w:bottom w:val="single" w:sz="4" w:space="0" w:color="auto"/>
+              <w:right w:val="single" w:sz="4" w:space="0" w:color="auto"/>
+            </w:tcBorders>
           </w:tcPr>
           <w:p>
             <w:pPr>
@@ -2493,6 +3236,12 @@
         <w:tc>
           <w:tcPr>
             <w:tcW w:w="630" w:type="dxa"/>
+            <w:tcBorders>
+              <w:top w:val="single" w:sz="4" w:space="0" w:color="auto"/>
+              <w:left w:val="single" w:sz="4" w:space="0" w:color="auto"/>
+              <w:bottom w:val="single" w:sz="4" w:space="0" w:color="auto"/>
+              <w:right w:val="single" w:sz="4" w:space="0" w:color="auto"/>
+            </w:tcBorders>
             <w:vAlign w:val="bottom"/>
           </w:tcPr>
           <w:p>
@@ -2508,6 +3257,12 @@
         <w:tc>
           <w:tcPr>
             <w:tcW w:w="2390" w:type="dxa"/>
+            <w:tcBorders>
+              <w:top w:val="single" w:sz="4" w:space="0" w:color="auto"/>
+              <w:left w:val="single" w:sz="4" w:space="0" w:color="auto"/>
+              <w:bottom w:val="single" w:sz="4" w:space="0" w:color="auto"/>
+              <w:right w:val="single" w:sz="4" w:space="0" w:color="auto"/>
+            </w:tcBorders>
           </w:tcPr>
           <w:p>
             <w:pPr>
@@ -2522,6 +3277,12 @@
         <w:tc>
           <w:tcPr>
             <w:tcW w:w="1504" w:type="dxa"/>
+            <w:tcBorders>
+              <w:top w:val="single" w:sz="4" w:space="0" w:color="auto"/>
+              <w:left w:val="single" w:sz="4" w:space="0" w:color="auto"/>
+              <w:bottom w:val="single" w:sz="4" w:space="0" w:color="auto"/>
+              <w:right w:val="single" w:sz="4" w:space="0" w:color="auto"/>
+            </w:tcBorders>
           </w:tcPr>
           <w:p>
             <w:pPr>
@@ -2536,12 +3297,18 @@
       </w:tr>
       <w:tr>
         <w:trPr>
-          <w:trHeight w:val="320" w:hRule="atLeast"/>
           <w:cantSplit/>
+          <w:trHeight w:val="58"/>
         </w:trPr>
         <w:tc>
           <w:tcPr>
             <w:tcW w:w="1165" w:type="dxa"/>
+            <w:tcBorders>
+              <w:top w:val="single" w:sz="4" w:space="0" w:color="auto"/>
+              <w:left w:val="single" w:sz="4" w:space="0" w:color="auto"/>
+              <w:bottom w:val="single" w:sz="4" w:space="0" w:color="auto"/>
+              <w:right w:val="single" w:sz="4" w:space="0" w:color="auto"/>
+            </w:tcBorders>
           </w:tcPr>
           <w:p>
             <w:pPr>
@@ -2556,6 +3323,12 @@
         <w:tc>
           <w:tcPr>
             <w:tcW w:w="2765" w:type="dxa"/>
+            <w:tcBorders>
+              <w:top w:val="single" w:sz="4" w:space="0" w:color="auto"/>
+              <w:left w:val="single" w:sz="4" w:space="0" w:color="auto"/>
+              <w:bottom w:val="single" w:sz="4" w:space="0" w:color="auto"/>
+              <w:right w:val="single" w:sz="4" w:space="0" w:color="auto"/>
+            </w:tcBorders>
           </w:tcPr>
           <w:p>
             <w:pPr>
@@ -2570,6 +3343,12 @@
         <w:tc>
           <w:tcPr>
             <w:tcW w:w="565" w:type="dxa"/>
+            <w:tcBorders>
+              <w:top w:val="single" w:sz="4" w:space="0" w:color="auto"/>
+              <w:left w:val="single" w:sz="4" w:space="0" w:color="auto"/>
+              <w:bottom w:val="single" w:sz="4" w:space="0" w:color="auto"/>
+              <w:right w:val="single" w:sz="4" w:space="0" w:color="auto"/>
+            </w:tcBorders>
           </w:tcPr>
           <w:p>
             <w:pPr>
@@ -2585,6 +3364,12 @@
         <w:tc>
           <w:tcPr>
             <w:tcW w:w="630" w:type="dxa"/>
+            <w:tcBorders>
+              <w:top w:val="single" w:sz="4" w:space="0" w:color="auto"/>
+              <w:left w:val="single" w:sz="4" w:space="0" w:color="auto"/>
+              <w:bottom w:val="single" w:sz="4" w:space="0" w:color="auto"/>
+              <w:right w:val="single" w:sz="4" w:space="0" w:color="auto"/>
+            </w:tcBorders>
             <w:vAlign w:val="bottom"/>
           </w:tcPr>
           <w:p>
@@ -2600,6 +3385,12 @@
         <w:tc>
           <w:tcPr>
             <w:tcW w:w="2390" w:type="dxa"/>
+            <w:tcBorders>
+              <w:top w:val="single" w:sz="4" w:space="0" w:color="auto"/>
+              <w:left w:val="single" w:sz="4" w:space="0" w:color="auto"/>
+              <w:bottom w:val="single" w:sz="4" w:space="0" w:color="auto"/>
+              <w:right w:val="single" w:sz="4" w:space="0" w:color="auto"/>
+            </w:tcBorders>
           </w:tcPr>
           <w:p>
             <w:pPr>
@@ -2614,6 +3405,12 @@
         <w:tc>
           <w:tcPr>
             <w:tcW w:w="1504" w:type="dxa"/>
+            <w:tcBorders>
+              <w:top w:val="single" w:sz="4" w:space="0" w:color="auto"/>
+              <w:left w:val="single" w:sz="4" w:space="0" w:color="auto"/>
+              <w:bottom w:val="single" w:sz="4" w:space="0" w:color="auto"/>
+              <w:right w:val="single" w:sz="4" w:space="0" w:color="auto"/>
+            </w:tcBorders>
           </w:tcPr>
           <w:p>
             <w:pPr>
@@ -2628,12 +3425,18 @@
       </w:tr>
       <w:tr>
         <w:trPr>
-          <w:trHeight w:val="320" w:hRule="atLeast"/>
           <w:cantSplit/>
+          <w:trHeight w:val="58"/>
         </w:trPr>
         <w:tc>
           <w:tcPr>
             <w:tcW w:w="1165" w:type="dxa"/>
+            <w:tcBorders>
+              <w:top w:val="single" w:sz="4" w:space="0" w:color="auto"/>
+              <w:left w:val="single" w:sz="4" w:space="0" w:color="auto"/>
+              <w:bottom w:val="single" w:sz="4" w:space="0" w:color="auto"/>
+              <w:right w:val="single" w:sz="4" w:space="0" w:color="auto"/>
+            </w:tcBorders>
           </w:tcPr>
           <w:p>
             <w:pPr>
@@ -2648,6 +3451,12 @@
         <w:tc>
           <w:tcPr>
             <w:tcW w:w="2765" w:type="dxa"/>
+            <w:tcBorders>
+              <w:top w:val="single" w:sz="4" w:space="0" w:color="auto"/>
+              <w:left w:val="single" w:sz="4" w:space="0" w:color="auto"/>
+              <w:bottom w:val="single" w:sz="4" w:space="0" w:color="auto"/>
+              <w:right w:val="single" w:sz="4" w:space="0" w:color="auto"/>
+            </w:tcBorders>
           </w:tcPr>
           <w:p>
             <w:pPr>
@@ -2662,6 +3471,12 @@
         <w:tc>
           <w:tcPr>
             <w:tcW w:w="565" w:type="dxa"/>
+            <w:tcBorders>
+              <w:top w:val="single" w:sz="4" w:space="0" w:color="auto"/>
+              <w:left w:val="single" w:sz="4" w:space="0" w:color="auto"/>
+              <w:bottom w:val="single" w:sz="4" w:space="0" w:color="auto"/>
+              <w:right w:val="single" w:sz="4" w:space="0" w:color="auto"/>
+            </w:tcBorders>
           </w:tcPr>
           <w:p>
             <w:pPr>
@@ -2677,6 +3492,12 @@
         <w:tc>
           <w:tcPr>
             <w:tcW w:w="630" w:type="dxa"/>
+            <w:tcBorders>
+              <w:top w:val="single" w:sz="4" w:space="0" w:color="auto"/>
+              <w:left w:val="single" w:sz="4" w:space="0" w:color="auto"/>
+              <w:bottom w:val="single" w:sz="4" w:space="0" w:color="auto"/>
+              <w:right w:val="single" w:sz="4" w:space="0" w:color="auto"/>
+            </w:tcBorders>
             <w:vAlign w:val="bottom"/>
           </w:tcPr>
           <w:p>
@@ -2692,6 +3513,12 @@
         <w:tc>
           <w:tcPr>
             <w:tcW w:w="2390" w:type="dxa"/>
+            <w:tcBorders>
+              <w:top w:val="single" w:sz="4" w:space="0" w:color="auto"/>
+              <w:left w:val="single" w:sz="4" w:space="0" w:color="auto"/>
+              <w:bottom w:val="single" w:sz="4" w:space="0" w:color="auto"/>
+              <w:right w:val="single" w:sz="4" w:space="0" w:color="auto"/>
+            </w:tcBorders>
           </w:tcPr>
           <w:p>
             <w:pPr>
@@ -2706,6 +3533,12 @@
         <w:tc>
           <w:tcPr>
             <w:tcW w:w="1504" w:type="dxa"/>
+            <w:tcBorders>
+              <w:top w:val="single" w:sz="4" w:space="0" w:color="auto"/>
+              <w:left w:val="single" w:sz="4" w:space="0" w:color="auto"/>
+              <w:bottom w:val="single" w:sz="4" w:space="0" w:color="auto"/>
+              <w:right w:val="single" w:sz="4" w:space="0" w:color="auto"/>
+            </w:tcBorders>
           </w:tcPr>
           <w:p>
             <w:pPr>
@@ -2720,12 +3553,18 @@
       </w:tr>
       <w:tr>
         <w:trPr>
-          <w:trHeight w:val="320" w:hRule="atLeast"/>
           <w:cantSplit/>
+          <w:trHeight w:val="58"/>
         </w:trPr>
         <w:tc>
           <w:tcPr>
             <w:tcW w:w="1165" w:type="dxa"/>
+            <w:tcBorders>
+              <w:top w:val="single" w:sz="4" w:space="0" w:color="auto"/>
+              <w:left w:val="single" w:sz="4" w:space="0" w:color="auto"/>
+              <w:bottom w:val="single" w:sz="4" w:space="0" w:color="auto"/>
+              <w:right w:val="single" w:sz="4" w:space="0" w:color="auto"/>
+            </w:tcBorders>
           </w:tcPr>
           <w:p>
             <w:pPr>
@@ -2739,6 +3578,13 @@
         <w:tc>
           <w:tcPr>
             <w:tcW w:w="2765" w:type="dxa"/>
+            <w:tcBorders>
+              <w:top w:val="single" w:sz="4" w:space="0" w:color="auto"/>
+              <w:left w:val="single" w:sz="4" w:space="0" w:color="auto"/>
+              <w:bottom w:val="single" w:sz="4" w:space="0" w:color="auto"/>
+              <w:right w:val="single" w:sz="4" w:space="0" w:color="auto"/>
+            </w:tcBorders>
+            <w:hideMark/>
           </w:tcPr>
           <w:p>
             <w:pPr>
@@ -2762,6 +3608,12 @@
         <w:tc>
           <w:tcPr>
             <w:tcW w:w="565" w:type="dxa"/>
+            <w:tcBorders>
+              <w:top w:val="single" w:sz="4" w:space="0" w:color="auto"/>
+              <w:left w:val="single" w:sz="4" w:space="0" w:color="auto"/>
+              <w:bottom w:val="single" w:sz="4" w:space="0" w:color="auto"/>
+              <w:right w:val="single" w:sz="4" w:space="0" w:color="auto"/>
+            </w:tcBorders>
           </w:tcPr>
           <w:p>
             <w:pPr>
@@ -2777,6 +3629,12 @@
         <w:tc>
           <w:tcPr>
             <w:tcW w:w="630" w:type="dxa"/>
+            <w:tcBorders>
+              <w:top w:val="single" w:sz="4" w:space="0" w:color="auto"/>
+              <w:left w:val="single" w:sz="4" w:space="0" w:color="auto"/>
+              <w:bottom w:val="single" w:sz="4" w:space="0" w:color="auto"/>
+              <w:right w:val="single" w:sz="4" w:space="0" w:color="auto"/>
+            </w:tcBorders>
           </w:tcPr>
           <w:p>
             <w:pPr>
@@ -2790,6 +3648,12 @@
         <w:tc>
           <w:tcPr>
             <w:tcW w:w="2390" w:type="dxa"/>
+            <w:tcBorders>
+              <w:top w:val="single" w:sz="4" w:space="0" w:color="auto"/>
+              <w:left w:val="single" w:sz="4" w:space="0" w:color="auto"/>
+              <w:bottom w:val="single" w:sz="4" w:space="0" w:color="auto"/>
+              <w:right w:val="single" w:sz="4" w:space="0" w:color="auto"/>
+            </w:tcBorders>
           </w:tcPr>
           <w:p>
             <w:pPr>
@@ -2803,6 +3667,12 @@
         <w:tc>
           <w:tcPr>
             <w:tcW w:w="1504" w:type="dxa"/>
+            <w:tcBorders>
+              <w:top w:val="single" w:sz="4" w:space="0" w:color="auto"/>
+              <w:left w:val="single" w:sz="4" w:space="0" w:color="auto"/>
+              <w:bottom w:val="single" w:sz="4" w:space="0" w:color="auto"/>
+              <w:right w:val="single" w:sz="4" w:space="0" w:color="auto"/>
+            </w:tcBorders>
           </w:tcPr>
           <w:p>
             <w:pPr>
@@ -2864,15 +3734,12 @@
       </w:pPr>
       <w:r>
         <w:rPr>
-          <w:b/>
           <w:noProof/>
-          <w:sz w:val="16"/>
-          <w:lang w:eastAsia="en-PH"/>
         </w:rPr>
         <mc:AlternateContent>
           <mc:Choice Requires="wps">
             <w:drawing>
-              <wp:anchor distT="0" distB="0" distL="114300" distR="114300" simplePos="0" relativeHeight="251661312" behindDoc="0" locked="0" layoutInCell="1" allowOverlap="1" wp14:anchorId="6A75D836" wp14:editId="45F47AD7">
+              <wp:anchor distT="0" distB="0" distL="114300" distR="114300" simplePos="0" relativeHeight="251662336" behindDoc="0" locked="0" layoutInCell="1" allowOverlap="1" wp14:anchorId="0ADA4410" wp14:editId="1BC0DE12">
                 <wp:simplePos x="0" y="0"/>
                 <wp:positionH relativeFrom="column">
                   <wp:posOffset>6985</wp:posOffset>
@@ -2880,10 +3747,10 @@
                 <wp:positionV relativeFrom="paragraph">
                   <wp:posOffset>135890</wp:posOffset>
                 </wp:positionV>
-                <wp:extent cx="5726628" cy="0"/>
-                <wp:effectExtent l="0" t="0" r="26670" b="19050"/>
+                <wp:extent cx="5726430" cy="0"/>
+                <wp:effectExtent l="0" t="0" r="0" b="0"/>
                 <wp:wrapNone/>
-                <wp:docPr id="4" name="Straight Connector 4"/>
+                <wp:docPr id="17" name="Straight Connector 17"/>
                 <wp:cNvGraphicFramePr/>
                 <a:graphic xmlns:a="http://schemas.openxmlformats.org/drawingml/2006/main">
                   <a:graphicData uri="http://schemas.microsoft.com/office/word/2010/wordprocessingShape">
@@ -2892,7 +3759,7 @@
                       <wps:spPr>
                         <a:xfrm>
                           <a:off x="0" y="0"/>
-                          <a:ext cx="5726628" cy="0"/>
+                          <a:ext cx="5726430" cy="0"/>
                         </a:xfrm>
                         <a:prstGeom prst="line">
                           <a:avLst/>
@@ -2920,12 +3787,15 @@
                 <wp14:sizeRelH relativeFrom="margin">
                   <wp14:pctWidth>0</wp14:pctWidth>
                 </wp14:sizeRelH>
+                <wp14:sizeRelV relativeFrom="page">
+                  <wp14:pctHeight>0</wp14:pctHeight>
+                </wp14:sizeRelV>
               </wp:anchor>
             </w:drawing>
           </mc:Choice>
           <mc:Fallback>
             <w:pict>
-              <v:line w14:anchorId="4FD3B554" id="Straight Connector 4" o:spid="_x0000_s1026" style="position:absolute;z-index:251661312;visibility:visible;mso-wrap-style:square;mso-width-percent:0;mso-wrap-distance-left:9pt;mso-wrap-distance-top:0;mso-wrap-distance-right:9pt;mso-wrap-distance-bottom:0;mso-position-horizontal:absolute;mso-position-horizontal-relative:text;mso-position-vertical:absolute;mso-position-vertical-relative:text;mso-width-percent:0;mso-width-relative:margin" from=".55pt,10.7pt" to="451.45pt,10.7pt" o:gfxdata="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" strokecolor="black [3200]">
+              <v:line w14:anchorId="765A37B6" id="Straight Connector 17" o:spid="_x0000_s1026" style="position:absolute;z-index:251662336;visibility:visible;mso-wrap-style:square;mso-width-percent:0;mso-height-percent:0;mso-wrap-distance-left:9pt;mso-wrap-distance-top:0;mso-wrap-distance-right:9pt;mso-wrap-distance-bottom:0;mso-position-horizontal:absolute;mso-position-horizontal-relative:text;mso-position-vertical:absolute;mso-position-vertical-relative:text;mso-width-percent:0;mso-height-percent:0;mso-width-relative:margin;mso-height-relative:page" from=".55pt,10.7pt" to="451.45pt,10.7pt" o:gfxdata="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" strokecolor="black [3200]">
                 <v:stroke joinstyle="miter"/>
               </v:line>
             </w:pict>
@@ -2957,12 +3827,19 @@
       </w:tblGrid>
       <w:tr>
         <w:trPr>
-          <w:trHeight w:val="320" w:hRule="atLeast"/>
           <w:cantSplit/>
+          <w:trHeight w:val="58"/>
         </w:trPr>
         <w:tc>
           <w:tcPr>
             <w:tcW w:w="1165" w:type="dxa"/>
+            <w:tcBorders>
+              <w:top w:val="single" w:sz="4" w:space="0" w:color="auto"/>
+              <w:left w:val="single" w:sz="4" w:space="0" w:color="auto"/>
+              <w:bottom w:val="single" w:sz="4" w:space="0" w:color="auto"/>
+              <w:right w:val="single" w:sz="4" w:space="0" w:color="auto"/>
+            </w:tcBorders>
+            <w:hideMark/>
           </w:tcPr>
           <w:p>
             <w:pPr>
@@ -2987,6 +3864,13 @@
         <w:tc>
           <w:tcPr>
             <w:tcW w:w="2765" w:type="dxa"/>
+            <w:tcBorders>
+              <w:top w:val="single" w:sz="4" w:space="0" w:color="auto"/>
+              <w:left w:val="single" w:sz="4" w:space="0" w:color="auto"/>
+              <w:bottom w:val="single" w:sz="4" w:space="0" w:color="auto"/>
+              <w:right w:val="single" w:sz="4" w:space="0" w:color="auto"/>
+            </w:tcBorders>
+            <w:hideMark/>
           </w:tcPr>
           <w:p>
             <w:pPr>
@@ -3011,6 +3895,13 @@
         <w:tc>
           <w:tcPr>
             <w:tcW w:w="565" w:type="dxa"/>
+            <w:tcBorders>
+              <w:top w:val="single" w:sz="4" w:space="0" w:color="auto"/>
+              <w:left w:val="single" w:sz="4" w:space="0" w:color="auto"/>
+              <w:bottom w:val="single" w:sz="4" w:space="0" w:color="auto"/>
+              <w:right w:val="single" w:sz="4" w:space="0" w:color="auto"/>
+            </w:tcBorders>
+            <w:hideMark/>
           </w:tcPr>
           <w:p>
             <w:pPr>
@@ -3035,6 +3926,13 @@
         <w:tc>
           <w:tcPr>
             <w:tcW w:w="630" w:type="dxa"/>
+            <w:tcBorders>
+              <w:top w:val="single" w:sz="4" w:space="0" w:color="auto"/>
+              <w:left w:val="single" w:sz="4" w:space="0" w:color="auto"/>
+              <w:bottom w:val="single" w:sz="4" w:space="0" w:color="auto"/>
+              <w:right w:val="single" w:sz="4" w:space="0" w:color="auto"/>
+            </w:tcBorders>
+            <w:hideMark/>
           </w:tcPr>
           <w:p>
             <w:pPr>
@@ -3059,6 +3957,13 @@
         <w:tc>
           <w:tcPr>
             <w:tcW w:w="2390" w:type="dxa"/>
+            <w:tcBorders>
+              <w:top w:val="single" w:sz="4" w:space="0" w:color="auto"/>
+              <w:left w:val="single" w:sz="4" w:space="0" w:color="auto"/>
+              <w:bottom w:val="single" w:sz="4" w:space="0" w:color="auto"/>
+              <w:right w:val="single" w:sz="4" w:space="0" w:color="auto"/>
+            </w:tcBorders>
+            <w:hideMark/>
           </w:tcPr>
           <w:p>
             <w:pPr>
@@ -3083,6 +3988,13 @@
         <w:tc>
           <w:tcPr>
             <w:tcW w:w="1504" w:type="dxa"/>
+            <w:tcBorders>
+              <w:top w:val="single" w:sz="4" w:space="0" w:color="auto"/>
+              <w:left w:val="single" w:sz="4" w:space="0" w:color="auto"/>
+              <w:bottom w:val="single" w:sz="4" w:space="0" w:color="auto"/>
+              <w:right w:val="single" w:sz="4" w:space="0" w:color="auto"/>
+            </w:tcBorders>
+            <w:hideMark/>
           </w:tcPr>
           <w:p>
             <w:pPr>
@@ -3107,12 +4019,18 @@
       </w:tr>
       <w:tr>
         <w:trPr>
-          <w:trHeight w:val="320" w:hRule="atLeast"/>
           <w:cantSplit/>
+          <w:trHeight w:val="58"/>
         </w:trPr>
         <w:tc>
           <w:tcPr>
             <w:tcW w:w="1165" w:type="dxa"/>
+            <w:tcBorders>
+              <w:top w:val="single" w:sz="4" w:space="0" w:color="auto"/>
+              <w:left w:val="single" w:sz="4" w:space="0" w:color="auto"/>
+              <w:bottom w:val="single" w:sz="4" w:space="0" w:color="auto"/>
+              <w:right w:val="single" w:sz="4" w:space="0" w:color="auto"/>
+            </w:tcBorders>
           </w:tcPr>
           <w:p>
             <w:pPr>
@@ -3127,6 +4045,12 @@
         <w:tc>
           <w:tcPr>
             <w:tcW w:w="2765" w:type="dxa"/>
+            <w:tcBorders>
+              <w:top w:val="single" w:sz="4" w:space="0" w:color="auto"/>
+              <w:left w:val="single" w:sz="4" w:space="0" w:color="auto"/>
+              <w:bottom w:val="single" w:sz="4" w:space="0" w:color="auto"/>
+              <w:right w:val="single" w:sz="4" w:space="0" w:color="auto"/>
+            </w:tcBorders>
           </w:tcPr>
           <w:p>
             <w:pPr>
@@ -3141,6 +4065,12 @@
         <w:tc>
           <w:tcPr>
             <w:tcW w:w="565" w:type="dxa"/>
+            <w:tcBorders>
+              <w:top w:val="single" w:sz="4" w:space="0" w:color="auto"/>
+              <w:left w:val="single" w:sz="4" w:space="0" w:color="auto"/>
+              <w:bottom w:val="single" w:sz="4" w:space="0" w:color="auto"/>
+              <w:right w:val="single" w:sz="4" w:space="0" w:color="auto"/>
+            </w:tcBorders>
           </w:tcPr>
           <w:p>
             <w:pPr>
@@ -3156,6 +4086,12 @@
         <w:tc>
           <w:tcPr>
             <w:tcW w:w="630" w:type="dxa"/>
+            <w:tcBorders>
+              <w:top w:val="single" w:sz="4" w:space="0" w:color="auto"/>
+              <w:left w:val="single" w:sz="4" w:space="0" w:color="auto"/>
+              <w:bottom w:val="single" w:sz="4" w:space="0" w:color="auto"/>
+              <w:right w:val="single" w:sz="4" w:space="0" w:color="auto"/>
+            </w:tcBorders>
           </w:tcPr>
           <w:p>
             <w:pPr>
@@ -3170,6 +4106,12 @@
         <w:tc>
           <w:tcPr>
             <w:tcW w:w="2390" w:type="dxa"/>
+            <w:tcBorders>
+              <w:top w:val="single" w:sz="4" w:space="0" w:color="auto"/>
+              <w:left w:val="single" w:sz="4" w:space="0" w:color="auto"/>
+              <w:bottom w:val="single" w:sz="4" w:space="0" w:color="auto"/>
+              <w:right w:val="single" w:sz="4" w:space="0" w:color="auto"/>
+            </w:tcBorders>
           </w:tcPr>
           <w:p>
             <w:pPr>
@@ -3184,6 +4126,12 @@
         <w:tc>
           <w:tcPr>
             <w:tcW w:w="1504" w:type="dxa"/>
+            <w:tcBorders>
+              <w:top w:val="single" w:sz="4" w:space="0" w:color="auto"/>
+              <w:left w:val="single" w:sz="4" w:space="0" w:color="auto"/>
+              <w:bottom w:val="single" w:sz="4" w:space="0" w:color="auto"/>
+              <w:right w:val="single" w:sz="4" w:space="0" w:color="auto"/>
+            </w:tcBorders>
           </w:tcPr>
           <w:p>
             <w:pPr>
@@ -3198,12 +4146,18 @@
       </w:tr>
       <w:tr>
         <w:trPr>
-          <w:trHeight w:val="320" w:hRule="atLeast"/>
           <w:cantSplit/>
+          <w:trHeight w:val="58"/>
         </w:trPr>
         <w:tc>
           <w:tcPr>
             <w:tcW w:w="1165" w:type="dxa"/>
+            <w:tcBorders>
+              <w:top w:val="single" w:sz="4" w:space="0" w:color="auto"/>
+              <w:left w:val="single" w:sz="4" w:space="0" w:color="auto"/>
+              <w:bottom w:val="single" w:sz="4" w:space="0" w:color="auto"/>
+              <w:right w:val="single" w:sz="4" w:space="0" w:color="auto"/>
+            </w:tcBorders>
           </w:tcPr>
           <w:p>
             <w:pPr>
@@ -3218,6 +4172,12 @@
         <w:tc>
           <w:tcPr>
             <w:tcW w:w="2765" w:type="dxa"/>
+            <w:tcBorders>
+              <w:top w:val="single" w:sz="4" w:space="0" w:color="auto"/>
+              <w:left w:val="single" w:sz="4" w:space="0" w:color="auto"/>
+              <w:bottom w:val="single" w:sz="4" w:space="0" w:color="auto"/>
+              <w:right w:val="single" w:sz="4" w:space="0" w:color="auto"/>
+            </w:tcBorders>
           </w:tcPr>
           <w:p>
             <w:pPr>
@@ -3232,6 +4192,12 @@
         <w:tc>
           <w:tcPr>
             <w:tcW w:w="565" w:type="dxa"/>
+            <w:tcBorders>
+              <w:top w:val="single" w:sz="4" w:space="0" w:color="auto"/>
+              <w:left w:val="single" w:sz="4" w:space="0" w:color="auto"/>
+              <w:bottom w:val="single" w:sz="4" w:space="0" w:color="auto"/>
+              <w:right w:val="single" w:sz="4" w:space="0" w:color="auto"/>
+            </w:tcBorders>
           </w:tcPr>
           <w:p>
             <w:pPr>
@@ -3247,6 +4213,12 @@
         <w:tc>
           <w:tcPr>
             <w:tcW w:w="630" w:type="dxa"/>
+            <w:tcBorders>
+              <w:top w:val="single" w:sz="4" w:space="0" w:color="auto"/>
+              <w:left w:val="single" w:sz="4" w:space="0" w:color="auto"/>
+              <w:bottom w:val="single" w:sz="4" w:space="0" w:color="auto"/>
+              <w:right w:val="single" w:sz="4" w:space="0" w:color="auto"/>
+            </w:tcBorders>
           </w:tcPr>
           <w:p>
             <w:pPr>
@@ -3261,6 +4233,12 @@
         <w:tc>
           <w:tcPr>
             <w:tcW w:w="2390" w:type="dxa"/>
+            <w:tcBorders>
+              <w:top w:val="single" w:sz="4" w:space="0" w:color="auto"/>
+              <w:left w:val="single" w:sz="4" w:space="0" w:color="auto"/>
+              <w:bottom w:val="single" w:sz="4" w:space="0" w:color="auto"/>
+              <w:right w:val="single" w:sz="4" w:space="0" w:color="auto"/>
+            </w:tcBorders>
           </w:tcPr>
           <w:p>
             <w:pPr>
@@ -3275,6 +4253,12 @@
         <w:tc>
           <w:tcPr>
             <w:tcW w:w="1504" w:type="dxa"/>
+            <w:tcBorders>
+              <w:top w:val="single" w:sz="4" w:space="0" w:color="auto"/>
+              <w:left w:val="single" w:sz="4" w:space="0" w:color="auto"/>
+              <w:bottom w:val="single" w:sz="4" w:space="0" w:color="auto"/>
+              <w:right w:val="single" w:sz="4" w:space="0" w:color="auto"/>
+            </w:tcBorders>
           </w:tcPr>
           <w:p>
             <w:pPr>
@@ -3289,12 +4273,18 @@
       </w:tr>
       <w:tr>
         <w:trPr>
-          <w:trHeight w:val="320" w:hRule="atLeast"/>
           <w:cantSplit/>
+          <w:trHeight w:val="58"/>
         </w:trPr>
         <w:tc>
           <w:tcPr>
             <w:tcW w:w="1165" w:type="dxa"/>
+            <w:tcBorders>
+              <w:top w:val="single" w:sz="4" w:space="0" w:color="auto"/>
+              <w:left w:val="single" w:sz="4" w:space="0" w:color="auto"/>
+              <w:bottom w:val="single" w:sz="4" w:space="0" w:color="auto"/>
+              <w:right w:val="single" w:sz="4" w:space="0" w:color="auto"/>
+            </w:tcBorders>
           </w:tcPr>
           <w:p>
             <w:pPr>
@@ -3309,6 +4299,12 @@
         <w:tc>
           <w:tcPr>
             <w:tcW w:w="2765" w:type="dxa"/>
+            <w:tcBorders>
+              <w:top w:val="single" w:sz="4" w:space="0" w:color="auto"/>
+              <w:left w:val="single" w:sz="4" w:space="0" w:color="auto"/>
+              <w:bottom w:val="single" w:sz="4" w:space="0" w:color="auto"/>
+              <w:right w:val="single" w:sz="4" w:space="0" w:color="auto"/>
+            </w:tcBorders>
           </w:tcPr>
           <w:p>
             <w:pPr>
@@ -3323,6 +4319,12 @@
         <w:tc>
           <w:tcPr>
             <w:tcW w:w="565" w:type="dxa"/>
+            <w:tcBorders>
+              <w:top w:val="single" w:sz="4" w:space="0" w:color="auto"/>
+              <w:left w:val="single" w:sz="4" w:space="0" w:color="auto"/>
+              <w:bottom w:val="single" w:sz="4" w:space="0" w:color="auto"/>
+              <w:right w:val="single" w:sz="4" w:space="0" w:color="auto"/>
+            </w:tcBorders>
           </w:tcPr>
           <w:p>
             <w:pPr>
@@ -3338,6 +4340,12 @@
         <w:tc>
           <w:tcPr>
             <w:tcW w:w="630" w:type="dxa"/>
+            <w:tcBorders>
+              <w:top w:val="single" w:sz="4" w:space="0" w:color="auto"/>
+              <w:left w:val="single" w:sz="4" w:space="0" w:color="auto"/>
+              <w:bottom w:val="single" w:sz="4" w:space="0" w:color="auto"/>
+              <w:right w:val="single" w:sz="4" w:space="0" w:color="auto"/>
+            </w:tcBorders>
           </w:tcPr>
           <w:p>
             <w:pPr>
@@ -3352,6 +4360,12 @@
         <w:tc>
           <w:tcPr>
             <w:tcW w:w="2390" w:type="dxa"/>
+            <w:tcBorders>
+              <w:top w:val="single" w:sz="4" w:space="0" w:color="auto"/>
+              <w:left w:val="single" w:sz="4" w:space="0" w:color="auto"/>
+              <w:bottom w:val="single" w:sz="4" w:space="0" w:color="auto"/>
+              <w:right w:val="single" w:sz="4" w:space="0" w:color="auto"/>
+            </w:tcBorders>
           </w:tcPr>
           <w:p>
             <w:pPr>
@@ -3366,6 +4380,12 @@
         <w:tc>
           <w:tcPr>
             <w:tcW w:w="1504" w:type="dxa"/>
+            <w:tcBorders>
+              <w:top w:val="single" w:sz="4" w:space="0" w:color="auto"/>
+              <w:left w:val="single" w:sz="4" w:space="0" w:color="auto"/>
+              <w:bottom w:val="single" w:sz="4" w:space="0" w:color="auto"/>
+              <w:right w:val="single" w:sz="4" w:space="0" w:color="auto"/>
+            </w:tcBorders>
           </w:tcPr>
           <w:p>
             <w:pPr>
@@ -3380,12 +4400,18 @@
       </w:tr>
       <w:tr>
         <w:trPr>
-          <w:trHeight w:val="320" w:hRule="atLeast"/>
           <w:cantSplit/>
+          <w:trHeight w:val="58"/>
         </w:trPr>
         <w:tc>
           <w:tcPr>
             <w:tcW w:w="1165" w:type="dxa"/>
+            <w:tcBorders>
+              <w:top w:val="single" w:sz="4" w:space="0" w:color="auto"/>
+              <w:left w:val="single" w:sz="4" w:space="0" w:color="auto"/>
+              <w:bottom w:val="single" w:sz="4" w:space="0" w:color="auto"/>
+              <w:right w:val="single" w:sz="4" w:space="0" w:color="auto"/>
+            </w:tcBorders>
           </w:tcPr>
           <w:p>
             <w:pPr>
@@ -3400,6 +4426,12 @@
         <w:tc>
           <w:tcPr>
             <w:tcW w:w="2765" w:type="dxa"/>
+            <w:tcBorders>
+              <w:top w:val="single" w:sz="4" w:space="0" w:color="auto"/>
+              <w:left w:val="single" w:sz="4" w:space="0" w:color="auto"/>
+              <w:bottom w:val="single" w:sz="4" w:space="0" w:color="auto"/>
+              <w:right w:val="single" w:sz="4" w:space="0" w:color="auto"/>
+            </w:tcBorders>
           </w:tcPr>
           <w:p>
             <w:pPr>
@@ -3414,6 +4446,12 @@
         <w:tc>
           <w:tcPr>
             <w:tcW w:w="565" w:type="dxa"/>
+            <w:tcBorders>
+              <w:top w:val="single" w:sz="4" w:space="0" w:color="auto"/>
+              <w:left w:val="single" w:sz="4" w:space="0" w:color="auto"/>
+              <w:bottom w:val="single" w:sz="4" w:space="0" w:color="auto"/>
+              <w:right w:val="single" w:sz="4" w:space="0" w:color="auto"/>
+            </w:tcBorders>
           </w:tcPr>
           <w:p>
             <w:pPr>
@@ -3429,6 +4467,12 @@
         <w:tc>
           <w:tcPr>
             <w:tcW w:w="630" w:type="dxa"/>
+            <w:tcBorders>
+              <w:top w:val="single" w:sz="4" w:space="0" w:color="auto"/>
+              <w:left w:val="single" w:sz="4" w:space="0" w:color="auto"/>
+              <w:bottom w:val="single" w:sz="4" w:space="0" w:color="auto"/>
+              <w:right w:val="single" w:sz="4" w:space="0" w:color="auto"/>
+            </w:tcBorders>
           </w:tcPr>
           <w:p>
             <w:pPr>
@@ -3443,6 +4487,12 @@
         <w:tc>
           <w:tcPr>
             <w:tcW w:w="2390" w:type="dxa"/>
+            <w:tcBorders>
+              <w:top w:val="single" w:sz="4" w:space="0" w:color="auto"/>
+              <w:left w:val="single" w:sz="4" w:space="0" w:color="auto"/>
+              <w:bottom w:val="single" w:sz="4" w:space="0" w:color="auto"/>
+              <w:right w:val="single" w:sz="4" w:space="0" w:color="auto"/>
+            </w:tcBorders>
           </w:tcPr>
           <w:p>
             <w:pPr>
@@ -3457,6 +4507,12 @@
         <w:tc>
           <w:tcPr>
             <w:tcW w:w="1504" w:type="dxa"/>
+            <w:tcBorders>
+              <w:top w:val="single" w:sz="4" w:space="0" w:color="auto"/>
+              <w:left w:val="single" w:sz="4" w:space="0" w:color="auto"/>
+              <w:bottom w:val="single" w:sz="4" w:space="0" w:color="auto"/>
+              <w:right w:val="single" w:sz="4" w:space="0" w:color="auto"/>
+            </w:tcBorders>
           </w:tcPr>
           <w:p>
             <w:pPr>
@@ -3471,12 +4527,18 @@
       </w:tr>
       <w:tr>
         <w:trPr>
-          <w:trHeight w:val="320" w:hRule="atLeast"/>
           <w:cantSplit/>
+          <w:trHeight w:val="58"/>
         </w:trPr>
         <w:tc>
           <w:tcPr>
             <w:tcW w:w="1165" w:type="dxa"/>
+            <w:tcBorders>
+              <w:top w:val="single" w:sz="4" w:space="0" w:color="auto"/>
+              <w:left w:val="single" w:sz="4" w:space="0" w:color="auto"/>
+              <w:bottom w:val="single" w:sz="4" w:space="0" w:color="auto"/>
+              <w:right w:val="single" w:sz="4" w:space="0" w:color="auto"/>
+            </w:tcBorders>
           </w:tcPr>
           <w:p>
             <w:pPr>
@@ -3491,6 +4553,12 @@
         <w:tc>
           <w:tcPr>
             <w:tcW w:w="2765" w:type="dxa"/>
+            <w:tcBorders>
+              <w:top w:val="single" w:sz="4" w:space="0" w:color="auto"/>
+              <w:left w:val="single" w:sz="4" w:space="0" w:color="auto"/>
+              <w:bottom w:val="single" w:sz="4" w:space="0" w:color="auto"/>
+              <w:right w:val="single" w:sz="4" w:space="0" w:color="auto"/>
+            </w:tcBorders>
           </w:tcPr>
           <w:p>
             <w:pPr>
@@ -3505,6 +4573,12 @@
         <w:tc>
           <w:tcPr>
             <w:tcW w:w="565" w:type="dxa"/>
+            <w:tcBorders>
+              <w:top w:val="single" w:sz="4" w:space="0" w:color="auto"/>
+              <w:left w:val="single" w:sz="4" w:space="0" w:color="auto"/>
+              <w:bottom w:val="single" w:sz="4" w:space="0" w:color="auto"/>
+              <w:right w:val="single" w:sz="4" w:space="0" w:color="auto"/>
+            </w:tcBorders>
           </w:tcPr>
           <w:p>
             <w:pPr>
@@ -3520,6 +4594,12 @@
         <w:tc>
           <w:tcPr>
             <w:tcW w:w="630" w:type="dxa"/>
+            <w:tcBorders>
+              <w:top w:val="single" w:sz="4" w:space="0" w:color="auto"/>
+              <w:left w:val="single" w:sz="4" w:space="0" w:color="auto"/>
+              <w:bottom w:val="single" w:sz="4" w:space="0" w:color="auto"/>
+              <w:right w:val="single" w:sz="4" w:space="0" w:color="auto"/>
+            </w:tcBorders>
           </w:tcPr>
           <w:p>
             <w:pPr>
@@ -3534,6 +4614,12 @@
         <w:tc>
           <w:tcPr>
             <w:tcW w:w="2390" w:type="dxa"/>
+            <w:tcBorders>
+              <w:top w:val="single" w:sz="4" w:space="0" w:color="auto"/>
+              <w:left w:val="single" w:sz="4" w:space="0" w:color="auto"/>
+              <w:bottom w:val="single" w:sz="4" w:space="0" w:color="auto"/>
+              <w:right w:val="single" w:sz="4" w:space="0" w:color="auto"/>
+            </w:tcBorders>
           </w:tcPr>
           <w:p>
             <w:pPr>
@@ -3548,6 +4634,12 @@
         <w:tc>
           <w:tcPr>
             <w:tcW w:w="1504" w:type="dxa"/>
+            <w:tcBorders>
+              <w:top w:val="single" w:sz="4" w:space="0" w:color="auto"/>
+              <w:left w:val="single" w:sz="4" w:space="0" w:color="auto"/>
+              <w:bottom w:val="single" w:sz="4" w:space="0" w:color="auto"/>
+              <w:right w:val="single" w:sz="4" w:space="0" w:color="auto"/>
+            </w:tcBorders>
           </w:tcPr>
           <w:p>
             <w:pPr>
@@ -3562,12 +4654,18 @@
       </w:tr>
       <w:tr>
         <w:trPr>
-          <w:trHeight w:val="320" w:hRule="atLeast"/>
           <w:cantSplit/>
+          <w:trHeight w:val="58"/>
         </w:trPr>
         <w:tc>
           <w:tcPr>
             <w:tcW w:w="1165" w:type="dxa"/>
+            <w:tcBorders>
+              <w:top w:val="single" w:sz="4" w:space="0" w:color="auto"/>
+              <w:left w:val="single" w:sz="4" w:space="0" w:color="auto"/>
+              <w:bottom w:val="single" w:sz="4" w:space="0" w:color="auto"/>
+              <w:right w:val="single" w:sz="4" w:space="0" w:color="auto"/>
+            </w:tcBorders>
           </w:tcPr>
           <w:p>
             <w:pPr>
@@ -3582,6 +4680,12 @@
         <w:tc>
           <w:tcPr>
             <w:tcW w:w="2765" w:type="dxa"/>
+            <w:tcBorders>
+              <w:top w:val="single" w:sz="4" w:space="0" w:color="auto"/>
+              <w:left w:val="single" w:sz="4" w:space="0" w:color="auto"/>
+              <w:bottom w:val="single" w:sz="4" w:space="0" w:color="auto"/>
+              <w:right w:val="single" w:sz="4" w:space="0" w:color="auto"/>
+            </w:tcBorders>
           </w:tcPr>
           <w:p>
             <w:pPr>
@@ -3596,6 +4700,12 @@
         <w:tc>
           <w:tcPr>
             <w:tcW w:w="565" w:type="dxa"/>
+            <w:tcBorders>
+              <w:top w:val="single" w:sz="4" w:space="0" w:color="auto"/>
+              <w:left w:val="single" w:sz="4" w:space="0" w:color="auto"/>
+              <w:bottom w:val="single" w:sz="4" w:space="0" w:color="auto"/>
+              <w:right w:val="single" w:sz="4" w:space="0" w:color="auto"/>
+            </w:tcBorders>
           </w:tcPr>
           <w:p>
             <w:pPr>
@@ -3611,6 +4721,12 @@
         <w:tc>
           <w:tcPr>
             <w:tcW w:w="630" w:type="dxa"/>
+            <w:tcBorders>
+              <w:top w:val="single" w:sz="4" w:space="0" w:color="auto"/>
+              <w:left w:val="single" w:sz="4" w:space="0" w:color="auto"/>
+              <w:bottom w:val="single" w:sz="4" w:space="0" w:color="auto"/>
+              <w:right w:val="single" w:sz="4" w:space="0" w:color="auto"/>
+            </w:tcBorders>
           </w:tcPr>
           <w:p>
             <w:pPr>
@@ -3625,6 +4741,12 @@
         <w:tc>
           <w:tcPr>
             <w:tcW w:w="2390" w:type="dxa"/>
+            <w:tcBorders>
+              <w:top w:val="single" w:sz="4" w:space="0" w:color="auto"/>
+              <w:left w:val="single" w:sz="4" w:space="0" w:color="auto"/>
+              <w:bottom w:val="single" w:sz="4" w:space="0" w:color="auto"/>
+              <w:right w:val="single" w:sz="4" w:space="0" w:color="auto"/>
+            </w:tcBorders>
           </w:tcPr>
           <w:p>
             <w:pPr>
@@ -3639,6 +4761,12 @@
         <w:tc>
           <w:tcPr>
             <w:tcW w:w="1504" w:type="dxa"/>
+            <w:tcBorders>
+              <w:top w:val="single" w:sz="4" w:space="0" w:color="auto"/>
+              <w:left w:val="single" w:sz="4" w:space="0" w:color="auto"/>
+              <w:bottom w:val="single" w:sz="4" w:space="0" w:color="auto"/>
+              <w:right w:val="single" w:sz="4" w:space="0" w:color="auto"/>
+            </w:tcBorders>
           </w:tcPr>
           <w:p>
             <w:pPr>
@@ -3653,12 +4781,18 @@
       </w:tr>
       <w:tr>
         <w:trPr>
-          <w:trHeight w:val="320" w:hRule="atLeast"/>
           <w:cantSplit/>
+          <w:trHeight w:val="58"/>
         </w:trPr>
         <w:tc>
           <w:tcPr>
             <w:tcW w:w="1165" w:type="dxa"/>
+            <w:tcBorders>
+              <w:top w:val="single" w:sz="4" w:space="0" w:color="auto"/>
+              <w:left w:val="single" w:sz="4" w:space="0" w:color="auto"/>
+              <w:bottom w:val="single" w:sz="4" w:space="0" w:color="auto"/>
+              <w:right w:val="single" w:sz="4" w:space="0" w:color="auto"/>
+            </w:tcBorders>
           </w:tcPr>
           <w:p>
             <w:pPr>
@@ -3673,6 +4807,12 @@
         <w:tc>
           <w:tcPr>
             <w:tcW w:w="2765" w:type="dxa"/>
+            <w:tcBorders>
+              <w:top w:val="single" w:sz="4" w:space="0" w:color="auto"/>
+              <w:left w:val="single" w:sz="4" w:space="0" w:color="auto"/>
+              <w:bottom w:val="single" w:sz="4" w:space="0" w:color="auto"/>
+              <w:right w:val="single" w:sz="4" w:space="0" w:color="auto"/>
+            </w:tcBorders>
           </w:tcPr>
           <w:p>
             <w:pPr>
@@ -3687,6 +4827,12 @@
         <w:tc>
           <w:tcPr>
             <w:tcW w:w="565" w:type="dxa"/>
+            <w:tcBorders>
+              <w:top w:val="single" w:sz="4" w:space="0" w:color="auto"/>
+              <w:left w:val="single" w:sz="4" w:space="0" w:color="auto"/>
+              <w:bottom w:val="single" w:sz="4" w:space="0" w:color="auto"/>
+              <w:right w:val="single" w:sz="4" w:space="0" w:color="auto"/>
+            </w:tcBorders>
           </w:tcPr>
           <w:p>
             <w:pPr>
@@ -3702,6 +4848,12 @@
         <w:tc>
           <w:tcPr>
             <w:tcW w:w="630" w:type="dxa"/>
+            <w:tcBorders>
+              <w:top w:val="single" w:sz="4" w:space="0" w:color="auto"/>
+              <w:left w:val="single" w:sz="4" w:space="0" w:color="auto"/>
+              <w:bottom w:val="single" w:sz="4" w:space="0" w:color="auto"/>
+              <w:right w:val="single" w:sz="4" w:space="0" w:color="auto"/>
+            </w:tcBorders>
           </w:tcPr>
           <w:p>
             <w:pPr>
@@ -3716,6 +4868,12 @@
         <w:tc>
           <w:tcPr>
             <w:tcW w:w="2390" w:type="dxa"/>
+            <w:tcBorders>
+              <w:top w:val="single" w:sz="4" w:space="0" w:color="auto"/>
+              <w:left w:val="single" w:sz="4" w:space="0" w:color="auto"/>
+              <w:bottom w:val="single" w:sz="4" w:space="0" w:color="auto"/>
+              <w:right w:val="single" w:sz="4" w:space="0" w:color="auto"/>
+            </w:tcBorders>
           </w:tcPr>
           <w:p>
             <w:pPr>
@@ -3730,6 +4888,12 @@
         <w:tc>
           <w:tcPr>
             <w:tcW w:w="1504" w:type="dxa"/>
+            <w:tcBorders>
+              <w:top w:val="single" w:sz="4" w:space="0" w:color="auto"/>
+              <w:left w:val="single" w:sz="4" w:space="0" w:color="auto"/>
+              <w:bottom w:val="single" w:sz="4" w:space="0" w:color="auto"/>
+              <w:right w:val="single" w:sz="4" w:space="0" w:color="auto"/>
+            </w:tcBorders>
           </w:tcPr>
           <w:p>
             <w:pPr>
@@ -3744,12 +4908,18 @@
       </w:tr>
       <w:tr>
         <w:trPr>
-          <w:trHeight w:val="320" w:hRule="atLeast"/>
           <w:cantSplit/>
+          <w:trHeight w:val="58"/>
         </w:trPr>
         <w:tc>
           <w:tcPr>
             <w:tcW w:w="1165" w:type="dxa"/>
+            <w:tcBorders>
+              <w:top w:val="single" w:sz="4" w:space="0" w:color="auto"/>
+              <w:left w:val="single" w:sz="4" w:space="0" w:color="auto"/>
+              <w:bottom w:val="single" w:sz="4" w:space="0" w:color="auto"/>
+              <w:right w:val="single" w:sz="4" w:space="0" w:color="auto"/>
+            </w:tcBorders>
           </w:tcPr>
           <w:p>
             <w:pPr>
@@ -3764,6 +4934,12 @@
         <w:tc>
           <w:tcPr>
             <w:tcW w:w="2765" w:type="dxa"/>
+            <w:tcBorders>
+              <w:top w:val="single" w:sz="4" w:space="0" w:color="auto"/>
+              <w:left w:val="single" w:sz="4" w:space="0" w:color="auto"/>
+              <w:bottom w:val="single" w:sz="4" w:space="0" w:color="auto"/>
+              <w:right w:val="single" w:sz="4" w:space="0" w:color="auto"/>
+            </w:tcBorders>
           </w:tcPr>
           <w:p>
             <w:pPr>
@@ -3778,6 +4954,12 @@
         <w:tc>
           <w:tcPr>
             <w:tcW w:w="565" w:type="dxa"/>
+            <w:tcBorders>
+              <w:top w:val="single" w:sz="4" w:space="0" w:color="auto"/>
+              <w:left w:val="single" w:sz="4" w:space="0" w:color="auto"/>
+              <w:bottom w:val="single" w:sz="4" w:space="0" w:color="auto"/>
+              <w:right w:val="single" w:sz="4" w:space="0" w:color="auto"/>
+            </w:tcBorders>
           </w:tcPr>
           <w:p>
             <w:pPr>
@@ -3793,6 +4975,12 @@
         <w:tc>
           <w:tcPr>
             <w:tcW w:w="630" w:type="dxa"/>
+            <w:tcBorders>
+              <w:top w:val="single" w:sz="4" w:space="0" w:color="auto"/>
+              <w:left w:val="single" w:sz="4" w:space="0" w:color="auto"/>
+              <w:bottom w:val="single" w:sz="4" w:space="0" w:color="auto"/>
+              <w:right w:val="single" w:sz="4" w:space="0" w:color="auto"/>
+            </w:tcBorders>
           </w:tcPr>
           <w:p>
             <w:pPr>
@@ -3807,6 +4995,12 @@
         <w:tc>
           <w:tcPr>
             <w:tcW w:w="2390" w:type="dxa"/>
+            <w:tcBorders>
+              <w:top w:val="single" w:sz="4" w:space="0" w:color="auto"/>
+              <w:left w:val="single" w:sz="4" w:space="0" w:color="auto"/>
+              <w:bottom w:val="single" w:sz="4" w:space="0" w:color="auto"/>
+              <w:right w:val="single" w:sz="4" w:space="0" w:color="auto"/>
+            </w:tcBorders>
           </w:tcPr>
           <w:p>
             <w:pPr>
@@ -3821,6 +5015,12 @@
         <w:tc>
           <w:tcPr>
             <w:tcW w:w="1504" w:type="dxa"/>
+            <w:tcBorders>
+              <w:top w:val="single" w:sz="4" w:space="0" w:color="auto"/>
+              <w:left w:val="single" w:sz="4" w:space="0" w:color="auto"/>
+              <w:bottom w:val="single" w:sz="4" w:space="0" w:color="auto"/>
+              <w:right w:val="single" w:sz="4" w:space="0" w:color="auto"/>
+            </w:tcBorders>
           </w:tcPr>
           <w:p>
             <w:pPr>
@@ -3835,12 +5035,18 @@
       </w:tr>
       <w:tr>
         <w:trPr>
-          <w:trHeight w:val="320" w:hRule="atLeast"/>
           <w:cantSplit/>
+          <w:trHeight w:val="58"/>
         </w:trPr>
         <w:tc>
           <w:tcPr>
             <w:tcW w:w="1165" w:type="dxa"/>
+            <w:tcBorders>
+              <w:top w:val="single" w:sz="4" w:space="0" w:color="auto"/>
+              <w:left w:val="single" w:sz="4" w:space="0" w:color="auto"/>
+              <w:bottom w:val="single" w:sz="4" w:space="0" w:color="auto"/>
+              <w:right w:val="single" w:sz="4" w:space="0" w:color="auto"/>
+            </w:tcBorders>
           </w:tcPr>
           <w:p>
             <w:pPr>
@@ -3855,6 +5061,12 @@
         <w:tc>
           <w:tcPr>
             <w:tcW w:w="2765" w:type="dxa"/>
+            <w:tcBorders>
+              <w:top w:val="single" w:sz="4" w:space="0" w:color="auto"/>
+              <w:left w:val="single" w:sz="4" w:space="0" w:color="auto"/>
+              <w:bottom w:val="single" w:sz="4" w:space="0" w:color="auto"/>
+              <w:right w:val="single" w:sz="4" w:space="0" w:color="auto"/>
+            </w:tcBorders>
           </w:tcPr>
           <w:p>
             <w:pPr>
@@ -3869,6 +5081,12 @@
         <w:tc>
           <w:tcPr>
             <w:tcW w:w="565" w:type="dxa"/>
+            <w:tcBorders>
+              <w:top w:val="single" w:sz="4" w:space="0" w:color="auto"/>
+              <w:left w:val="single" w:sz="4" w:space="0" w:color="auto"/>
+              <w:bottom w:val="single" w:sz="4" w:space="0" w:color="auto"/>
+              <w:right w:val="single" w:sz="4" w:space="0" w:color="auto"/>
+            </w:tcBorders>
           </w:tcPr>
           <w:p>
             <w:pPr>
@@ -3884,6 +5102,12 @@
         <w:tc>
           <w:tcPr>
             <w:tcW w:w="630" w:type="dxa"/>
+            <w:tcBorders>
+              <w:top w:val="single" w:sz="4" w:space="0" w:color="auto"/>
+              <w:left w:val="single" w:sz="4" w:space="0" w:color="auto"/>
+              <w:bottom w:val="single" w:sz="4" w:space="0" w:color="auto"/>
+              <w:right w:val="single" w:sz="4" w:space="0" w:color="auto"/>
+            </w:tcBorders>
           </w:tcPr>
           <w:p>
             <w:pPr>
@@ -3898,6 +5122,12 @@
         <w:tc>
           <w:tcPr>
             <w:tcW w:w="2390" w:type="dxa"/>
+            <w:tcBorders>
+              <w:top w:val="single" w:sz="4" w:space="0" w:color="auto"/>
+              <w:left w:val="single" w:sz="4" w:space="0" w:color="auto"/>
+              <w:bottom w:val="single" w:sz="4" w:space="0" w:color="auto"/>
+              <w:right w:val="single" w:sz="4" w:space="0" w:color="auto"/>
+            </w:tcBorders>
           </w:tcPr>
           <w:p>
             <w:pPr>
@@ -3912,6 +5142,12 @@
         <w:tc>
           <w:tcPr>
             <w:tcW w:w="1504" w:type="dxa"/>
+            <w:tcBorders>
+              <w:top w:val="single" w:sz="4" w:space="0" w:color="auto"/>
+              <w:left w:val="single" w:sz="4" w:space="0" w:color="auto"/>
+              <w:bottom w:val="single" w:sz="4" w:space="0" w:color="auto"/>
+              <w:right w:val="single" w:sz="4" w:space="0" w:color="auto"/>
+            </w:tcBorders>
           </w:tcPr>
           <w:p>
             <w:pPr>
@@ -3926,12 +5162,18 @@
       </w:tr>
       <w:tr>
         <w:trPr>
-          <w:trHeight w:val="320" w:hRule="atLeast"/>
           <w:cantSplit/>
+          <w:trHeight w:val="58"/>
         </w:trPr>
         <w:tc>
           <w:tcPr>
             <w:tcW w:w="1165" w:type="dxa"/>
+            <w:tcBorders>
+              <w:top w:val="single" w:sz="4" w:space="0" w:color="auto"/>
+              <w:left w:val="single" w:sz="4" w:space="0" w:color="auto"/>
+              <w:bottom w:val="single" w:sz="4" w:space="0" w:color="auto"/>
+              <w:right w:val="single" w:sz="4" w:space="0" w:color="auto"/>
+            </w:tcBorders>
           </w:tcPr>
           <w:p>
             <w:pPr>
@@ -3946,6 +5188,12 @@
         <w:tc>
           <w:tcPr>
             <w:tcW w:w="2765" w:type="dxa"/>
+            <w:tcBorders>
+              <w:top w:val="single" w:sz="4" w:space="0" w:color="auto"/>
+              <w:left w:val="single" w:sz="4" w:space="0" w:color="auto"/>
+              <w:bottom w:val="single" w:sz="4" w:space="0" w:color="auto"/>
+              <w:right w:val="single" w:sz="4" w:space="0" w:color="auto"/>
+            </w:tcBorders>
           </w:tcPr>
           <w:p>
             <w:pPr>
@@ -3960,6 +5208,12 @@
         <w:tc>
           <w:tcPr>
             <w:tcW w:w="565" w:type="dxa"/>
+            <w:tcBorders>
+              <w:top w:val="single" w:sz="4" w:space="0" w:color="auto"/>
+              <w:left w:val="single" w:sz="4" w:space="0" w:color="auto"/>
+              <w:bottom w:val="single" w:sz="4" w:space="0" w:color="auto"/>
+              <w:right w:val="single" w:sz="4" w:space="0" w:color="auto"/>
+            </w:tcBorders>
           </w:tcPr>
           <w:p>
             <w:pPr>
@@ -3975,6 +5229,12 @@
         <w:tc>
           <w:tcPr>
             <w:tcW w:w="630" w:type="dxa"/>
+            <w:tcBorders>
+              <w:top w:val="single" w:sz="4" w:space="0" w:color="auto"/>
+              <w:left w:val="single" w:sz="4" w:space="0" w:color="auto"/>
+              <w:bottom w:val="single" w:sz="4" w:space="0" w:color="auto"/>
+              <w:right w:val="single" w:sz="4" w:space="0" w:color="auto"/>
+            </w:tcBorders>
           </w:tcPr>
           <w:p>
             <w:pPr>
@@ -3989,6 +5249,12 @@
         <w:tc>
           <w:tcPr>
             <w:tcW w:w="2390" w:type="dxa"/>
+            <w:tcBorders>
+              <w:top w:val="single" w:sz="4" w:space="0" w:color="auto"/>
+              <w:left w:val="single" w:sz="4" w:space="0" w:color="auto"/>
+              <w:bottom w:val="single" w:sz="4" w:space="0" w:color="auto"/>
+              <w:right w:val="single" w:sz="4" w:space="0" w:color="auto"/>
+            </w:tcBorders>
           </w:tcPr>
           <w:p>
             <w:pPr>
@@ -4003,6 +5269,12 @@
         <w:tc>
           <w:tcPr>
             <w:tcW w:w="1504" w:type="dxa"/>
+            <w:tcBorders>
+              <w:top w:val="single" w:sz="4" w:space="0" w:color="auto"/>
+              <w:left w:val="single" w:sz="4" w:space="0" w:color="auto"/>
+              <w:bottom w:val="single" w:sz="4" w:space="0" w:color="auto"/>
+              <w:right w:val="single" w:sz="4" w:space="0" w:color="auto"/>
+            </w:tcBorders>
           </w:tcPr>
           <w:p>
             <w:pPr>
@@ -4017,12 +5289,18 @@
       </w:tr>
       <w:tr>
         <w:trPr>
-          <w:trHeight w:val="320" w:hRule="atLeast"/>
           <w:cantSplit/>
+          <w:trHeight w:val="58"/>
         </w:trPr>
         <w:tc>
           <w:tcPr>
             <w:tcW w:w="1165" w:type="dxa"/>
+            <w:tcBorders>
+              <w:top w:val="single" w:sz="4" w:space="0" w:color="auto"/>
+              <w:left w:val="single" w:sz="4" w:space="0" w:color="auto"/>
+              <w:bottom w:val="single" w:sz="4" w:space="0" w:color="auto"/>
+              <w:right w:val="single" w:sz="4" w:space="0" w:color="auto"/>
+            </w:tcBorders>
           </w:tcPr>
           <w:p>
             <w:pPr>
@@ -4036,6 +5314,13 @@
         <w:tc>
           <w:tcPr>
             <w:tcW w:w="2765" w:type="dxa"/>
+            <w:tcBorders>
+              <w:top w:val="single" w:sz="4" w:space="0" w:color="auto"/>
+              <w:left w:val="single" w:sz="4" w:space="0" w:color="auto"/>
+              <w:bottom w:val="single" w:sz="4" w:space="0" w:color="auto"/>
+              <w:right w:val="single" w:sz="4" w:space="0" w:color="auto"/>
+            </w:tcBorders>
+            <w:hideMark/>
           </w:tcPr>
           <w:p>
             <w:pPr>
@@ -4059,6 +5344,12 @@
         <w:tc>
           <w:tcPr>
             <w:tcW w:w="565" w:type="dxa"/>
+            <w:tcBorders>
+              <w:top w:val="single" w:sz="4" w:space="0" w:color="auto"/>
+              <w:left w:val="single" w:sz="4" w:space="0" w:color="auto"/>
+              <w:bottom w:val="single" w:sz="4" w:space="0" w:color="auto"/>
+              <w:right w:val="single" w:sz="4" w:space="0" w:color="auto"/>
+            </w:tcBorders>
           </w:tcPr>
           <w:p>
             <w:pPr>
@@ -4074,6 +5365,12 @@
         <w:tc>
           <w:tcPr>
             <w:tcW w:w="630" w:type="dxa"/>
+            <w:tcBorders>
+              <w:top w:val="single" w:sz="4" w:space="0" w:color="auto"/>
+              <w:left w:val="single" w:sz="4" w:space="0" w:color="auto"/>
+              <w:bottom w:val="single" w:sz="4" w:space="0" w:color="auto"/>
+              <w:right w:val="single" w:sz="4" w:space="0" w:color="auto"/>
+            </w:tcBorders>
           </w:tcPr>
           <w:p>
             <w:pPr>
@@ -4087,6 +5384,12 @@
         <w:tc>
           <w:tcPr>
             <w:tcW w:w="2390" w:type="dxa"/>
+            <w:tcBorders>
+              <w:top w:val="single" w:sz="4" w:space="0" w:color="auto"/>
+              <w:left w:val="single" w:sz="4" w:space="0" w:color="auto"/>
+              <w:bottom w:val="single" w:sz="4" w:space="0" w:color="auto"/>
+              <w:right w:val="single" w:sz="4" w:space="0" w:color="auto"/>
+            </w:tcBorders>
           </w:tcPr>
           <w:p>
             <w:pPr>
@@ -4100,6 +5403,12 @@
         <w:tc>
           <w:tcPr>
             <w:tcW w:w="1504" w:type="dxa"/>
+            <w:tcBorders>
+              <w:top w:val="single" w:sz="4" w:space="0" w:color="auto"/>
+              <w:left w:val="single" w:sz="4" w:space="0" w:color="auto"/>
+              <w:bottom w:val="single" w:sz="4" w:space="0" w:color="auto"/>
+              <w:right w:val="single" w:sz="4" w:space="0" w:color="auto"/>
+            </w:tcBorders>
           </w:tcPr>
           <w:p>
             <w:pPr>
@@ -4180,27 +5489,24 @@
       </w:pPr>
       <w:r>
         <w:rPr>
-          <w:b/>
           <w:noProof/>
-          <w:sz w:val="16"/>
-          <w:lang w:eastAsia="en-PH"/>
         </w:rPr>
         <w:lastRenderedPageBreak/>
         <mc:AlternateContent>
           <mc:Choice Requires="wps">
             <w:drawing>
-              <wp:anchor distT="0" distB="0" distL="114300" distR="114300" simplePos="0" relativeHeight="251662336" behindDoc="0" locked="0" layoutInCell="1" allowOverlap="1" wp14:anchorId="4F19612C" wp14:editId="1BB1B160">
+              <wp:anchor distT="0" distB="0" distL="114300" distR="114300" simplePos="0" relativeHeight="251663360" behindDoc="0" locked="0" layoutInCell="1" allowOverlap="1" wp14:anchorId="7271E39D" wp14:editId="4F9A04AA">
                 <wp:simplePos x="0" y="0"/>
                 <wp:positionH relativeFrom="column">
-                  <wp:posOffset>2337</wp:posOffset>
+                  <wp:posOffset>2540</wp:posOffset>
                 </wp:positionH>
                 <wp:positionV relativeFrom="paragraph">
-                  <wp:posOffset>129108</wp:posOffset>
+                  <wp:posOffset>128905</wp:posOffset>
                 </wp:positionV>
-                <wp:extent cx="5726628" cy="0"/>
-                <wp:effectExtent l="0" t="0" r="26670" b="19050"/>
+                <wp:extent cx="5726430" cy="0"/>
+                <wp:effectExtent l="0" t="0" r="0" b="0"/>
                 <wp:wrapNone/>
-                <wp:docPr id="5" name="Straight Connector 5"/>
+                <wp:docPr id="16" name="Straight Connector 16"/>
                 <wp:cNvGraphicFramePr/>
                 <a:graphic xmlns:a="http://schemas.openxmlformats.org/drawingml/2006/main">
                   <a:graphicData uri="http://schemas.microsoft.com/office/word/2010/wordprocessingShape">
@@ -4209,7 +5515,7 @@
                       <wps:spPr>
                         <a:xfrm>
                           <a:off x="0" y="0"/>
-                          <a:ext cx="5726628" cy="0"/>
+                          <a:ext cx="5726430" cy="0"/>
                         </a:xfrm>
                         <a:prstGeom prst="line">
                           <a:avLst/>
@@ -4237,12 +5543,15 @@
                 <wp14:sizeRelH relativeFrom="margin">
                   <wp14:pctWidth>0</wp14:pctWidth>
                 </wp14:sizeRelH>
+                <wp14:sizeRelV relativeFrom="page">
+                  <wp14:pctHeight>0</wp14:pctHeight>
+                </wp14:sizeRelV>
               </wp:anchor>
             </w:drawing>
           </mc:Choice>
           <mc:Fallback>
             <w:pict>
-              <v:line w14:anchorId="59D14E7F" id="Straight Connector 5" o:spid="_x0000_s1026" style="position:absolute;z-index:251662336;visibility:visible;mso-wrap-style:square;mso-width-percent:0;mso-wrap-distance-left:9pt;mso-wrap-distance-top:0;mso-wrap-distance-right:9pt;mso-wrap-distance-bottom:0;mso-position-horizontal:absolute;mso-position-horizontal-relative:text;mso-position-vertical:absolute;mso-position-vertical-relative:text;mso-width-percent:0;mso-width-relative:margin" from=".2pt,10.15pt" to="451.1pt,10.15pt" o:gfxdata="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" strokecolor="black [3200]">
+              <v:line w14:anchorId="4C02D281" id="Straight Connector 16" o:spid="_x0000_s1026" style="position:absolute;z-index:251663360;visibility:visible;mso-wrap-style:square;mso-width-percent:0;mso-height-percent:0;mso-wrap-distance-left:9pt;mso-wrap-distance-top:0;mso-wrap-distance-right:9pt;mso-wrap-distance-bottom:0;mso-position-horizontal:absolute;mso-position-horizontal-relative:text;mso-position-vertical:absolute;mso-position-vertical-relative:text;mso-width-percent:0;mso-height-percent:0;mso-width-relative:margin;mso-height-relative:page" from=".2pt,10.15pt" to="451.1pt,10.15pt" o:gfxdata="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" strokecolor="black [3200]">
                 <v:stroke joinstyle="miter"/>
               </v:line>
             </w:pict>
@@ -4274,12 +5583,19 @@
       </w:tblGrid>
       <w:tr>
         <w:trPr>
-          <w:trHeight w:val="320" w:hRule="atLeast"/>
           <w:cantSplit/>
+          <w:trHeight w:val="58"/>
         </w:trPr>
         <w:tc>
           <w:tcPr>
             <w:tcW w:w="1165" w:type="dxa"/>
+            <w:tcBorders>
+              <w:top w:val="single" w:sz="4" w:space="0" w:color="auto"/>
+              <w:left w:val="single" w:sz="4" w:space="0" w:color="auto"/>
+              <w:bottom w:val="single" w:sz="4" w:space="0" w:color="auto"/>
+              <w:right w:val="single" w:sz="4" w:space="0" w:color="auto"/>
+            </w:tcBorders>
+            <w:hideMark/>
           </w:tcPr>
           <w:p>
             <w:pPr>
@@ -4304,6 +5620,13 @@
         <w:tc>
           <w:tcPr>
             <w:tcW w:w="2765" w:type="dxa"/>
+            <w:tcBorders>
+              <w:top w:val="single" w:sz="4" w:space="0" w:color="auto"/>
+              <w:left w:val="single" w:sz="4" w:space="0" w:color="auto"/>
+              <w:bottom w:val="single" w:sz="4" w:space="0" w:color="auto"/>
+              <w:right w:val="single" w:sz="4" w:space="0" w:color="auto"/>
+            </w:tcBorders>
+            <w:hideMark/>
           </w:tcPr>
           <w:p>
             <w:pPr>
@@ -4328,6 +5651,13 @@
         <w:tc>
           <w:tcPr>
             <w:tcW w:w="565" w:type="dxa"/>
+            <w:tcBorders>
+              <w:top w:val="single" w:sz="4" w:space="0" w:color="auto"/>
+              <w:left w:val="single" w:sz="4" w:space="0" w:color="auto"/>
+              <w:bottom w:val="single" w:sz="4" w:space="0" w:color="auto"/>
+              <w:right w:val="single" w:sz="4" w:space="0" w:color="auto"/>
+            </w:tcBorders>
+            <w:hideMark/>
           </w:tcPr>
           <w:p>
             <w:pPr>
@@ -4352,6 +5682,13 @@
         <w:tc>
           <w:tcPr>
             <w:tcW w:w="630" w:type="dxa"/>
+            <w:tcBorders>
+              <w:top w:val="single" w:sz="4" w:space="0" w:color="auto"/>
+              <w:left w:val="single" w:sz="4" w:space="0" w:color="auto"/>
+              <w:bottom w:val="single" w:sz="4" w:space="0" w:color="auto"/>
+              <w:right w:val="single" w:sz="4" w:space="0" w:color="auto"/>
+            </w:tcBorders>
+            <w:hideMark/>
           </w:tcPr>
           <w:p>
             <w:pPr>
@@ -4376,6 +5713,13 @@
         <w:tc>
           <w:tcPr>
             <w:tcW w:w="2390" w:type="dxa"/>
+            <w:tcBorders>
+              <w:top w:val="single" w:sz="4" w:space="0" w:color="auto"/>
+              <w:left w:val="single" w:sz="4" w:space="0" w:color="auto"/>
+              <w:bottom w:val="single" w:sz="4" w:space="0" w:color="auto"/>
+              <w:right w:val="single" w:sz="4" w:space="0" w:color="auto"/>
+            </w:tcBorders>
+            <w:hideMark/>
           </w:tcPr>
           <w:p>
             <w:pPr>
@@ -4400,6 +5744,13 @@
         <w:tc>
           <w:tcPr>
             <w:tcW w:w="1504" w:type="dxa"/>
+            <w:tcBorders>
+              <w:top w:val="single" w:sz="4" w:space="0" w:color="auto"/>
+              <w:left w:val="single" w:sz="4" w:space="0" w:color="auto"/>
+              <w:bottom w:val="single" w:sz="4" w:space="0" w:color="auto"/>
+              <w:right w:val="single" w:sz="4" w:space="0" w:color="auto"/>
+            </w:tcBorders>
+            <w:hideMark/>
           </w:tcPr>
           <w:p>
             <w:pPr>
@@ -4424,12 +5775,18 @@
       </w:tr>
       <w:tr>
         <w:trPr>
-          <w:trHeight w:val="320" w:hRule="atLeast"/>
           <w:cantSplit/>
+          <w:trHeight w:val="58"/>
         </w:trPr>
         <w:tc>
           <w:tcPr>
             <w:tcW w:w="1165" w:type="dxa"/>
+            <w:tcBorders>
+              <w:top w:val="single" w:sz="4" w:space="0" w:color="auto"/>
+              <w:left w:val="single" w:sz="4" w:space="0" w:color="auto"/>
+              <w:bottom w:val="single" w:sz="4" w:space="0" w:color="auto"/>
+              <w:right w:val="single" w:sz="4" w:space="0" w:color="auto"/>
+            </w:tcBorders>
           </w:tcPr>
           <w:p>
             <w:pPr>
@@ -4444,6 +5801,12 @@
         <w:tc>
           <w:tcPr>
             <w:tcW w:w="2765" w:type="dxa"/>
+            <w:tcBorders>
+              <w:top w:val="single" w:sz="4" w:space="0" w:color="auto"/>
+              <w:left w:val="single" w:sz="4" w:space="0" w:color="auto"/>
+              <w:bottom w:val="single" w:sz="4" w:space="0" w:color="auto"/>
+              <w:right w:val="single" w:sz="4" w:space="0" w:color="auto"/>
+            </w:tcBorders>
           </w:tcPr>
           <w:p>
             <w:pPr>
@@ -4458,6 +5821,12 @@
         <w:tc>
           <w:tcPr>
             <w:tcW w:w="565" w:type="dxa"/>
+            <w:tcBorders>
+              <w:top w:val="single" w:sz="4" w:space="0" w:color="auto"/>
+              <w:left w:val="single" w:sz="4" w:space="0" w:color="auto"/>
+              <w:bottom w:val="single" w:sz="4" w:space="0" w:color="auto"/>
+              <w:right w:val="single" w:sz="4" w:space="0" w:color="auto"/>
+            </w:tcBorders>
           </w:tcPr>
           <w:p>
             <w:pPr>
@@ -4473,6 +5842,12 @@
         <w:tc>
           <w:tcPr>
             <w:tcW w:w="630" w:type="dxa"/>
+            <w:tcBorders>
+              <w:top w:val="single" w:sz="4" w:space="0" w:color="auto"/>
+              <w:left w:val="single" w:sz="4" w:space="0" w:color="auto"/>
+              <w:bottom w:val="single" w:sz="4" w:space="0" w:color="auto"/>
+              <w:right w:val="single" w:sz="4" w:space="0" w:color="auto"/>
+            </w:tcBorders>
           </w:tcPr>
           <w:p>
             <w:pPr>
@@ -4487,6 +5862,12 @@
         <w:tc>
           <w:tcPr>
             <w:tcW w:w="2390" w:type="dxa"/>
+            <w:tcBorders>
+              <w:top w:val="single" w:sz="4" w:space="0" w:color="auto"/>
+              <w:left w:val="single" w:sz="4" w:space="0" w:color="auto"/>
+              <w:bottom w:val="single" w:sz="4" w:space="0" w:color="auto"/>
+              <w:right w:val="single" w:sz="4" w:space="0" w:color="auto"/>
+            </w:tcBorders>
           </w:tcPr>
           <w:p>
             <w:pPr>
@@ -4501,6 +5882,12 @@
         <w:tc>
           <w:tcPr>
             <w:tcW w:w="1504" w:type="dxa"/>
+            <w:tcBorders>
+              <w:top w:val="single" w:sz="4" w:space="0" w:color="auto"/>
+              <w:left w:val="single" w:sz="4" w:space="0" w:color="auto"/>
+              <w:bottom w:val="single" w:sz="4" w:space="0" w:color="auto"/>
+              <w:right w:val="single" w:sz="4" w:space="0" w:color="auto"/>
+            </w:tcBorders>
           </w:tcPr>
           <w:p>
             <w:pPr>
@@ -4515,12 +5902,18 @@
       </w:tr>
       <w:tr>
         <w:trPr>
-          <w:trHeight w:val="320" w:hRule="atLeast"/>
           <w:cantSplit/>
+          <w:trHeight w:val="58"/>
         </w:trPr>
         <w:tc>
           <w:tcPr>
             <w:tcW w:w="1165" w:type="dxa"/>
+            <w:tcBorders>
+              <w:top w:val="single" w:sz="4" w:space="0" w:color="auto"/>
+              <w:left w:val="single" w:sz="4" w:space="0" w:color="auto"/>
+              <w:bottom w:val="single" w:sz="4" w:space="0" w:color="auto"/>
+              <w:right w:val="single" w:sz="4" w:space="0" w:color="auto"/>
+            </w:tcBorders>
           </w:tcPr>
           <w:p>
             <w:pPr>
@@ -4535,6 +5928,12 @@
         <w:tc>
           <w:tcPr>
             <w:tcW w:w="2765" w:type="dxa"/>
+            <w:tcBorders>
+              <w:top w:val="single" w:sz="4" w:space="0" w:color="auto"/>
+              <w:left w:val="single" w:sz="4" w:space="0" w:color="auto"/>
+              <w:bottom w:val="single" w:sz="4" w:space="0" w:color="auto"/>
+              <w:right w:val="single" w:sz="4" w:space="0" w:color="auto"/>
+            </w:tcBorders>
           </w:tcPr>
           <w:p>
             <w:pPr>
@@ -4549,6 +5948,12 @@
         <w:tc>
           <w:tcPr>
             <w:tcW w:w="565" w:type="dxa"/>
+            <w:tcBorders>
+              <w:top w:val="single" w:sz="4" w:space="0" w:color="auto"/>
+              <w:left w:val="single" w:sz="4" w:space="0" w:color="auto"/>
+              <w:bottom w:val="single" w:sz="4" w:space="0" w:color="auto"/>
+              <w:right w:val="single" w:sz="4" w:space="0" w:color="auto"/>
+            </w:tcBorders>
           </w:tcPr>
           <w:p>
             <w:pPr>
@@ -4564,6 +5969,12 @@
         <w:tc>
           <w:tcPr>
             <w:tcW w:w="630" w:type="dxa"/>
+            <w:tcBorders>
+              <w:top w:val="single" w:sz="4" w:space="0" w:color="auto"/>
+              <w:left w:val="single" w:sz="4" w:space="0" w:color="auto"/>
+              <w:bottom w:val="single" w:sz="4" w:space="0" w:color="auto"/>
+              <w:right w:val="single" w:sz="4" w:space="0" w:color="auto"/>
+            </w:tcBorders>
           </w:tcPr>
           <w:p>
             <w:pPr>
@@ -4578,6 +5989,12 @@
         <w:tc>
           <w:tcPr>
             <w:tcW w:w="2390" w:type="dxa"/>
+            <w:tcBorders>
+              <w:top w:val="single" w:sz="4" w:space="0" w:color="auto"/>
+              <w:left w:val="single" w:sz="4" w:space="0" w:color="auto"/>
+              <w:bottom w:val="single" w:sz="4" w:space="0" w:color="auto"/>
+              <w:right w:val="single" w:sz="4" w:space="0" w:color="auto"/>
+            </w:tcBorders>
           </w:tcPr>
           <w:p>
             <w:pPr>
@@ -4592,6 +6009,12 @@
         <w:tc>
           <w:tcPr>
             <w:tcW w:w="1504" w:type="dxa"/>
+            <w:tcBorders>
+              <w:top w:val="single" w:sz="4" w:space="0" w:color="auto"/>
+              <w:left w:val="single" w:sz="4" w:space="0" w:color="auto"/>
+              <w:bottom w:val="single" w:sz="4" w:space="0" w:color="auto"/>
+              <w:right w:val="single" w:sz="4" w:space="0" w:color="auto"/>
+            </w:tcBorders>
           </w:tcPr>
           <w:p>
             <w:pPr>
@@ -4606,12 +6029,18 @@
       </w:tr>
       <w:tr>
         <w:trPr>
-          <w:trHeight w:val="320" w:hRule="atLeast"/>
           <w:cantSplit/>
+          <w:trHeight w:val="58"/>
         </w:trPr>
         <w:tc>
           <w:tcPr>
             <w:tcW w:w="1165" w:type="dxa"/>
+            <w:tcBorders>
+              <w:top w:val="single" w:sz="4" w:space="0" w:color="auto"/>
+              <w:left w:val="single" w:sz="4" w:space="0" w:color="auto"/>
+              <w:bottom w:val="single" w:sz="4" w:space="0" w:color="auto"/>
+              <w:right w:val="single" w:sz="4" w:space="0" w:color="auto"/>
+            </w:tcBorders>
           </w:tcPr>
           <w:p>
             <w:pPr>
@@ -4626,6 +6055,12 @@
         <w:tc>
           <w:tcPr>
             <w:tcW w:w="2765" w:type="dxa"/>
+            <w:tcBorders>
+              <w:top w:val="single" w:sz="4" w:space="0" w:color="auto"/>
+              <w:left w:val="single" w:sz="4" w:space="0" w:color="auto"/>
+              <w:bottom w:val="single" w:sz="4" w:space="0" w:color="auto"/>
+              <w:right w:val="single" w:sz="4" w:space="0" w:color="auto"/>
+            </w:tcBorders>
           </w:tcPr>
           <w:p>
             <w:pPr>
@@ -4640,6 +6075,12 @@
         <w:tc>
           <w:tcPr>
             <w:tcW w:w="565" w:type="dxa"/>
+            <w:tcBorders>
+              <w:top w:val="single" w:sz="4" w:space="0" w:color="auto"/>
+              <w:left w:val="single" w:sz="4" w:space="0" w:color="auto"/>
+              <w:bottom w:val="single" w:sz="4" w:space="0" w:color="auto"/>
+              <w:right w:val="single" w:sz="4" w:space="0" w:color="auto"/>
+            </w:tcBorders>
           </w:tcPr>
           <w:p>
             <w:pPr>
@@ -4655,6 +6096,12 @@
         <w:tc>
           <w:tcPr>
             <w:tcW w:w="630" w:type="dxa"/>
+            <w:tcBorders>
+              <w:top w:val="single" w:sz="4" w:space="0" w:color="auto"/>
+              <w:left w:val="single" w:sz="4" w:space="0" w:color="auto"/>
+              <w:bottom w:val="single" w:sz="4" w:space="0" w:color="auto"/>
+              <w:right w:val="single" w:sz="4" w:space="0" w:color="auto"/>
+            </w:tcBorders>
           </w:tcPr>
           <w:p>
             <w:pPr>
@@ -4669,6 +6116,12 @@
         <w:tc>
           <w:tcPr>
             <w:tcW w:w="2390" w:type="dxa"/>
+            <w:tcBorders>
+              <w:top w:val="single" w:sz="4" w:space="0" w:color="auto"/>
+              <w:left w:val="single" w:sz="4" w:space="0" w:color="auto"/>
+              <w:bottom w:val="single" w:sz="4" w:space="0" w:color="auto"/>
+              <w:right w:val="single" w:sz="4" w:space="0" w:color="auto"/>
+            </w:tcBorders>
           </w:tcPr>
           <w:p>
             <w:pPr>
@@ -4683,6 +6136,12 @@
         <w:tc>
           <w:tcPr>
             <w:tcW w:w="1504" w:type="dxa"/>
+            <w:tcBorders>
+              <w:top w:val="single" w:sz="4" w:space="0" w:color="auto"/>
+              <w:left w:val="single" w:sz="4" w:space="0" w:color="auto"/>
+              <w:bottom w:val="single" w:sz="4" w:space="0" w:color="auto"/>
+              <w:right w:val="single" w:sz="4" w:space="0" w:color="auto"/>
+            </w:tcBorders>
           </w:tcPr>
           <w:p>
             <w:pPr>
@@ -4697,12 +6156,18 @@
       </w:tr>
       <w:tr>
         <w:trPr>
-          <w:trHeight w:val="320" w:hRule="atLeast"/>
           <w:cantSplit/>
+          <w:trHeight w:val="58"/>
         </w:trPr>
         <w:tc>
           <w:tcPr>
             <w:tcW w:w="1165" w:type="dxa"/>
+            <w:tcBorders>
+              <w:top w:val="single" w:sz="4" w:space="0" w:color="auto"/>
+              <w:left w:val="single" w:sz="4" w:space="0" w:color="auto"/>
+              <w:bottom w:val="single" w:sz="4" w:space="0" w:color="auto"/>
+              <w:right w:val="single" w:sz="4" w:space="0" w:color="auto"/>
+            </w:tcBorders>
           </w:tcPr>
           <w:p>
             <w:pPr>
@@ -4717,6 +6182,12 @@
         <w:tc>
           <w:tcPr>
             <w:tcW w:w="2765" w:type="dxa"/>
+            <w:tcBorders>
+              <w:top w:val="single" w:sz="4" w:space="0" w:color="auto"/>
+              <w:left w:val="single" w:sz="4" w:space="0" w:color="auto"/>
+              <w:bottom w:val="single" w:sz="4" w:space="0" w:color="auto"/>
+              <w:right w:val="single" w:sz="4" w:space="0" w:color="auto"/>
+            </w:tcBorders>
           </w:tcPr>
           <w:p>
             <w:pPr>
@@ -4731,6 +6202,12 @@
         <w:tc>
           <w:tcPr>
             <w:tcW w:w="565" w:type="dxa"/>
+            <w:tcBorders>
+              <w:top w:val="single" w:sz="4" w:space="0" w:color="auto"/>
+              <w:left w:val="single" w:sz="4" w:space="0" w:color="auto"/>
+              <w:bottom w:val="single" w:sz="4" w:space="0" w:color="auto"/>
+              <w:right w:val="single" w:sz="4" w:space="0" w:color="auto"/>
+            </w:tcBorders>
           </w:tcPr>
           <w:p>
             <w:pPr>
@@ -4746,6 +6223,12 @@
         <w:tc>
           <w:tcPr>
             <w:tcW w:w="630" w:type="dxa"/>
+            <w:tcBorders>
+              <w:top w:val="single" w:sz="4" w:space="0" w:color="auto"/>
+              <w:left w:val="single" w:sz="4" w:space="0" w:color="auto"/>
+              <w:bottom w:val="single" w:sz="4" w:space="0" w:color="auto"/>
+              <w:right w:val="single" w:sz="4" w:space="0" w:color="auto"/>
+            </w:tcBorders>
           </w:tcPr>
           <w:p>
             <w:pPr>
@@ -4760,6 +6243,12 @@
         <w:tc>
           <w:tcPr>
             <w:tcW w:w="2390" w:type="dxa"/>
+            <w:tcBorders>
+              <w:top w:val="single" w:sz="4" w:space="0" w:color="auto"/>
+              <w:left w:val="single" w:sz="4" w:space="0" w:color="auto"/>
+              <w:bottom w:val="single" w:sz="4" w:space="0" w:color="auto"/>
+              <w:right w:val="single" w:sz="4" w:space="0" w:color="auto"/>
+            </w:tcBorders>
           </w:tcPr>
           <w:p>
             <w:pPr>
@@ -4774,6 +6263,12 @@
         <w:tc>
           <w:tcPr>
             <w:tcW w:w="1504" w:type="dxa"/>
+            <w:tcBorders>
+              <w:top w:val="single" w:sz="4" w:space="0" w:color="auto"/>
+              <w:left w:val="single" w:sz="4" w:space="0" w:color="auto"/>
+              <w:bottom w:val="single" w:sz="4" w:space="0" w:color="auto"/>
+              <w:right w:val="single" w:sz="4" w:space="0" w:color="auto"/>
+            </w:tcBorders>
           </w:tcPr>
           <w:p>
             <w:pPr>
@@ -4788,12 +6283,18 @@
       </w:tr>
       <w:tr>
         <w:trPr>
-          <w:trHeight w:val="320" w:hRule="atLeast"/>
           <w:cantSplit/>
+          <w:trHeight w:val="58"/>
         </w:trPr>
         <w:tc>
           <w:tcPr>
             <w:tcW w:w="1165" w:type="dxa"/>
+            <w:tcBorders>
+              <w:top w:val="single" w:sz="4" w:space="0" w:color="auto"/>
+              <w:left w:val="single" w:sz="4" w:space="0" w:color="auto"/>
+              <w:bottom w:val="single" w:sz="4" w:space="0" w:color="auto"/>
+              <w:right w:val="single" w:sz="4" w:space="0" w:color="auto"/>
+            </w:tcBorders>
           </w:tcPr>
           <w:p>
             <w:pPr>
@@ -4808,6 +6309,12 @@
         <w:tc>
           <w:tcPr>
             <w:tcW w:w="2765" w:type="dxa"/>
+            <w:tcBorders>
+              <w:top w:val="single" w:sz="4" w:space="0" w:color="auto"/>
+              <w:left w:val="single" w:sz="4" w:space="0" w:color="auto"/>
+              <w:bottom w:val="single" w:sz="4" w:space="0" w:color="auto"/>
+              <w:right w:val="single" w:sz="4" w:space="0" w:color="auto"/>
+            </w:tcBorders>
           </w:tcPr>
           <w:p>
             <w:pPr>
@@ -4822,6 +6329,12 @@
         <w:tc>
           <w:tcPr>
             <w:tcW w:w="565" w:type="dxa"/>
+            <w:tcBorders>
+              <w:top w:val="single" w:sz="4" w:space="0" w:color="auto"/>
+              <w:left w:val="single" w:sz="4" w:space="0" w:color="auto"/>
+              <w:bottom w:val="single" w:sz="4" w:space="0" w:color="auto"/>
+              <w:right w:val="single" w:sz="4" w:space="0" w:color="auto"/>
+            </w:tcBorders>
           </w:tcPr>
           <w:p>
             <w:pPr>
@@ -4837,6 +6350,12 @@
         <w:tc>
           <w:tcPr>
             <w:tcW w:w="630" w:type="dxa"/>
+            <w:tcBorders>
+              <w:top w:val="single" w:sz="4" w:space="0" w:color="auto"/>
+              <w:left w:val="single" w:sz="4" w:space="0" w:color="auto"/>
+              <w:bottom w:val="single" w:sz="4" w:space="0" w:color="auto"/>
+              <w:right w:val="single" w:sz="4" w:space="0" w:color="auto"/>
+            </w:tcBorders>
           </w:tcPr>
           <w:p>
             <w:pPr>
@@ -4851,6 +6370,12 @@
         <w:tc>
           <w:tcPr>
             <w:tcW w:w="2390" w:type="dxa"/>
+            <w:tcBorders>
+              <w:top w:val="single" w:sz="4" w:space="0" w:color="auto"/>
+              <w:left w:val="single" w:sz="4" w:space="0" w:color="auto"/>
+              <w:bottom w:val="single" w:sz="4" w:space="0" w:color="auto"/>
+              <w:right w:val="single" w:sz="4" w:space="0" w:color="auto"/>
+            </w:tcBorders>
           </w:tcPr>
           <w:p>
             <w:pPr>
@@ -4865,6 +6390,12 @@
         <w:tc>
           <w:tcPr>
             <w:tcW w:w="1504" w:type="dxa"/>
+            <w:tcBorders>
+              <w:top w:val="single" w:sz="4" w:space="0" w:color="auto"/>
+              <w:left w:val="single" w:sz="4" w:space="0" w:color="auto"/>
+              <w:bottom w:val="single" w:sz="4" w:space="0" w:color="auto"/>
+              <w:right w:val="single" w:sz="4" w:space="0" w:color="auto"/>
+            </w:tcBorders>
           </w:tcPr>
           <w:p>
             <w:pPr>
@@ -4879,12 +6410,18 @@
       </w:tr>
       <w:tr>
         <w:trPr>
-          <w:trHeight w:val="320" w:hRule="atLeast"/>
           <w:cantSplit/>
+          <w:trHeight w:val="58"/>
         </w:trPr>
         <w:tc>
           <w:tcPr>
             <w:tcW w:w="1165" w:type="dxa"/>
+            <w:tcBorders>
+              <w:top w:val="single" w:sz="4" w:space="0" w:color="auto"/>
+              <w:left w:val="single" w:sz="4" w:space="0" w:color="auto"/>
+              <w:bottom w:val="single" w:sz="4" w:space="0" w:color="auto"/>
+              <w:right w:val="single" w:sz="4" w:space="0" w:color="auto"/>
+            </w:tcBorders>
           </w:tcPr>
           <w:p>
             <w:pPr>
@@ -4899,6 +6436,12 @@
         <w:tc>
           <w:tcPr>
             <w:tcW w:w="2765" w:type="dxa"/>
+            <w:tcBorders>
+              <w:top w:val="single" w:sz="4" w:space="0" w:color="auto"/>
+              <w:left w:val="single" w:sz="4" w:space="0" w:color="auto"/>
+              <w:bottom w:val="single" w:sz="4" w:space="0" w:color="auto"/>
+              <w:right w:val="single" w:sz="4" w:space="0" w:color="auto"/>
+            </w:tcBorders>
           </w:tcPr>
           <w:p>
             <w:pPr>
@@ -4913,6 +6456,12 @@
         <w:tc>
           <w:tcPr>
             <w:tcW w:w="565" w:type="dxa"/>
+            <w:tcBorders>
+              <w:top w:val="single" w:sz="4" w:space="0" w:color="auto"/>
+              <w:left w:val="single" w:sz="4" w:space="0" w:color="auto"/>
+              <w:bottom w:val="single" w:sz="4" w:space="0" w:color="auto"/>
+              <w:right w:val="single" w:sz="4" w:space="0" w:color="auto"/>
+            </w:tcBorders>
           </w:tcPr>
           <w:p>
             <w:pPr>
@@ -4928,6 +6477,12 @@
         <w:tc>
           <w:tcPr>
             <w:tcW w:w="630" w:type="dxa"/>
+            <w:tcBorders>
+              <w:top w:val="single" w:sz="4" w:space="0" w:color="auto"/>
+              <w:left w:val="single" w:sz="4" w:space="0" w:color="auto"/>
+              <w:bottom w:val="single" w:sz="4" w:space="0" w:color="auto"/>
+              <w:right w:val="single" w:sz="4" w:space="0" w:color="auto"/>
+            </w:tcBorders>
           </w:tcPr>
           <w:p>
             <w:pPr>
@@ -4942,6 +6497,12 @@
         <w:tc>
           <w:tcPr>
             <w:tcW w:w="2390" w:type="dxa"/>
+            <w:tcBorders>
+              <w:top w:val="single" w:sz="4" w:space="0" w:color="auto"/>
+              <w:left w:val="single" w:sz="4" w:space="0" w:color="auto"/>
+              <w:bottom w:val="single" w:sz="4" w:space="0" w:color="auto"/>
+              <w:right w:val="single" w:sz="4" w:space="0" w:color="auto"/>
+            </w:tcBorders>
           </w:tcPr>
           <w:p>
             <w:pPr>
@@ -4956,6 +6517,12 @@
         <w:tc>
           <w:tcPr>
             <w:tcW w:w="1504" w:type="dxa"/>
+            <w:tcBorders>
+              <w:top w:val="single" w:sz="4" w:space="0" w:color="auto"/>
+              <w:left w:val="single" w:sz="4" w:space="0" w:color="auto"/>
+              <w:bottom w:val="single" w:sz="4" w:space="0" w:color="auto"/>
+              <w:right w:val="single" w:sz="4" w:space="0" w:color="auto"/>
+            </w:tcBorders>
           </w:tcPr>
           <w:p>
             <w:pPr>
@@ -4970,12 +6537,18 @@
       </w:tr>
       <w:tr>
         <w:trPr>
-          <w:trHeight w:val="320" w:hRule="atLeast"/>
           <w:cantSplit/>
+          <w:trHeight w:val="58"/>
         </w:trPr>
         <w:tc>
           <w:tcPr>
             <w:tcW w:w="1165" w:type="dxa"/>
+            <w:tcBorders>
+              <w:top w:val="single" w:sz="4" w:space="0" w:color="auto"/>
+              <w:left w:val="single" w:sz="4" w:space="0" w:color="auto"/>
+              <w:bottom w:val="single" w:sz="4" w:space="0" w:color="auto"/>
+              <w:right w:val="single" w:sz="4" w:space="0" w:color="auto"/>
+            </w:tcBorders>
           </w:tcPr>
           <w:p>
             <w:pPr>
@@ -4990,6 +6563,12 @@
         <w:tc>
           <w:tcPr>
             <w:tcW w:w="2765" w:type="dxa"/>
+            <w:tcBorders>
+              <w:top w:val="single" w:sz="4" w:space="0" w:color="auto"/>
+              <w:left w:val="single" w:sz="4" w:space="0" w:color="auto"/>
+              <w:bottom w:val="single" w:sz="4" w:space="0" w:color="auto"/>
+              <w:right w:val="single" w:sz="4" w:space="0" w:color="auto"/>
+            </w:tcBorders>
           </w:tcPr>
           <w:p>
             <w:pPr>
@@ -5004,6 +6583,12 @@
         <w:tc>
           <w:tcPr>
             <w:tcW w:w="565" w:type="dxa"/>
+            <w:tcBorders>
+              <w:top w:val="single" w:sz="4" w:space="0" w:color="auto"/>
+              <w:left w:val="single" w:sz="4" w:space="0" w:color="auto"/>
+              <w:bottom w:val="single" w:sz="4" w:space="0" w:color="auto"/>
+              <w:right w:val="single" w:sz="4" w:space="0" w:color="auto"/>
+            </w:tcBorders>
           </w:tcPr>
           <w:p>
             <w:pPr>
@@ -5019,6 +6604,12 @@
         <w:tc>
           <w:tcPr>
             <w:tcW w:w="630" w:type="dxa"/>
+            <w:tcBorders>
+              <w:top w:val="single" w:sz="4" w:space="0" w:color="auto"/>
+              <w:left w:val="single" w:sz="4" w:space="0" w:color="auto"/>
+              <w:bottom w:val="single" w:sz="4" w:space="0" w:color="auto"/>
+              <w:right w:val="single" w:sz="4" w:space="0" w:color="auto"/>
+            </w:tcBorders>
           </w:tcPr>
           <w:p>
             <w:pPr>
@@ -5033,6 +6624,12 @@
         <w:tc>
           <w:tcPr>
             <w:tcW w:w="2390" w:type="dxa"/>
+            <w:tcBorders>
+              <w:top w:val="single" w:sz="4" w:space="0" w:color="auto"/>
+              <w:left w:val="single" w:sz="4" w:space="0" w:color="auto"/>
+              <w:bottom w:val="single" w:sz="4" w:space="0" w:color="auto"/>
+              <w:right w:val="single" w:sz="4" w:space="0" w:color="auto"/>
+            </w:tcBorders>
           </w:tcPr>
           <w:p>
             <w:pPr>
@@ -5047,6 +6644,12 @@
         <w:tc>
           <w:tcPr>
             <w:tcW w:w="1504" w:type="dxa"/>
+            <w:tcBorders>
+              <w:top w:val="single" w:sz="4" w:space="0" w:color="auto"/>
+              <w:left w:val="single" w:sz="4" w:space="0" w:color="auto"/>
+              <w:bottom w:val="single" w:sz="4" w:space="0" w:color="auto"/>
+              <w:right w:val="single" w:sz="4" w:space="0" w:color="auto"/>
+            </w:tcBorders>
           </w:tcPr>
           <w:p>
             <w:pPr>
@@ -5061,12 +6664,18 @@
       </w:tr>
       <w:tr>
         <w:trPr>
-          <w:trHeight w:val="320" w:hRule="atLeast"/>
           <w:cantSplit/>
+          <w:trHeight w:val="58"/>
         </w:trPr>
         <w:tc>
           <w:tcPr>
             <w:tcW w:w="1165" w:type="dxa"/>
+            <w:tcBorders>
+              <w:top w:val="single" w:sz="4" w:space="0" w:color="auto"/>
+              <w:left w:val="single" w:sz="4" w:space="0" w:color="auto"/>
+              <w:bottom w:val="single" w:sz="4" w:space="0" w:color="auto"/>
+              <w:right w:val="single" w:sz="4" w:space="0" w:color="auto"/>
+            </w:tcBorders>
           </w:tcPr>
           <w:p>
             <w:pPr>
@@ -5081,6 +6690,12 @@
         <w:tc>
           <w:tcPr>
             <w:tcW w:w="2765" w:type="dxa"/>
+            <w:tcBorders>
+              <w:top w:val="single" w:sz="4" w:space="0" w:color="auto"/>
+              <w:left w:val="single" w:sz="4" w:space="0" w:color="auto"/>
+              <w:bottom w:val="single" w:sz="4" w:space="0" w:color="auto"/>
+              <w:right w:val="single" w:sz="4" w:space="0" w:color="auto"/>
+            </w:tcBorders>
           </w:tcPr>
           <w:p>
             <w:pPr>
@@ -5095,6 +6710,12 @@
         <w:tc>
           <w:tcPr>
             <w:tcW w:w="565" w:type="dxa"/>
+            <w:tcBorders>
+              <w:top w:val="single" w:sz="4" w:space="0" w:color="auto"/>
+              <w:left w:val="single" w:sz="4" w:space="0" w:color="auto"/>
+              <w:bottom w:val="single" w:sz="4" w:space="0" w:color="auto"/>
+              <w:right w:val="single" w:sz="4" w:space="0" w:color="auto"/>
+            </w:tcBorders>
           </w:tcPr>
           <w:p>
             <w:pPr>
@@ -5110,6 +6731,12 @@
         <w:tc>
           <w:tcPr>
             <w:tcW w:w="630" w:type="dxa"/>
+            <w:tcBorders>
+              <w:top w:val="single" w:sz="4" w:space="0" w:color="auto"/>
+              <w:left w:val="single" w:sz="4" w:space="0" w:color="auto"/>
+              <w:bottom w:val="single" w:sz="4" w:space="0" w:color="auto"/>
+              <w:right w:val="single" w:sz="4" w:space="0" w:color="auto"/>
+            </w:tcBorders>
           </w:tcPr>
           <w:p>
             <w:pPr>
@@ -5124,6 +6751,12 @@
         <w:tc>
           <w:tcPr>
             <w:tcW w:w="2390" w:type="dxa"/>
+            <w:tcBorders>
+              <w:top w:val="single" w:sz="4" w:space="0" w:color="auto"/>
+              <w:left w:val="single" w:sz="4" w:space="0" w:color="auto"/>
+              <w:bottom w:val="single" w:sz="4" w:space="0" w:color="auto"/>
+              <w:right w:val="single" w:sz="4" w:space="0" w:color="auto"/>
+            </w:tcBorders>
           </w:tcPr>
           <w:p>
             <w:pPr>
@@ -5138,6 +6771,12 @@
         <w:tc>
           <w:tcPr>
             <w:tcW w:w="1504" w:type="dxa"/>
+            <w:tcBorders>
+              <w:top w:val="single" w:sz="4" w:space="0" w:color="auto"/>
+              <w:left w:val="single" w:sz="4" w:space="0" w:color="auto"/>
+              <w:bottom w:val="single" w:sz="4" w:space="0" w:color="auto"/>
+              <w:right w:val="single" w:sz="4" w:space="0" w:color="auto"/>
+            </w:tcBorders>
           </w:tcPr>
           <w:p>
             <w:pPr>
@@ -5152,12 +6791,18 @@
       </w:tr>
       <w:tr>
         <w:trPr>
-          <w:trHeight w:val="320" w:hRule="atLeast"/>
           <w:cantSplit/>
+          <w:trHeight w:val="58"/>
         </w:trPr>
         <w:tc>
           <w:tcPr>
             <w:tcW w:w="1165" w:type="dxa"/>
+            <w:tcBorders>
+              <w:top w:val="single" w:sz="4" w:space="0" w:color="auto"/>
+              <w:left w:val="single" w:sz="4" w:space="0" w:color="auto"/>
+              <w:bottom w:val="single" w:sz="4" w:space="0" w:color="auto"/>
+              <w:right w:val="single" w:sz="4" w:space="0" w:color="auto"/>
+            </w:tcBorders>
           </w:tcPr>
           <w:p>
             <w:pPr>
@@ -5172,6 +6817,12 @@
         <w:tc>
           <w:tcPr>
             <w:tcW w:w="2765" w:type="dxa"/>
+            <w:tcBorders>
+              <w:top w:val="single" w:sz="4" w:space="0" w:color="auto"/>
+              <w:left w:val="single" w:sz="4" w:space="0" w:color="auto"/>
+              <w:bottom w:val="single" w:sz="4" w:space="0" w:color="auto"/>
+              <w:right w:val="single" w:sz="4" w:space="0" w:color="auto"/>
+            </w:tcBorders>
           </w:tcPr>
           <w:p>
             <w:pPr>
@@ -5186,6 +6837,12 @@
         <w:tc>
           <w:tcPr>
             <w:tcW w:w="565" w:type="dxa"/>
+            <w:tcBorders>
+              <w:top w:val="single" w:sz="4" w:space="0" w:color="auto"/>
+              <w:left w:val="single" w:sz="4" w:space="0" w:color="auto"/>
+              <w:bottom w:val="single" w:sz="4" w:space="0" w:color="auto"/>
+              <w:right w:val="single" w:sz="4" w:space="0" w:color="auto"/>
+            </w:tcBorders>
           </w:tcPr>
           <w:p>
             <w:pPr>
@@ -5201,6 +6858,12 @@
         <w:tc>
           <w:tcPr>
             <w:tcW w:w="630" w:type="dxa"/>
+            <w:tcBorders>
+              <w:top w:val="single" w:sz="4" w:space="0" w:color="auto"/>
+              <w:left w:val="single" w:sz="4" w:space="0" w:color="auto"/>
+              <w:bottom w:val="single" w:sz="4" w:space="0" w:color="auto"/>
+              <w:right w:val="single" w:sz="4" w:space="0" w:color="auto"/>
+            </w:tcBorders>
           </w:tcPr>
           <w:p>
             <w:pPr>
@@ -5215,6 +6878,12 @@
         <w:tc>
           <w:tcPr>
             <w:tcW w:w="2390" w:type="dxa"/>
+            <w:tcBorders>
+              <w:top w:val="single" w:sz="4" w:space="0" w:color="auto"/>
+              <w:left w:val="single" w:sz="4" w:space="0" w:color="auto"/>
+              <w:bottom w:val="single" w:sz="4" w:space="0" w:color="auto"/>
+              <w:right w:val="single" w:sz="4" w:space="0" w:color="auto"/>
+            </w:tcBorders>
           </w:tcPr>
           <w:p>
             <w:pPr>
@@ -5229,6 +6898,12 @@
         <w:tc>
           <w:tcPr>
             <w:tcW w:w="1504" w:type="dxa"/>
+            <w:tcBorders>
+              <w:top w:val="single" w:sz="4" w:space="0" w:color="auto"/>
+              <w:left w:val="single" w:sz="4" w:space="0" w:color="auto"/>
+              <w:bottom w:val="single" w:sz="4" w:space="0" w:color="auto"/>
+              <w:right w:val="single" w:sz="4" w:space="0" w:color="auto"/>
+            </w:tcBorders>
           </w:tcPr>
           <w:p>
             <w:pPr>
@@ -5243,12 +6918,18 @@
       </w:tr>
       <w:tr>
         <w:trPr>
-          <w:trHeight w:val="320" w:hRule="atLeast"/>
           <w:cantSplit/>
+          <w:trHeight w:val="58"/>
         </w:trPr>
         <w:tc>
           <w:tcPr>
             <w:tcW w:w="1165" w:type="dxa"/>
+            <w:tcBorders>
+              <w:top w:val="single" w:sz="4" w:space="0" w:color="auto"/>
+              <w:left w:val="single" w:sz="4" w:space="0" w:color="auto"/>
+              <w:bottom w:val="single" w:sz="4" w:space="0" w:color="auto"/>
+              <w:right w:val="single" w:sz="4" w:space="0" w:color="auto"/>
+            </w:tcBorders>
           </w:tcPr>
           <w:p>
             <w:pPr>
@@ -5263,6 +6944,12 @@
         <w:tc>
           <w:tcPr>
             <w:tcW w:w="2765" w:type="dxa"/>
+            <w:tcBorders>
+              <w:top w:val="single" w:sz="4" w:space="0" w:color="auto"/>
+              <w:left w:val="single" w:sz="4" w:space="0" w:color="auto"/>
+              <w:bottom w:val="single" w:sz="4" w:space="0" w:color="auto"/>
+              <w:right w:val="single" w:sz="4" w:space="0" w:color="auto"/>
+            </w:tcBorders>
           </w:tcPr>
           <w:p>
             <w:pPr>
@@ -5277,6 +6964,12 @@
         <w:tc>
           <w:tcPr>
             <w:tcW w:w="565" w:type="dxa"/>
+            <w:tcBorders>
+              <w:top w:val="single" w:sz="4" w:space="0" w:color="auto"/>
+              <w:left w:val="single" w:sz="4" w:space="0" w:color="auto"/>
+              <w:bottom w:val="single" w:sz="4" w:space="0" w:color="auto"/>
+              <w:right w:val="single" w:sz="4" w:space="0" w:color="auto"/>
+            </w:tcBorders>
           </w:tcPr>
           <w:p>
             <w:pPr>
@@ -5292,6 +6985,12 @@
         <w:tc>
           <w:tcPr>
             <w:tcW w:w="630" w:type="dxa"/>
+            <w:tcBorders>
+              <w:top w:val="single" w:sz="4" w:space="0" w:color="auto"/>
+              <w:left w:val="single" w:sz="4" w:space="0" w:color="auto"/>
+              <w:bottom w:val="single" w:sz="4" w:space="0" w:color="auto"/>
+              <w:right w:val="single" w:sz="4" w:space="0" w:color="auto"/>
+            </w:tcBorders>
           </w:tcPr>
           <w:p>
             <w:pPr>
@@ -5306,6 +7005,12 @@
         <w:tc>
           <w:tcPr>
             <w:tcW w:w="2390" w:type="dxa"/>
+            <w:tcBorders>
+              <w:top w:val="single" w:sz="4" w:space="0" w:color="auto"/>
+              <w:left w:val="single" w:sz="4" w:space="0" w:color="auto"/>
+              <w:bottom w:val="single" w:sz="4" w:space="0" w:color="auto"/>
+              <w:right w:val="single" w:sz="4" w:space="0" w:color="auto"/>
+            </w:tcBorders>
           </w:tcPr>
           <w:p>
             <w:pPr>
@@ -5320,6 +7025,12 @@
         <w:tc>
           <w:tcPr>
             <w:tcW w:w="1504" w:type="dxa"/>
+            <w:tcBorders>
+              <w:top w:val="single" w:sz="4" w:space="0" w:color="auto"/>
+              <w:left w:val="single" w:sz="4" w:space="0" w:color="auto"/>
+              <w:bottom w:val="single" w:sz="4" w:space="0" w:color="auto"/>
+              <w:right w:val="single" w:sz="4" w:space="0" w:color="auto"/>
+            </w:tcBorders>
           </w:tcPr>
           <w:p>
             <w:pPr>
@@ -5334,12 +7045,18 @@
       </w:tr>
       <w:tr>
         <w:trPr>
-          <w:trHeight w:val="320" w:hRule="atLeast"/>
           <w:cantSplit/>
+          <w:trHeight w:val="58"/>
         </w:trPr>
         <w:tc>
           <w:tcPr>
             <w:tcW w:w="1165" w:type="dxa"/>
+            <w:tcBorders>
+              <w:top w:val="single" w:sz="4" w:space="0" w:color="auto"/>
+              <w:left w:val="single" w:sz="4" w:space="0" w:color="auto"/>
+              <w:bottom w:val="single" w:sz="4" w:space="0" w:color="auto"/>
+              <w:right w:val="single" w:sz="4" w:space="0" w:color="auto"/>
+            </w:tcBorders>
           </w:tcPr>
           <w:p>
             <w:pPr>
@@ -5353,6 +7070,13 @@
         <w:tc>
           <w:tcPr>
             <w:tcW w:w="2765" w:type="dxa"/>
+            <w:tcBorders>
+              <w:top w:val="single" w:sz="4" w:space="0" w:color="auto"/>
+              <w:left w:val="single" w:sz="4" w:space="0" w:color="auto"/>
+              <w:bottom w:val="single" w:sz="4" w:space="0" w:color="auto"/>
+              <w:right w:val="single" w:sz="4" w:space="0" w:color="auto"/>
+            </w:tcBorders>
+            <w:hideMark/>
           </w:tcPr>
           <w:p>
             <w:pPr>
@@ -5376,6 +7100,12 @@
         <w:tc>
           <w:tcPr>
             <w:tcW w:w="565" w:type="dxa"/>
+            <w:tcBorders>
+              <w:top w:val="single" w:sz="4" w:space="0" w:color="auto"/>
+              <w:left w:val="single" w:sz="4" w:space="0" w:color="auto"/>
+              <w:bottom w:val="single" w:sz="4" w:space="0" w:color="auto"/>
+              <w:right w:val="single" w:sz="4" w:space="0" w:color="auto"/>
+            </w:tcBorders>
           </w:tcPr>
           <w:p>
             <w:pPr>
@@ -5391,6 +7121,12 @@
         <w:tc>
           <w:tcPr>
             <w:tcW w:w="630" w:type="dxa"/>
+            <w:tcBorders>
+              <w:top w:val="single" w:sz="4" w:space="0" w:color="auto"/>
+              <w:left w:val="single" w:sz="4" w:space="0" w:color="auto"/>
+              <w:bottom w:val="single" w:sz="4" w:space="0" w:color="auto"/>
+              <w:right w:val="single" w:sz="4" w:space="0" w:color="auto"/>
+            </w:tcBorders>
           </w:tcPr>
           <w:p>
             <w:pPr>
@@ -5404,6 +7140,12 @@
         <w:tc>
           <w:tcPr>
             <w:tcW w:w="2390" w:type="dxa"/>
+            <w:tcBorders>
+              <w:top w:val="single" w:sz="4" w:space="0" w:color="auto"/>
+              <w:left w:val="single" w:sz="4" w:space="0" w:color="auto"/>
+              <w:bottom w:val="single" w:sz="4" w:space="0" w:color="auto"/>
+              <w:right w:val="single" w:sz="4" w:space="0" w:color="auto"/>
+            </w:tcBorders>
           </w:tcPr>
           <w:p>
             <w:pPr>
@@ -5417,6 +7159,12 @@
         <w:tc>
           <w:tcPr>
             <w:tcW w:w="1504" w:type="dxa"/>
+            <w:tcBorders>
+              <w:top w:val="single" w:sz="4" w:space="0" w:color="auto"/>
+              <w:left w:val="single" w:sz="4" w:space="0" w:color="auto"/>
+              <w:bottom w:val="single" w:sz="4" w:space="0" w:color="auto"/>
+              <w:right w:val="single" w:sz="4" w:space="0" w:color="auto"/>
+            </w:tcBorders>
           </w:tcPr>
           <w:p>
             <w:pPr>
@@ -5475,15 +7223,12 @@
       </w:pPr>
       <w:r>
         <w:rPr>
-          <w:b/>
           <w:noProof/>
-          <w:sz w:val="16"/>
-          <w:lang w:eastAsia="en-PH"/>
         </w:rPr>
         <mc:AlternateContent>
           <mc:Choice Requires="wps">
             <w:drawing>
-              <wp:anchor distT="0" distB="0" distL="114300" distR="114300" simplePos="0" relativeHeight="251664384" behindDoc="0" locked="0" layoutInCell="1" allowOverlap="1" wp14:anchorId="0AEE61EE" wp14:editId="762FA7D2">
+              <wp:anchor distT="0" distB="0" distL="114300" distR="114300" simplePos="0" relativeHeight="251665408" behindDoc="0" locked="0" layoutInCell="1" allowOverlap="1" wp14:anchorId="1635FB05" wp14:editId="3322DBA2">
                 <wp:simplePos x="0" y="0"/>
                 <wp:positionH relativeFrom="column">
                   <wp:posOffset>6985</wp:posOffset>
@@ -5491,10 +7236,10 @@
                 <wp:positionV relativeFrom="paragraph">
                   <wp:posOffset>135890</wp:posOffset>
                 </wp:positionV>
-                <wp:extent cx="5726628" cy="0"/>
-                <wp:effectExtent l="0" t="0" r="26670" b="19050"/>
+                <wp:extent cx="5726430" cy="0"/>
+                <wp:effectExtent l="0" t="0" r="0" b="0"/>
                 <wp:wrapNone/>
-                <wp:docPr id="2" name="Straight Connector 2"/>
+                <wp:docPr id="15" name="Straight Connector 15"/>
                 <wp:cNvGraphicFramePr/>
                 <a:graphic xmlns:a="http://schemas.openxmlformats.org/drawingml/2006/main">
                   <a:graphicData uri="http://schemas.microsoft.com/office/word/2010/wordprocessingShape">
@@ -5503,7 +7248,7 @@
                       <wps:spPr>
                         <a:xfrm>
                           <a:off x="0" y="0"/>
-                          <a:ext cx="5726628" cy="0"/>
+                          <a:ext cx="5726430" cy="0"/>
                         </a:xfrm>
                         <a:prstGeom prst="line">
                           <a:avLst/>
@@ -5531,12 +7276,15 @@
                 <wp14:sizeRelH relativeFrom="margin">
                   <wp14:pctWidth>0</wp14:pctWidth>
                 </wp14:sizeRelH>
+                <wp14:sizeRelV relativeFrom="page">
+                  <wp14:pctHeight>0</wp14:pctHeight>
+                </wp14:sizeRelV>
               </wp:anchor>
             </w:drawing>
           </mc:Choice>
           <mc:Fallback>
             <w:pict>
-              <v:line w14:anchorId="34FD08D9" id="Straight Connector 2" o:spid="_x0000_s1026" style="position:absolute;z-index:251664384;visibility:visible;mso-wrap-style:square;mso-width-percent:0;mso-wrap-distance-left:9pt;mso-wrap-distance-top:0;mso-wrap-distance-right:9pt;mso-wrap-distance-bottom:0;mso-position-horizontal:absolute;mso-position-horizontal-relative:text;mso-position-vertical:absolute;mso-position-vertical-relative:text;mso-width-percent:0;mso-width-relative:margin" from=".55pt,10.7pt" to="451.45pt,10.7pt" o:gfxdata="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" strokecolor="black [3200]">
+              <v:line w14:anchorId="54F8EDAB" id="Straight Connector 15" o:spid="_x0000_s1026" style="position:absolute;z-index:251665408;visibility:visible;mso-wrap-style:square;mso-width-percent:0;mso-height-percent:0;mso-wrap-distance-left:9pt;mso-wrap-distance-top:0;mso-wrap-distance-right:9pt;mso-wrap-distance-bottom:0;mso-position-horizontal:absolute;mso-position-horizontal-relative:text;mso-position-vertical:absolute;mso-position-vertical-relative:text;mso-width-percent:0;mso-height-percent:0;mso-width-relative:margin;mso-height-relative:page" from=".55pt,10.7pt" to="451.45pt,10.7pt" o:gfxdata="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" strokecolor="black [3200]">
                 <v:stroke joinstyle="miter"/>
               </v:line>
             </w:pict>
@@ -5548,14 +7296,7 @@
           <w:b/>
           <w:sz w:val="20"/>
         </w:rPr>
-        <w:t>THIRD</w:t>
-      </w:r>
-      <w:r>
-        <w:rPr>
-          <w:b/>
-          <w:sz w:val="20"/>
-        </w:rPr>
-        <w:t xml:space="preserve"> YEAR</w:t>
+        <w:t>THIRD YEAR</w:t>
       </w:r>
     </w:p>
     <w:tbl>
@@ -5575,12 +7316,19 @@
       </w:tblGrid>
       <w:tr>
         <w:trPr>
-          <w:trHeight w:val="320" w:hRule="atLeast"/>
           <w:cantSplit/>
+          <w:trHeight w:val="58"/>
         </w:trPr>
         <w:tc>
           <w:tcPr>
             <w:tcW w:w="1165" w:type="dxa"/>
+            <w:tcBorders>
+              <w:top w:val="single" w:sz="4" w:space="0" w:color="auto"/>
+              <w:left w:val="single" w:sz="4" w:space="0" w:color="auto"/>
+              <w:bottom w:val="single" w:sz="4" w:space="0" w:color="auto"/>
+              <w:right w:val="single" w:sz="4" w:space="0" w:color="auto"/>
+            </w:tcBorders>
+            <w:hideMark/>
           </w:tcPr>
           <w:p>
             <w:pPr>
@@ -5605,6 +7353,13 @@
         <w:tc>
           <w:tcPr>
             <w:tcW w:w="2765" w:type="dxa"/>
+            <w:tcBorders>
+              <w:top w:val="single" w:sz="4" w:space="0" w:color="auto"/>
+              <w:left w:val="single" w:sz="4" w:space="0" w:color="auto"/>
+              <w:bottom w:val="single" w:sz="4" w:space="0" w:color="auto"/>
+              <w:right w:val="single" w:sz="4" w:space="0" w:color="auto"/>
+            </w:tcBorders>
+            <w:hideMark/>
           </w:tcPr>
           <w:p>
             <w:pPr>
@@ -5629,6 +7384,13 @@
         <w:tc>
           <w:tcPr>
             <w:tcW w:w="565" w:type="dxa"/>
+            <w:tcBorders>
+              <w:top w:val="single" w:sz="4" w:space="0" w:color="auto"/>
+              <w:left w:val="single" w:sz="4" w:space="0" w:color="auto"/>
+              <w:bottom w:val="single" w:sz="4" w:space="0" w:color="auto"/>
+              <w:right w:val="single" w:sz="4" w:space="0" w:color="auto"/>
+            </w:tcBorders>
+            <w:hideMark/>
           </w:tcPr>
           <w:p>
             <w:pPr>
@@ -5653,6 +7415,13 @@
         <w:tc>
           <w:tcPr>
             <w:tcW w:w="630" w:type="dxa"/>
+            <w:tcBorders>
+              <w:top w:val="single" w:sz="4" w:space="0" w:color="auto"/>
+              <w:left w:val="single" w:sz="4" w:space="0" w:color="auto"/>
+              <w:bottom w:val="single" w:sz="4" w:space="0" w:color="auto"/>
+              <w:right w:val="single" w:sz="4" w:space="0" w:color="auto"/>
+            </w:tcBorders>
+            <w:hideMark/>
           </w:tcPr>
           <w:p>
             <w:pPr>
@@ -5677,6 +7446,13 @@
         <w:tc>
           <w:tcPr>
             <w:tcW w:w="2390" w:type="dxa"/>
+            <w:tcBorders>
+              <w:top w:val="single" w:sz="4" w:space="0" w:color="auto"/>
+              <w:left w:val="single" w:sz="4" w:space="0" w:color="auto"/>
+              <w:bottom w:val="single" w:sz="4" w:space="0" w:color="auto"/>
+              <w:right w:val="single" w:sz="4" w:space="0" w:color="auto"/>
+            </w:tcBorders>
+            <w:hideMark/>
           </w:tcPr>
           <w:p>
             <w:pPr>
@@ -5701,6 +7477,13 @@
         <w:tc>
           <w:tcPr>
             <w:tcW w:w="1504" w:type="dxa"/>
+            <w:tcBorders>
+              <w:top w:val="single" w:sz="4" w:space="0" w:color="auto"/>
+              <w:left w:val="single" w:sz="4" w:space="0" w:color="auto"/>
+              <w:bottom w:val="single" w:sz="4" w:space="0" w:color="auto"/>
+              <w:right w:val="single" w:sz="4" w:space="0" w:color="auto"/>
+            </w:tcBorders>
+            <w:hideMark/>
           </w:tcPr>
           <w:p>
             <w:pPr>
@@ -5725,12 +7508,18 @@
       </w:tr>
       <w:tr>
         <w:trPr>
-          <w:trHeight w:val="320" w:hRule="atLeast"/>
           <w:cantSplit/>
+          <w:trHeight w:val="58"/>
         </w:trPr>
         <w:tc>
           <w:tcPr>
             <w:tcW w:w="1165" w:type="dxa"/>
+            <w:tcBorders>
+              <w:top w:val="single" w:sz="4" w:space="0" w:color="auto"/>
+              <w:left w:val="single" w:sz="4" w:space="0" w:color="auto"/>
+              <w:bottom w:val="single" w:sz="4" w:space="0" w:color="auto"/>
+              <w:right w:val="single" w:sz="4" w:space="0" w:color="auto"/>
+            </w:tcBorders>
           </w:tcPr>
           <w:p>
             <w:pPr>
@@ -5745,6 +7534,12 @@
         <w:tc>
           <w:tcPr>
             <w:tcW w:w="2765" w:type="dxa"/>
+            <w:tcBorders>
+              <w:top w:val="single" w:sz="4" w:space="0" w:color="auto"/>
+              <w:left w:val="single" w:sz="4" w:space="0" w:color="auto"/>
+              <w:bottom w:val="single" w:sz="4" w:space="0" w:color="auto"/>
+              <w:right w:val="single" w:sz="4" w:space="0" w:color="auto"/>
+            </w:tcBorders>
           </w:tcPr>
           <w:p>
             <w:pPr>
@@ -5759,6 +7554,12 @@
         <w:tc>
           <w:tcPr>
             <w:tcW w:w="565" w:type="dxa"/>
+            <w:tcBorders>
+              <w:top w:val="single" w:sz="4" w:space="0" w:color="auto"/>
+              <w:left w:val="single" w:sz="4" w:space="0" w:color="auto"/>
+              <w:bottom w:val="single" w:sz="4" w:space="0" w:color="auto"/>
+              <w:right w:val="single" w:sz="4" w:space="0" w:color="auto"/>
+            </w:tcBorders>
           </w:tcPr>
           <w:p>
             <w:pPr>
@@ -5774,6 +7575,12 @@
         <w:tc>
           <w:tcPr>
             <w:tcW w:w="630" w:type="dxa"/>
+            <w:tcBorders>
+              <w:top w:val="single" w:sz="4" w:space="0" w:color="auto"/>
+              <w:left w:val="single" w:sz="4" w:space="0" w:color="auto"/>
+              <w:bottom w:val="single" w:sz="4" w:space="0" w:color="auto"/>
+              <w:right w:val="single" w:sz="4" w:space="0" w:color="auto"/>
+            </w:tcBorders>
           </w:tcPr>
           <w:p>
             <w:pPr>
@@ -5788,6 +7595,12 @@
         <w:tc>
           <w:tcPr>
             <w:tcW w:w="2390" w:type="dxa"/>
+            <w:tcBorders>
+              <w:top w:val="single" w:sz="4" w:space="0" w:color="auto"/>
+              <w:left w:val="single" w:sz="4" w:space="0" w:color="auto"/>
+              <w:bottom w:val="single" w:sz="4" w:space="0" w:color="auto"/>
+              <w:right w:val="single" w:sz="4" w:space="0" w:color="auto"/>
+            </w:tcBorders>
           </w:tcPr>
           <w:p>
             <w:pPr>
@@ -5802,6 +7615,12 @@
         <w:tc>
           <w:tcPr>
             <w:tcW w:w="1504" w:type="dxa"/>
+            <w:tcBorders>
+              <w:top w:val="single" w:sz="4" w:space="0" w:color="auto"/>
+              <w:left w:val="single" w:sz="4" w:space="0" w:color="auto"/>
+              <w:bottom w:val="single" w:sz="4" w:space="0" w:color="auto"/>
+              <w:right w:val="single" w:sz="4" w:space="0" w:color="auto"/>
+            </w:tcBorders>
           </w:tcPr>
           <w:p>
             <w:pPr>
@@ -5816,12 +7635,18 @@
       </w:tr>
       <w:tr>
         <w:trPr>
-          <w:trHeight w:val="320" w:hRule="atLeast"/>
           <w:cantSplit/>
+          <w:trHeight w:val="58"/>
         </w:trPr>
         <w:tc>
           <w:tcPr>
             <w:tcW w:w="1165" w:type="dxa"/>
+            <w:tcBorders>
+              <w:top w:val="single" w:sz="4" w:space="0" w:color="auto"/>
+              <w:left w:val="single" w:sz="4" w:space="0" w:color="auto"/>
+              <w:bottom w:val="single" w:sz="4" w:space="0" w:color="auto"/>
+              <w:right w:val="single" w:sz="4" w:space="0" w:color="auto"/>
+            </w:tcBorders>
           </w:tcPr>
           <w:p>
             <w:pPr>
@@ -5836,6 +7661,12 @@
         <w:tc>
           <w:tcPr>
             <w:tcW w:w="2765" w:type="dxa"/>
+            <w:tcBorders>
+              <w:top w:val="single" w:sz="4" w:space="0" w:color="auto"/>
+              <w:left w:val="single" w:sz="4" w:space="0" w:color="auto"/>
+              <w:bottom w:val="single" w:sz="4" w:space="0" w:color="auto"/>
+              <w:right w:val="single" w:sz="4" w:space="0" w:color="auto"/>
+            </w:tcBorders>
           </w:tcPr>
           <w:p>
             <w:pPr>
@@ -5850,6 +7681,12 @@
         <w:tc>
           <w:tcPr>
             <w:tcW w:w="565" w:type="dxa"/>
+            <w:tcBorders>
+              <w:top w:val="single" w:sz="4" w:space="0" w:color="auto"/>
+              <w:left w:val="single" w:sz="4" w:space="0" w:color="auto"/>
+              <w:bottom w:val="single" w:sz="4" w:space="0" w:color="auto"/>
+              <w:right w:val="single" w:sz="4" w:space="0" w:color="auto"/>
+            </w:tcBorders>
           </w:tcPr>
           <w:p>
             <w:pPr>
@@ -5865,6 +7702,12 @@
         <w:tc>
           <w:tcPr>
             <w:tcW w:w="630" w:type="dxa"/>
+            <w:tcBorders>
+              <w:top w:val="single" w:sz="4" w:space="0" w:color="auto"/>
+              <w:left w:val="single" w:sz="4" w:space="0" w:color="auto"/>
+              <w:bottom w:val="single" w:sz="4" w:space="0" w:color="auto"/>
+              <w:right w:val="single" w:sz="4" w:space="0" w:color="auto"/>
+            </w:tcBorders>
           </w:tcPr>
           <w:p>
             <w:pPr>
@@ -5879,6 +7722,12 @@
         <w:tc>
           <w:tcPr>
             <w:tcW w:w="2390" w:type="dxa"/>
+            <w:tcBorders>
+              <w:top w:val="single" w:sz="4" w:space="0" w:color="auto"/>
+              <w:left w:val="single" w:sz="4" w:space="0" w:color="auto"/>
+              <w:bottom w:val="single" w:sz="4" w:space="0" w:color="auto"/>
+              <w:right w:val="single" w:sz="4" w:space="0" w:color="auto"/>
+            </w:tcBorders>
           </w:tcPr>
           <w:p>
             <w:pPr>
@@ -5893,6 +7742,12 @@
         <w:tc>
           <w:tcPr>
             <w:tcW w:w="1504" w:type="dxa"/>
+            <w:tcBorders>
+              <w:top w:val="single" w:sz="4" w:space="0" w:color="auto"/>
+              <w:left w:val="single" w:sz="4" w:space="0" w:color="auto"/>
+              <w:bottom w:val="single" w:sz="4" w:space="0" w:color="auto"/>
+              <w:right w:val="single" w:sz="4" w:space="0" w:color="auto"/>
+            </w:tcBorders>
           </w:tcPr>
           <w:p>
             <w:pPr>
@@ -5907,12 +7762,18 @@
       </w:tr>
       <w:tr>
         <w:trPr>
-          <w:trHeight w:val="320" w:hRule="atLeast"/>
           <w:cantSplit/>
+          <w:trHeight w:val="58"/>
         </w:trPr>
         <w:tc>
           <w:tcPr>
             <w:tcW w:w="1165" w:type="dxa"/>
+            <w:tcBorders>
+              <w:top w:val="single" w:sz="4" w:space="0" w:color="auto"/>
+              <w:left w:val="single" w:sz="4" w:space="0" w:color="auto"/>
+              <w:bottom w:val="single" w:sz="4" w:space="0" w:color="auto"/>
+              <w:right w:val="single" w:sz="4" w:space="0" w:color="auto"/>
+            </w:tcBorders>
           </w:tcPr>
           <w:p>
             <w:pPr>
@@ -5927,6 +7788,12 @@
         <w:tc>
           <w:tcPr>
             <w:tcW w:w="2765" w:type="dxa"/>
+            <w:tcBorders>
+              <w:top w:val="single" w:sz="4" w:space="0" w:color="auto"/>
+              <w:left w:val="single" w:sz="4" w:space="0" w:color="auto"/>
+              <w:bottom w:val="single" w:sz="4" w:space="0" w:color="auto"/>
+              <w:right w:val="single" w:sz="4" w:space="0" w:color="auto"/>
+            </w:tcBorders>
           </w:tcPr>
           <w:p>
             <w:pPr>
@@ -5941,6 +7808,12 @@
         <w:tc>
           <w:tcPr>
             <w:tcW w:w="565" w:type="dxa"/>
+            <w:tcBorders>
+              <w:top w:val="single" w:sz="4" w:space="0" w:color="auto"/>
+              <w:left w:val="single" w:sz="4" w:space="0" w:color="auto"/>
+              <w:bottom w:val="single" w:sz="4" w:space="0" w:color="auto"/>
+              <w:right w:val="single" w:sz="4" w:space="0" w:color="auto"/>
+            </w:tcBorders>
           </w:tcPr>
           <w:p>
             <w:pPr>
@@ -5956,6 +7829,12 @@
         <w:tc>
           <w:tcPr>
             <w:tcW w:w="630" w:type="dxa"/>
+            <w:tcBorders>
+              <w:top w:val="single" w:sz="4" w:space="0" w:color="auto"/>
+              <w:left w:val="single" w:sz="4" w:space="0" w:color="auto"/>
+              <w:bottom w:val="single" w:sz="4" w:space="0" w:color="auto"/>
+              <w:right w:val="single" w:sz="4" w:space="0" w:color="auto"/>
+            </w:tcBorders>
           </w:tcPr>
           <w:p>
             <w:pPr>
@@ -5970,6 +7849,12 @@
         <w:tc>
           <w:tcPr>
             <w:tcW w:w="2390" w:type="dxa"/>
+            <w:tcBorders>
+              <w:top w:val="single" w:sz="4" w:space="0" w:color="auto"/>
+              <w:left w:val="single" w:sz="4" w:space="0" w:color="auto"/>
+              <w:bottom w:val="single" w:sz="4" w:space="0" w:color="auto"/>
+              <w:right w:val="single" w:sz="4" w:space="0" w:color="auto"/>
+            </w:tcBorders>
           </w:tcPr>
           <w:p>
             <w:pPr>
@@ -5984,6 +7869,12 @@
         <w:tc>
           <w:tcPr>
             <w:tcW w:w="1504" w:type="dxa"/>
+            <w:tcBorders>
+              <w:top w:val="single" w:sz="4" w:space="0" w:color="auto"/>
+              <w:left w:val="single" w:sz="4" w:space="0" w:color="auto"/>
+              <w:bottom w:val="single" w:sz="4" w:space="0" w:color="auto"/>
+              <w:right w:val="single" w:sz="4" w:space="0" w:color="auto"/>
+            </w:tcBorders>
           </w:tcPr>
           <w:p>
             <w:pPr>
@@ -5998,12 +7889,18 @@
       </w:tr>
       <w:tr>
         <w:trPr>
-          <w:trHeight w:val="320" w:hRule="atLeast"/>
           <w:cantSplit/>
+          <w:trHeight w:val="58"/>
         </w:trPr>
         <w:tc>
           <w:tcPr>
             <w:tcW w:w="1165" w:type="dxa"/>
+            <w:tcBorders>
+              <w:top w:val="single" w:sz="4" w:space="0" w:color="auto"/>
+              <w:left w:val="single" w:sz="4" w:space="0" w:color="auto"/>
+              <w:bottom w:val="single" w:sz="4" w:space="0" w:color="auto"/>
+              <w:right w:val="single" w:sz="4" w:space="0" w:color="auto"/>
+            </w:tcBorders>
           </w:tcPr>
           <w:p>
             <w:pPr>
@@ -6018,6 +7915,12 @@
         <w:tc>
           <w:tcPr>
             <w:tcW w:w="2765" w:type="dxa"/>
+            <w:tcBorders>
+              <w:top w:val="single" w:sz="4" w:space="0" w:color="auto"/>
+              <w:left w:val="single" w:sz="4" w:space="0" w:color="auto"/>
+              <w:bottom w:val="single" w:sz="4" w:space="0" w:color="auto"/>
+              <w:right w:val="single" w:sz="4" w:space="0" w:color="auto"/>
+            </w:tcBorders>
           </w:tcPr>
           <w:p>
             <w:pPr>
@@ -6032,6 +7935,12 @@
         <w:tc>
           <w:tcPr>
             <w:tcW w:w="565" w:type="dxa"/>
+            <w:tcBorders>
+              <w:top w:val="single" w:sz="4" w:space="0" w:color="auto"/>
+              <w:left w:val="single" w:sz="4" w:space="0" w:color="auto"/>
+              <w:bottom w:val="single" w:sz="4" w:space="0" w:color="auto"/>
+              <w:right w:val="single" w:sz="4" w:space="0" w:color="auto"/>
+            </w:tcBorders>
           </w:tcPr>
           <w:p>
             <w:pPr>
@@ -6047,6 +7956,12 @@
         <w:tc>
           <w:tcPr>
             <w:tcW w:w="630" w:type="dxa"/>
+            <w:tcBorders>
+              <w:top w:val="single" w:sz="4" w:space="0" w:color="auto"/>
+              <w:left w:val="single" w:sz="4" w:space="0" w:color="auto"/>
+              <w:bottom w:val="single" w:sz="4" w:space="0" w:color="auto"/>
+              <w:right w:val="single" w:sz="4" w:space="0" w:color="auto"/>
+            </w:tcBorders>
           </w:tcPr>
           <w:p>
             <w:pPr>
@@ -6061,6 +7976,12 @@
         <w:tc>
           <w:tcPr>
             <w:tcW w:w="2390" w:type="dxa"/>
+            <w:tcBorders>
+              <w:top w:val="single" w:sz="4" w:space="0" w:color="auto"/>
+              <w:left w:val="single" w:sz="4" w:space="0" w:color="auto"/>
+              <w:bottom w:val="single" w:sz="4" w:space="0" w:color="auto"/>
+              <w:right w:val="single" w:sz="4" w:space="0" w:color="auto"/>
+            </w:tcBorders>
           </w:tcPr>
           <w:p>
             <w:pPr>
@@ -6075,6 +7996,12 @@
         <w:tc>
           <w:tcPr>
             <w:tcW w:w="1504" w:type="dxa"/>
+            <w:tcBorders>
+              <w:top w:val="single" w:sz="4" w:space="0" w:color="auto"/>
+              <w:left w:val="single" w:sz="4" w:space="0" w:color="auto"/>
+              <w:bottom w:val="single" w:sz="4" w:space="0" w:color="auto"/>
+              <w:right w:val="single" w:sz="4" w:space="0" w:color="auto"/>
+            </w:tcBorders>
           </w:tcPr>
           <w:p>
             <w:pPr>
@@ -6089,12 +8016,18 @@
       </w:tr>
       <w:tr>
         <w:trPr>
-          <w:trHeight w:val="320" w:hRule="atLeast"/>
           <w:cantSplit/>
+          <w:trHeight w:val="58"/>
         </w:trPr>
         <w:tc>
           <w:tcPr>
             <w:tcW w:w="1165" w:type="dxa"/>
+            <w:tcBorders>
+              <w:top w:val="single" w:sz="4" w:space="0" w:color="auto"/>
+              <w:left w:val="single" w:sz="4" w:space="0" w:color="auto"/>
+              <w:bottom w:val="single" w:sz="4" w:space="0" w:color="auto"/>
+              <w:right w:val="single" w:sz="4" w:space="0" w:color="auto"/>
+            </w:tcBorders>
           </w:tcPr>
           <w:p>
             <w:pPr>
@@ -6109,6 +8042,12 @@
         <w:tc>
           <w:tcPr>
             <w:tcW w:w="2765" w:type="dxa"/>
+            <w:tcBorders>
+              <w:top w:val="single" w:sz="4" w:space="0" w:color="auto"/>
+              <w:left w:val="single" w:sz="4" w:space="0" w:color="auto"/>
+              <w:bottom w:val="single" w:sz="4" w:space="0" w:color="auto"/>
+              <w:right w:val="single" w:sz="4" w:space="0" w:color="auto"/>
+            </w:tcBorders>
           </w:tcPr>
           <w:p>
             <w:pPr>
@@ -6123,6 +8062,12 @@
         <w:tc>
           <w:tcPr>
             <w:tcW w:w="565" w:type="dxa"/>
+            <w:tcBorders>
+              <w:top w:val="single" w:sz="4" w:space="0" w:color="auto"/>
+              <w:left w:val="single" w:sz="4" w:space="0" w:color="auto"/>
+              <w:bottom w:val="single" w:sz="4" w:space="0" w:color="auto"/>
+              <w:right w:val="single" w:sz="4" w:space="0" w:color="auto"/>
+            </w:tcBorders>
           </w:tcPr>
           <w:p>
             <w:pPr>
@@ -6138,6 +8083,12 @@
         <w:tc>
           <w:tcPr>
             <w:tcW w:w="630" w:type="dxa"/>
+            <w:tcBorders>
+              <w:top w:val="single" w:sz="4" w:space="0" w:color="auto"/>
+              <w:left w:val="single" w:sz="4" w:space="0" w:color="auto"/>
+              <w:bottom w:val="single" w:sz="4" w:space="0" w:color="auto"/>
+              <w:right w:val="single" w:sz="4" w:space="0" w:color="auto"/>
+            </w:tcBorders>
           </w:tcPr>
           <w:p>
             <w:pPr>
@@ -6152,6 +8103,12 @@
         <w:tc>
           <w:tcPr>
             <w:tcW w:w="2390" w:type="dxa"/>
+            <w:tcBorders>
+              <w:top w:val="single" w:sz="4" w:space="0" w:color="auto"/>
+              <w:left w:val="single" w:sz="4" w:space="0" w:color="auto"/>
+              <w:bottom w:val="single" w:sz="4" w:space="0" w:color="auto"/>
+              <w:right w:val="single" w:sz="4" w:space="0" w:color="auto"/>
+            </w:tcBorders>
           </w:tcPr>
           <w:p>
             <w:pPr>
@@ -6166,6 +8123,12 @@
         <w:tc>
           <w:tcPr>
             <w:tcW w:w="1504" w:type="dxa"/>
+            <w:tcBorders>
+              <w:top w:val="single" w:sz="4" w:space="0" w:color="auto"/>
+              <w:left w:val="single" w:sz="4" w:space="0" w:color="auto"/>
+              <w:bottom w:val="single" w:sz="4" w:space="0" w:color="auto"/>
+              <w:right w:val="single" w:sz="4" w:space="0" w:color="auto"/>
+            </w:tcBorders>
           </w:tcPr>
           <w:p>
             <w:pPr>
@@ -6180,12 +8143,18 @@
       </w:tr>
       <w:tr>
         <w:trPr>
-          <w:trHeight w:val="320" w:hRule="atLeast"/>
           <w:cantSplit/>
+          <w:trHeight w:val="58"/>
         </w:trPr>
         <w:tc>
           <w:tcPr>
             <w:tcW w:w="1165" w:type="dxa"/>
+            <w:tcBorders>
+              <w:top w:val="single" w:sz="4" w:space="0" w:color="auto"/>
+              <w:left w:val="single" w:sz="4" w:space="0" w:color="auto"/>
+              <w:bottom w:val="single" w:sz="4" w:space="0" w:color="auto"/>
+              <w:right w:val="single" w:sz="4" w:space="0" w:color="auto"/>
+            </w:tcBorders>
           </w:tcPr>
           <w:p>
             <w:pPr>
@@ -6200,6 +8169,12 @@
         <w:tc>
           <w:tcPr>
             <w:tcW w:w="2765" w:type="dxa"/>
+            <w:tcBorders>
+              <w:top w:val="single" w:sz="4" w:space="0" w:color="auto"/>
+              <w:left w:val="single" w:sz="4" w:space="0" w:color="auto"/>
+              <w:bottom w:val="single" w:sz="4" w:space="0" w:color="auto"/>
+              <w:right w:val="single" w:sz="4" w:space="0" w:color="auto"/>
+            </w:tcBorders>
           </w:tcPr>
           <w:p>
             <w:pPr>
@@ -6214,6 +8189,12 @@
         <w:tc>
           <w:tcPr>
             <w:tcW w:w="565" w:type="dxa"/>
+            <w:tcBorders>
+              <w:top w:val="single" w:sz="4" w:space="0" w:color="auto"/>
+              <w:left w:val="single" w:sz="4" w:space="0" w:color="auto"/>
+              <w:bottom w:val="single" w:sz="4" w:space="0" w:color="auto"/>
+              <w:right w:val="single" w:sz="4" w:space="0" w:color="auto"/>
+            </w:tcBorders>
           </w:tcPr>
           <w:p>
             <w:pPr>
@@ -6229,6 +8210,12 @@
         <w:tc>
           <w:tcPr>
             <w:tcW w:w="630" w:type="dxa"/>
+            <w:tcBorders>
+              <w:top w:val="single" w:sz="4" w:space="0" w:color="auto"/>
+              <w:left w:val="single" w:sz="4" w:space="0" w:color="auto"/>
+              <w:bottom w:val="single" w:sz="4" w:space="0" w:color="auto"/>
+              <w:right w:val="single" w:sz="4" w:space="0" w:color="auto"/>
+            </w:tcBorders>
           </w:tcPr>
           <w:p>
             <w:pPr>
@@ -6243,6 +8230,12 @@
         <w:tc>
           <w:tcPr>
             <w:tcW w:w="2390" w:type="dxa"/>
+            <w:tcBorders>
+              <w:top w:val="single" w:sz="4" w:space="0" w:color="auto"/>
+              <w:left w:val="single" w:sz="4" w:space="0" w:color="auto"/>
+              <w:bottom w:val="single" w:sz="4" w:space="0" w:color="auto"/>
+              <w:right w:val="single" w:sz="4" w:space="0" w:color="auto"/>
+            </w:tcBorders>
           </w:tcPr>
           <w:p>
             <w:pPr>
@@ -6257,6 +8250,12 @@
         <w:tc>
           <w:tcPr>
             <w:tcW w:w="1504" w:type="dxa"/>
+            <w:tcBorders>
+              <w:top w:val="single" w:sz="4" w:space="0" w:color="auto"/>
+              <w:left w:val="single" w:sz="4" w:space="0" w:color="auto"/>
+              <w:bottom w:val="single" w:sz="4" w:space="0" w:color="auto"/>
+              <w:right w:val="single" w:sz="4" w:space="0" w:color="auto"/>
+            </w:tcBorders>
           </w:tcPr>
           <w:p>
             <w:pPr>
@@ -6271,12 +8270,18 @@
       </w:tr>
       <w:tr>
         <w:trPr>
-          <w:trHeight w:val="320" w:hRule="atLeast"/>
           <w:cantSplit/>
+          <w:trHeight w:val="58"/>
         </w:trPr>
         <w:tc>
           <w:tcPr>
             <w:tcW w:w="1165" w:type="dxa"/>
+            <w:tcBorders>
+              <w:top w:val="single" w:sz="4" w:space="0" w:color="auto"/>
+              <w:left w:val="single" w:sz="4" w:space="0" w:color="auto"/>
+              <w:bottom w:val="single" w:sz="4" w:space="0" w:color="auto"/>
+              <w:right w:val="single" w:sz="4" w:space="0" w:color="auto"/>
+            </w:tcBorders>
           </w:tcPr>
           <w:p>
             <w:pPr>
@@ -6291,6 +8296,12 @@
         <w:tc>
           <w:tcPr>
             <w:tcW w:w="2765" w:type="dxa"/>
+            <w:tcBorders>
+              <w:top w:val="single" w:sz="4" w:space="0" w:color="auto"/>
+              <w:left w:val="single" w:sz="4" w:space="0" w:color="auto"/>
+              <w:bottom w:val="single" w:sz="4" w:space="0" w:color="auto"/>
+              <w:right w:val="single" w:sz="4" w:space="0" w:color="auto"/>
+            </w:tcBorders>
           </w:tcPr>
           <w:p>
             <w:pPr>
@@ -6305,6 +8316,12 @@
         <w:tc>
           <w:tcPr>
             <w:tcW w:w="565" w:type="dxa"/>
+            <w:tcBorders>
+              <w:top w:val="single" w:sz="4" w:space="0" w:color="auto"/>
+              <w:left w:val="single" w:sz="4" w:space="0" w:color="auto"/>
+              <w:bottom w:val="single" w:sz="4" w:space="0" w:color="auto"/>
+              <w:right w:val="single" w:sz="4" w:space="0" w:color="auto"/>
+            </w:tcBorders>
           </w:tcPr>
           <w:p>
             <w:pPr>
@@ -6320,6 +8337,12 @@
         <w:tc>
           <w:tcPr>
             <w:tcW w:w="630" w:type="dxa"/>
+            <w:tcBorders>
+              <w:top w:val="single" w:sz="4" w:space="0" w:color="auto"/>
+              <w:left w:val="single" w:sz="4" w:space="0" w:color="auto"/>
+              <w:bottom w:val="single" w:sz="4" w:space="0" w:color="auto"/>
+              <w:right w:val="single" w:sz="4" w:space="0" w:color="auto"/>
+            </w:tcBorders>
           </w:tcPr>
           <w:p>
             <w:pPr>
@@ -6334,6 +8357,12 @@
         <w:tc>
           <w:tcPr>
             <w:tcW w:w="2390" w:type="dxa"/>
+            <w:tcBorders>
+              <w:top w:val="single" w:sz="4" w:space="0" w:color="auto"/>
+              <w:left w:val="single" w:sz="4" w:space="0" w:color="auto"/>
+              <w:bottom w:val="single" w:sz="4" w:space="0" w:color="auto"/>
+              <w:right w:val="single" w:sz="4" w:space="0" w:color="auto"/>
+            </w:tcBorders>
           </w:tcPr>
           <w:p>
             <w:pPr>
@@ -6348,6 +8377,12 @@
         <w:tc>
           <w:tcPr>
             <w:tcW w:w="1504" w:type="dxa"/>
+            <w:tcBorders>
+              <w:top w:val="single" w:sz="4" w:space="0" w:color="auto"/>
+              <w:left w:val="single" w:sz="4" w:space="0" w:color="auto"/>
+              <w:bottom w:val="single" w:sz="4" w:space="0" w:color="auto"/>
+              <w:right w:val="single" w:sz="4" w:space="0" w:color="auto"/>
+            </w:tcBorders>
           </w:tcPr>
           <w:p>
             <w:pPr>
@@ -6362,12 +8397,18 @@
       </w:tr>
       <w:tr>
         <w:trPr>
-          <w:trHeight w:val="320" w:hRule="atLeast"/>
           <w:cantSplit/>
+          <w:trHeight w:val="58"/>
         </w:trPr>
         <w:tc>
           <w:tcPr>
             <w:tcW w:w="1165" w:type="dxa"/>
+            <w:tcBorders>
+              <w:top w:val="single" w:sz="4" w:space="0" w:color="auto"/>
+              <w:left w:val="single" w:sz="4" w:space="0" w:color="auto"/>
+              <w:bottom w:val="single" w:sz="4" w:space="0" w:color="auto"/>
+              <w:right w:val="single" w:sz="4" w:space="0" w:color="auto"/>
+            </w:tcBorders>
           </w:tcPr>
           <w:p>
             <w:pPr>
@@ -6382,6 +8423,12 @@
         <w:tc>
           <w:tcPr>
             <w:tcW w:w="2765" w:type="dxa"/>
+            <w:tcBorders>
+              <w:top w:val="single" w:sz="4" w:space="0" w:color="auto"/>
+              <w:left w:val="single" w:sz="4" w:space="0" w:color="auto"/>
+              <w:bottom w:val="single" w:sz="4" w:space="0" w:color="auto"/>
+              <w:right w:val="single" w:sz="4" w:space="0" w:color="auto"/>
+            </w:tcBorders>
           </w:tcPr>
           <w:p>
             <w:pPr>
@@ -6396,6 +8443,12 @@
         <w:tc>
           <w:tcPr>
             <w:tcW w:w="565" w:type="dxa"/>
+            <w:tcBorders>
+              <w:top w:val="single" w:sz="4" w:space="0" w:color="auto"/>
+              <w:left w:val="single" w:sz="4" w:space="0" w:color="auto"/>
+              <w:bottom w:val="single" w:sz="4" w:space="0" w:color="auto"/>
+              <w:right w:val="single" w:sz="4" w:space="0" w:color="auto"/>
+            </w:tcBorders>
           </w:tcPr>
           <w:p>
             <w:pPr>
@@ -6411,6 +8464,12 @@
         <w:tc>
           <w:tcPr>
             <w:tcW w:w="630" w:type="dxa"/>
+            <w:tcBorders>
+              <w:top w:val="single" w:sz="4" w:space="0" w:color="auto"/>
+              <w:left w:val="single" w:sz="4" w:space="0" w:color="auto"/>
+              <w:bottom w:val="single" w:sz="4" w:space="0" w:color="auto"/>
+              <w:right w:val="single" w:sz="4" w:space="0" w:color="auto"/>
+            </w:tcBorders>
           </w:tcPr>
           <w:p>
             <w:pPr>
@@ -6425,6 +8484,12 @@
         <w:tc>
           <w:tcPr>
             <w:tcW w:w="2390" w:type="dxa"/>
+            <w:tcBorders>
+              <w:top w:val="single" w:sz="4" w:space="0" w:color="auto"/>
+              <w:left w:val="single" w:sz="4" w:space="0" w:color="auto"/>
+              <w:bottom w:val="single" w:sz="4" w:space="0" w:color="auto"/>
+              <w:right w:val="single" w:sz="4" w:space="0" w:color="auto"/>
+            </w:tcBorders>
           </w:tcPr>
           <w:p>
             <w:pPr>
@@ -6439,6 +8504,12 @@
         <w:tc>
           <w:tcPr>
             <w:tcW w:w="1504" w:type="dxa"/>
+            <w:tcBorders>
+              <w:top w:val="single" w:sz="4" w:space="0" w:color="auto"/>
+              <w:left w:val="single" w:sz="4" w:space="0" w:color="auto"/>
+              <w:bottom w:val="single" w:sz="4" w:space="0" w:color="auto"/>
+              <w:right w:val="single" w:sz="4" w:space="0" w:color="auto"/>
+            </w:tcBorders>
           </w:tcPr>
           <w:p>
             <w:pPr>
@@ -6453,12 +8524,18 @@
       </w:tr>
       <w:tr>
         <w:trPr>
-          <w:trHeight w:val="320" w:hRule="atLeast"/>
           <w:cantSplit/>
+          <w:trHeight w:val="58"/>
         </w:trPr>
         <w:tc>
           <w:tcPr>
             <w:tcW w:w="1165" w:type="dxa"/>
+            <w:tcBorders>
+              <w:top w:val="single" w:sz="4" w:space="0" w:color="auto"/>
+              <w:left w:val="single" w:sz="4" w:space="0" w:color="auto"/>
+              <w:bottom w:val="single" w:sz="4" w:space="0" w:color="auto"/>
+              <w:right w:val="single" w:sz="4" w:space="0" w:color="auto"/>
+            </w:tcBorders>
           </w:tcPr>
           <w:p>
             <w:pPr>
@@ -6473,6 +8550,12 @@
         <w:tc>
           <w:tcPr>
             <w:tcW w:w="2765" w:type="dxa"/>
+            <w:tcBorders>
+              <w:top w:val="single" w:sz="4" w:space="0" w:color="auto"/>
+              <w:left w:val="single" w:sz="4" w:space="0" w:color="auto"/>
+              <w:bottom w:val="single" w:sz="4" w:space="0" w:color="auto"/>
+              <w:right w:val="single" w:sz="4" w:space="0" w:color="auto"/>
+            </w:tcBorders>
           </w:tcPr>
           <w:p>
             <w:pPr>
@@ -6487,6 +8570,12 @@
         <w:tc>
           <w:tcPr>
             <w:tcW w:w="565" w:type="dxa"/>
+            <w:tcBorders>
+              <w:top w:val="single" w:sz="4" w:space="0" w:color="auto"/>
+              <w:left w:val="single" w:sz="4" w:space="0" w:color="auto"/>
+              <w:bottom w:val="single" w:sz="4" w:space="0" w:color="auto"/>
+              <w:right w:val="single" w:sz="4" w:space="0" w:color="auto"/>
+            </w:tcBorders>
           </w:tcPr>
           <w:p>
             <w:pPr>
@@ -6502,6 +8591,12 @@
         <w:tc>
           <w:tcPr>
             <w:tcW w:w="630" w:type="dxa"/>
+            <w:tcBorders>
+              <w:top w:val="single" w:sz="4" w:space="0" w:color="auto"/>
+              <w:left w:val="single" w:sz="4" w:space="0" w:color="auto"/>
+              <w:bottom w:val="single" w:sz="4" w:space="0" w:color="auto"/>
+              <w:right w:val="single" w:sz="4" w:space="0" w:color="auto"/>
+            </w:tcBorders>
           </w:tcPr>
           <w:p>
             <w:pPr>
@@ -6516,6 +8611,12 @@
         <w:tc>
           <w:tcPr>
             <w:tcW w:w="2390" w:type="dxa"/>
+            <w:tcBorders>
+              <w:top w:val="single" w:sz="4" w:space="0" w:color="auto"/>
+              <w:left w:val="single" w:sz="4" w:space="0" w:color="auto"/>
+              <w:bottom w:val="single" w:sz="4" w:space="0" w:color="auto"/>
+              <w:right w:val="single" w:sz="4" w:space="0" w:color="auto"/>
+            </w:tcBorders>
           </w:tcPr>
           <w:p>
             <w:pPr>
@@ -6530,6 +8631,12 @@
         <w:tc>
           <w:tcPr>
             <w:tcW w:w="1504" w:type="dxa"/>
+            <w:tcBorders>
+              <w:top w:val="single" w:sz="4" w:space="0" w:color="auto"/>
+              <w:left w:val="single" w:sz="4" w:space="0" w:color="auto"/>
+              <w:bottom w:val="single" w:sz="4" w:space="0" w:color="auto"/>
+              <w:right w:val="single" w:sz="4" w:space="0" w:color="auto"/>
+            </w:tcBorders>
           </w:tcPr>
           <w:p>
             <w:pPr>
@@ -6544,12 +8651,18 @@
       </w:tr>
       <w:tr>
         <w:trPr>
-          <w:trHeight w:val="320" w:hRule="atLeast"/>
           <w:cantSplit/>
+          <w:trHeight w:val="58"/>
         </w:trPr>
         <w:tc>
           <w:tcPr>
             <w:tcW w:w="1165" w:type="dxa"/>
+            <w:tcBorders>
+              <w:top w:val="single" w:sz="4" w:space="0" w:color="auto"/>
+              <w:left w:val="single" w:sz="4" w:space="0" w:color="auto"/>
+              <w:bottom w:val="single" w:sz="4" w:space="0" w:color="auto"/>
+              <w:right w:val="single" w:sz="4" w:space="0" w:color="auto"/>
+            </w:tcBorders>
           </w:tcPr>
           <w:p>
             <w:pPr>
@@ -6564,6 +8677,12 @@
         <w:tc>
           <w:tcPr>
             <w:tcW w:w="2765" w:type="dxa"/>
+            <w:tcBorders>
+              <w:top w:val="single" w:sz="4" w:space="0" w:color="auto"/>
+              <w:left w:val="single" w:sz="4" w:space="0" w:color="auto"/>
+              <w:bottom w:val="single" w:sz="4" w:space="0" w:color="auto"/>
+              <w:right w:val="single" w:sz="4" w:space="0" w:color="auto"/>
+            </w:tcBorders>
           </w:tcPr>
           <w:p>
             <w:pPr>
@@ -6578,6 +8697,12 @@
         <w:tc>
           <w:tcPr>
             <w:tcW w:w="565" w:type="dxa"/>
+            <w:tcBorders>
+              <w:top w:val="single" w:sz="4" w:space="0" w:color="auto"/>
+              <w:left w:val="single" w:sz="4" w:space="0" w:color="auto"/>
+              <w:bottom w:val="single" w:sz="4" w:space="0" w:color="auto"/>
+              <w:right w:val="single" w:sz="4" w:space="0" w:color="auto"/>
+            </w:tcBorders>
           </w:tcPr>
           <w:p>
             <w:pPr>
@@ -6593,6 +8718,12 @@
         <w:tc>
           <w:tcPr>
             <w:tcW w:w="630" w:type="dxa"/>
+            <w:tcBorders>
+              <w:top w:val="single" w:sz="4" w:space="0" w:color="auto"/>
+              <w:left w:val="single" w:sz="4" w:space="0" w:color="auto"/>
+              <w:bottom w:val="single" w:sz="4" w:space="0" w:color="auto"/>
+              <w:right w:val="single" w:sz="4" w:space="0" w:color="auto"/>
+            </w:tcBorders>
           </w:tcPr>
           <w:p>
             <w:pPr>
@@ -6607,6 +8738,12 @@
         <w:tc>
           <w:tcPr>
             <w:tcW w:w="2390" w:type="dxa"/>
+            <w:tcBorders>
+              <w:top w:val="single" w:sz="4" w:space="0" w:color="auto"/>
+              <w:left w:val="single" w:sz="4" w:space="0" w:color="auto"/>
+              <w:bottom w:val="single" w:sz="4" w:space="0" w:color="auto"/>
+              <w:right w:val="single" w:sz="4" w:space="0" w:color="auto"/>
+            </w:tcBorders>
           </w:tcPr>
           <w:p>
             <w:pPr>
@@ -6621,6 +8758,12 @@
         <w:tc>
           <w:tcPr>
             <w:tcW w:w="1504" w:type="dxa"/>
+            <w:tcBorders>
+              <w:top w:val="single" w:sz="4" w:space="0" w:color="auto"/>
+              <w:left w:val="single" w:sz="4" w:space="0" w:color="auto"/>
+              <w:bottom w:val="single" w:sz="4" w:space="0" w:color="auto"/>
+              <w:right w:val="single" w:sz="4" w:space="0" w:color="auto"/>
+            </w:tcBorders>
           </w:tcPr>
           <w:p>
             <w:pPr>
@@ -6635,12 +8778,18 @@
       </w:tr>
       <w:tr>
         <w:trPr>
-          <w:trHeight w:val="320" w:hRule="atLeast"/>
           <w:cantSplit/>
+          <w:trHeight w:val="58"/>
         </w:trPr>
         <w:tc>
           <w:tcPr>
             <w:tcW w:w="1165" w:type="dxa"/>
+            <w:tcBorders>
+              <w:top w:val="single" w:sz="4" w:space="0" w:color="auto"/>
+              <w:left w:val="single" w:sz="4" w:space="0" w:color="auto"/>
+              <w:bottom w:val="single" w:sz="4" w:space="0" w:color="auto"/>
+              <w:right w:val="single" w:sz="4" w:space="0" w:color="auto"/>
+            </w:tcBorders>
           </w:tcPr>
           <w:p>
             <w:pPr>
@@ -6654,6 +8803,13 @@
         <w:tc>
           <w:tcPr>
             <w:tcW w:w="2765" w:type="dxa"/>
+            <w:tcBorders>
+              <w:top w:val="single" w:sz="4" w:space="0" w:color="auto"/>
+              <w:left w:val="single" w:sz="4" w:space="0" w:color="auto"/>
+              <w:bottom w:val="single" w:sz="4" w:space="0" w:color="auto"/>
+              <w:right w:val="single" w:sz="4" w:space="0" w:color="auto"/>
+            </w:tcBorders>
+            <w:hideMark/>
           </w:tcPr>
           <w:p>
             <w:pPr>
@@ -6677,6 +8833,12 @@
         <w:tc>
           <w:tcPr>
             <w:tcW w:w="565" w:type="dxa"/>
+            <w:tcBorders>
+              <w:top w:val="single" w:sz="4" w:space="0" w:color="auto"/>
+              <w:left w:val="single" w:sz="4" w:space="0" w:color="auto"/>
+              <w:bottom w:val="single" w:sz="4" w:space="0" w:color="auto"/>
+              <w:right w:val="single" w:sz="4" w:space="0" w:color="auto"/>
+            </w:tcBorders>
           </w:tcPr>
           <w:p>
             <w:pPr>
@@ -6692,6 +8854,12 @@
         <w:tc>
           <w:tcPr>
             <w:tcW w:w="630" w:type="dxa"/>
+            <w:tcBorders>
+              <w:top w:val="single" w:sz="4" w:space="0" w:color="auto"/>
+              <w:left w:val="single" w:sz="4" w:space="0" w:color="auto"/>
+              <w:bottom w:val="single" w:sz="4" w:space="0" w:color="auto"/>
+              <w:right w:val="single" w:sz="4" w:space="0" w:color="auto"/>
+            </w:tcBorders>
           </w:tcPr>
           <w:p>
             <w:pPr>
@@ -6705,6 +8873,12 @@
         <w:tc>
           <w:tcPr>
             <w:tcW w:w="2390" w:type="dxa"/>
+            <w:tcBorders>
+              <w:top w:val="single" w:sz="4" w:space="0" w:color="auto"/>
+              <w:left w:val="single" w:sz="4" w:space="0" w:color="auto"/>
+              <w:bottom w:val="single" w:sz="4" w:space="0" w:color="auto"/>
+              <w:right w:val="single" w:sz="4" w:space="0" w:color="auto"/>
+            </w:tcBorders>
           </w:tcPr>
           <w:p>
             <w:pPr>
@@ -6718,6 +8892,12 @@
         <w:tc>
           <w:tcPr>
             <w:tcW w:w="1504" w:type="dxa"/>
+            <w:tcBorders>
+              <w:top w:val="single" w:sz="4" w:space="0" w:color="auto"/>
+              <w:left w:val="single" w:sz="4" w:space="0" w:color="auto"/>
+              <w:bottom w:val="single" w:sz="4" w:space="0" w:color="auto"/>
+              <w:right w:val="single" w:sz="4" w:space="0" w:color="auto"/>
+            </w:tcBorders>
           </w:tcPr>
           <w:p>
             <w:pPr>
@@ -6767,26 +8947,23 @@
       </w:pPr>
       <w:r>
         <w:rPr>
-          <w:b/>
           <w:noProof/>
-          <w:sz w:val="16"/>
-          <w:lang w:eastAsia="en-PH"/>
         </w:rPr>
         <mc:AlternateContent>
           <mc:Choice Requires="wps">
             <w:drawing>
-              <wp:anchor distT="0" distB="0" distL="114300" distR="114300" simplePos="0" relativeHeight="251665408" behindDoc="0" locked="0" layoutInCell="1" allowOverlap="1" wp14:anchorId="1D46249E" wp14:editId="26F788A8">
+              <wp:anchor distT="0" distB="0" distL="114300" distR="114300" simplePos="0" relativeHeight="251666432" behindDoc="0" locked="0" layoutInCell="1" allowOverlap="1" wp14:anchorId="2FEBA165" wp14:editId="53EAEDB1">
                 <wp:simplePos x="0" y="0"/>
                 <wp:positionH relativeFrom="column">
-                  <wp:posOffset>2337</wp:posOffset>
+                  <wp:posOffset>2540</wp:posOffset>
                 </wp:positionH>
                 <wp:positionV relativeFrom="paragraph">
-                  <wp:posOffset>129108</wp:posOffset>
+                  <wp:posOffset>128905</wp:posOffset>
                 </wp:positionV>
-                <wp:extent cx="5726628" cy="0"/>
-                <wp:effectExtent l="0" t="0" r="26670" b="19050"/>
+                <wp:extent cx="5726430" cy="0"/>
+                <wp:effectExtent l="0" t="0" r="0" b="0"/>
                 <wp:wrapNone/>
-                <wp:docPr id="6" name="Straight Connector 6"/>
+                <wp:docPr id="14" name="Straight Connector 14"/>
                 <wp:cNvGraphicFramePr/>
                 <a:graphic xmlns:a="http://schemas.openxmlformats.org/drawingml/2006/main">
                   <a:graphicData uri="http://schemas.microsoft.com/office/word/2010/wordprocessingShape">
@@ -6795,7 +8972,7 @@
                       <wps:spPr>
                         <a:xfrm>
                           <a:off x="0" y="0"/>
-                          <a:ext cx="5726628" cy="0"/>
+                          <a:ext cx="5726430" cy="0"/>
                         </a:xfrm>
                         <a:prstGeom prst="line">
                           <a:avLst/>
@@ -6823,12 +9000,15 @@
                 <wp14:sizeRelH relativeFrom="margin">
                   <wp14:pctWidth>0</wp14:pctWidth>
                 </wp14:sizeRelH>
+                <wp14:sizeRelV relativeFrom="page">
+                  <wp14:pctHeight>0</wp14:pctHeight>
+                </wp14:sizeRelV>
               </wp:anchor>
             </w:drawing>
           </mc:Choice>
           <mc:Fallback>
             <w:pict>
-              <v:line w14:anchorId="328B1258" id="Straight Connector 6" o:spid="_x0000_s1026" style="position:absolute;z-index:251665408;visibility:visible;mso-wrap-style:square;mso-width-percent:0;mso-wrap-distance-left:9pt;mso-wrap-distance-top:0;mso-wrap-distance-right:9pt;mso-wrap-distance-bottom:0;mso-position-horizontal:absolute;mso-position-horizontal-relative:text;mso-position-vertical:absolute;mso-position-vertical-relative:text;mso-width-percent:0;mso-width-relative:margin" from=".2pt,10.15pt" to="451.1pt,10.15pt" o:gfxdata="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" strokecolor="black [3200]">
+              <v:line w14:anchorId="7883B2F1" id="Straight Connector 14" o:spid="_x0000_s1026" style="position:absolute;z-index:251666432;visibility:visible;mso-wrap-style:square;mso-width-percent:0;mso-height-percent:0;mso-wrap-distance-left:9pt;mso-wrap-distance-top:0;mso-wrap-distance-right:9pt;mso-wrap-distance-bottom:0;mso-position-horizontal:absolute;mso-position-horizontal-relative:text;mso-position-vertical:absolute;mso-position-vertical-relative:text;mso-width-percent:0;mso-height-percent:0;mso-width-relative:margin;mso-height-relative:page" from=".2pt,10.15pt" to="451.1pt,10.15pt" o:gfxdata="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" strokecolor="black [3200]">
                 <v:stroke joinstyle="miter"/>
               </v:line>
             </w:pict>
@@ -6853,12 +9033,19 @@
       </w:tblGrid>
       <w:tr>
         <w:trPr>
-          <w:trHeight w:val="320" w:hRule="atLeast"/>
           <w:cantSplit/>
+          <w:trHeight w:val="58"/>
         </w:trPr>
         <w:tc>
           <w:tcPr>
             <w:tcW w:w="1165" w:type="dxa"/>
+            <w:tcBorders>
+              <w:top w:val="single" w:sz="4" w:space="0" w:color="auto"/>
+              <w:left w:val="single" w:sz="4" w:space="0" w:color="auto"/>
+              <w:bottom w:val="single" w:sz="4" w:space="0" w:color="auto"/>
+              <w:right w:val="single" w:sz="4" w:space="0" w:color="auto"/>
+            </w:tcBorders>
+            <w:hideMark/>
           </w:tcPr>
           <w:p>
             <w:pPr>
@@ -6883,6 +9070,13 @@
         <w:tc>
           <w:tcPr>
             <w:tcW w:w="2765" w:type="dxa"/>
+            <w:tcBorders>
+              <w:top w:val="single" w:sz="4" w:space="0" w:color="auto"/>
+              <w:left w:val="single" w:sz="4" w:space="0" w:color="auto"/>
+              <w:bottom w:val="single" w:sz="4" w:space="0" w:color="auto"/>
+              <w:right w:val="single" w:sz="4" w:space="0" w:color="auto"/>
+            </w:tcBorders>
+            <w:hideMark/>
           </w:tcPr>
           <w:p>
             <w:pPr>
@@ -6907,6 +9101,13 @@
         <w:tc>
           <w:tcPr>
             <w:tcW w:w="565" w:type="dxa"/>
+            <w:tcBorders>
+              <w:top w:val="single" w:sz="4" w:space="0" w:color="auto"/>
+              <w:left w:val="single" w:sz="4" w:space="0" w:color="auto"/>
+              <w:bottom w:val="single" w:sz="4" w:space="0" w:color="auto"/>
+              <w:right w:val="single" w:sz="4" w:space="0" w:color="auto"/>
+            </w:tcBorders>
+            <w:hideMark/>
           </w:tcPr>
           <w:p>
             <w:pPr>
@@ -6931,6 +9132,13 @@
         <w:tc>
           <w:tcPr>
             <w:tcW w:w="630" w:type="dxa"/>
+            <w:tcBorders>
+              <w:top w:val="single" w:sz="4" w:space="0" w:color="auto"/>
+              <w:left w:val="single" w:sz="4" w:space="0" w:color="auto"/>
+              <w:bottom w:val="single" w:sz="4" w:space="0" w:color="auto"/>
+              <w:right w:val="single" w:sz="4" w:space="0" w:color="auto"/>
+            </w:tcBorders>
+            <w:hideMark/>
           </w:tcPr>
           <w:p>
             <w:pPr>
@@ -6955,6 +9163,13 @@
         <w:tc>
           <w:tcPr>
             <w:tcW w:w="2390" w:type="dxa"/>
+            <w:tcBorders>
+              <w:top w:val="single" w:sz="4" w:space="0" w:color="auto"/>
+              <w:left w:val="single" w:sz="4" w:space="0" w:color="auto"/>
+              <w:bottom w:val="single" w:sz="4" w:space="0" w:color="auto"/>
+              <w:right w:val="single" w:sz="4" w:space="0" w:color="auto"/>
+            </w:tcBorders>
+            <w:hideMark/>
           </w:tcPr>
           <w:p>
             <w:pPr>
@@ -6979,6 +9194,13 @@
         <w:tc>
           <w:tcPr>
             <w:tcW w:w="1504" w:type="dxa"/>
+            <w:tcBorders>
+              <w:top w:val="single" w:sz="4" w:space="0" w:color="auto"/>
+              <w:left w:val="single" w:sz="4" w:space="0" w:color="auto"/>
+              <w:bottom w:val="single" w:sz="4" w:space="0" w:color="auto"/>
+              <w:right w:val="single" w:sz="4" w:space="0" w:color="auto"/>
+            </w:tcBorders>
+            <w:hideMark/>
           </w:tcPr>
           <w:p>
             <w:pPr>
@@ -7003,12 +9225,18 @@
       </w:tr>
       <w:tr>
         <w:trPr>
-          <w:trHeight w:val="320" w:hRule="atLeast"/>
           <w:cantSplit/>
+          <w:trHeight w:val="58"/>
         </w:trPr>
         <w:tc>
           <w:tcPr>
             <w:tcW w:w="1165" w:type="dxa"/>
+            <w:tcBorders>
+              <w:top w:val="single" w:sz="4" w:space="0" w:color="auto"/>
+              <w:left w:val="single" w:sz="4" w:space="0" w:color="auto"/>
+              <w:bottom w:val="single" w:sz="4" w:space="0" w:color="auto"/>
+              <w:right w:val="single" w:sz="4" w:space="0" w:color="auto"/>
+            </w:tcBorders>
           </w:tcPr>
           <w:p>
             <w:pPr>
@@ -7023,6 +9251,12 @@
         <w:tc>
           <w:tcPr>
             <w:tcW w:w="2765" w:type="dxa"/>
+            <w:tcBorders>
+              <w:top w:val="single" w:sz="4" w:space="0" w:color="auto"/>
+              <w:left w:val="single" w:sz="4" w:space="0" w:color="auto"/>
+              <w:bottom w:val="single" w:sz="4" w:space="0" w:color="auto"/>
+              <w:right w:val="single" w:sz="4" w:space="0" w:color="auto"/>
+            </w:tcBorders>
           </w:tcPr>
           <w:p>
             <w:pPr>
@@ -7037,6 +9271,12 @@
         <w:tc>
           <w:tcPr>
             <w:tcW w:w="565" w:type="dxa"/>
+            <w:tcBorders>
+              <w:top w:val="single" w:sz="4" w:space="0" w:color="auto"/>
+              <w:left w:val="single" w:sz="4" w:space="0" w:color="auto"/>
+              <w:bottom w:val="single" w:sz="4" w:space="0" w:color="auto"/>
+              <w:right w:val="single" w:sz="4" w:space="0" w:color="auto"/>
+            </w:tcBorders>
           </w:tcPr>
           <w:p>
             <w:pPr>
@@ -7052,6 +9292,12 @@
         <w:tc>
           <w:tcPr>
             <w:tcW w:w="630" w:type="dxa"/>
+            <w:tcBorders>
+              <w:top w:val="single" w:sz="4" w:space="0" w:color="auto"/>
+              <w:left w:val="single" w:sz="4" w:space="0" w:color="auto"/>
+              <w:bottom w:val="single" w:sz="4" w:space="0" w:color="auto"/>
+              <w:right w:val="single" w:sz="4" w:space="0" w:color="auto"/>
+            </w:tcBorders>
           </w:tcPr>
           <w:p>
             <w:pPr>
@@ -7066,6 +9312,12 @@
         <w:tc>
           <w:tcPr>
             <w:tcW w:w="2390" w:type="dxa"/>
+            <w:tcBorders>
+              <w:top w:val="single" w:sz="4" w:space="0" w:color="auto"/>
+              <w:left w:val="single" w:sz="4" w:space="0" w:color="auto"/>
+              <w:bottom w:val="single" w:sz="4" w:space="0" w:color="auto"/>
+              <w:right w:val="single" w:sz="4" w:space="0" w:color="auto"/>
+            </w:tcBorders>
           </w:tcPr>
           <w:p>
             <w:pPr>
@@ -7080,6 +9332,12 @@
         <w:tc>
           <w:tcPr>
             <w:tcW w:w="1504" w:type="dxa"/>
+            <w:tcBorders>
+              <w:top w:val="single" w:sz="4" w:space="0" w:color="auto"/>
+              <w:left w:val="single" w:sz="4" w:space="0" w:color="auto"/>
+              <w:bottom w:val="single" w:sz="4" w:space="0" w:color="auto"/>
+              <w:right w:val="single" w:sz="4" w:space="0" w:color="auto"/>
+            </w:tcBorders>
           </w:tcPr>
           <w:p>
             <w:pPr>
@@ -7094,12 +9352,18 @@
       </w:tr>
       <w:tr>
         <w:trPr>
-          <w:trHeight w:val="320" w:hRule="atLeast"/>
           <w:cantSplit/>
+          <w:trHeight w:val="58"/>
         </w:trPr>
         <w:tc>
           <w:tcPr>
             <w:tcW w:w="1165" w:type="dxa"/>
+            <w:tcBorders>
+              <w:top w:val="single" w:sz="4" w:space="0" w:color="auto"/>
+              <w:left w:val="single" w:sz="4" w:space="0" w:color="auto"/>
+              <w:bottom w:val="single" w:sz="4" w:space="0" w:color="auto"/>
+              <w:right w:val="single" w:sz="4" w:space="0" w:color="auto"/>
+            </w:tcBorders>
           </w:tcPr>
           <w:p>
             <w:pPr>
@@ -7114,6 +9378,12 @@
         <w:tc>
           <w:tcPr>
             <w:tcW w:w="2765" w:type="dxa"/>
+            <w:tcBorders>
+              <w:top w:val="single" w:sz="4" w:space="0" w:color="auto"/>
+              <w:left w:val="single" w:sz="4" w:space="0" w:color="auto"/>
+              <w:bottom w:val="single" w:sz="4" w:space="0" w:color="auto"/>
+              <w:right w:val="single" w:sz="4" w:space="0" w:color="auto"/>
+            </w:tcBorders>
           </w:tcPr>
           <w:p>
             <w:pPr>
@@ -7128,6 +9398,12 @@
         <w:tc>
           <w:tcPr>
             <w:tcW w:w="565" w:type="dxa"/>
+            <w:tcBorders>
+              <w:top w:val="single" w:sz="4" w:space="0" w:color="auto"/>
+              <w:left w:val="single" w:sz="4" w:space="0" w:color="auto"/>
+              <w:bottom w:val="single" w:sz="4" w:space="0" w:color="auto"/>
+              <w:right w:val="single" w:sz="4" w:space="0" w:color="auto"/>
+            </w:tcBorders>
           </w:tcPr>
           <w:p>
             <w:pPr>
@@ -7143,6 +9419,12 @@
         <w:tc>
           <w:tcPr>
             <w:tcW w:w="630" w:type="dxa"/>
+            <w:tcBorders>
+              <w:top w:val="single" w:sz="4" w:space="0" w:color="auto"/>
+              <w:left w:val="single" w:sz="4" w:space="0" w:color="auto"/>
+              <w:bottom w:val="single" w:sz="4" w:space="0" w:color="auto"/>
+              <w:right w:val="single" w:sz="4" w:space="0" w:color="auto"/>
+            </w:tcBorders>
           </w:tcPr>
           <w:p>
             <w:pPr>
@@ -7157,6 +9439,12 @@
         <w:tc>
           <w:tcPr>
             <w:tcW w:w="2390" w:type="dxa"/>
+            <w:tcBorders>
+              <w:top w:val="single" w:sz="4" w:space="0" w:color="auto"/>
+              <w:left w:val="single" w:sz="4" w:space="0" w:color="auto"/>
+              <w:bottom w:val="single" w:sz="4" w:space="0" w:color="auto"/>
+              <w:right w:val="single" w:sz="4" w:space="0" w:color="auto"/>
+            </w:tcBorders>
           </w:tcPr>
           <w:p>
             <w:pPr>
@@ -7171,6 +9459,12 @@
         <w:tc>
           <w:tcPr>
             <w:tcW w:w="1504" w:type="dxa"/>
+            <w:tcBorders>
+              <w:top w:val="single" w:sz="4" w:space="0" w:color="auto"/>
+              <w:left w:val="single" w:sz="4" w:space="0" w:color="auto"/>
+              <w:bottom w:val="single" w:sz="4" w:space="0" w:color="auto"/>
+              <w:right w:val="single" w:sz="4" w:space="0" w:color="auto"/>
+            </w:tcBorders>
           </w:tcPr>
           <w:p>
             <w:pPr>
@@ -7185,12 +9479,18 @@
       </w:tr>
       <w:tr>
         <w:trPr>
-          <w:trHeight w:val="320" w:hRule="atLeast"/>
           <w:cantSplit/>
+          <w:trHeight w:val="58"/>
         </w:trPr>
         <w:tc>
           <w:tcPr>
             <w:tcW w:w="1165" w:type="dxa"/>
+            <w:tcBorders>
+              <w:top w:val="single" w:sz="4" w:space="0" w:color="auto"/>
+              <w:left w:val="single" w:sz="4" w:space="0" w:color="auto"/>
+              <w:bottom w:val="single" w:sz="4" w:space="0" w:color="auto"/>
+              <w:right w:val="single" w:sz="4" w:space="0" w:color="auto"/>
+            </w:tcBorders>
           </w:tcPr>
           <w:p>
             <w:pPr>
@@ -7205,6 +9505,12 @@
         <w:tc>
           <w:tcPr>
             <w:tcW w:w="2765" w:type="dxa"/>
+            <w:tcBorders>
+              <w:top w:val="single" w:sz="4" w:space="0" w:color="auto"/>
+              <w:left w:val="single" w:sz="4" w:space="0" w:color="auto"/>
+              <w:bottom w:val="single" w:sz="4" w:space="0" w:color="auto"/>
+              <w:right w:val="single" w:sz="4" w:space="0" w:color="auto"/>
+            </w:tcBorders>
           </w:tcPr>
           <w:p>
             <w:pPr>
@@ -7219,6 +9525,12 @@
         <w:tc>
           <w:tcPr>
             <w:tcW w:w="565" w:type="dxa"/>
+            <w:tcBorders>
+              <w:top w:val="single" w:sz="4" w:space="0" w:color="auto"/>
+              <w:left w:val="single" w:sz="4" w:space="0" w:color="auto"/>
+              <w:bottom w:val="single" w:sz="4" w:space="0" w:color="auto"/>
+              <w:right w:val="single" w:sz="4" w:space="0" w:color="auto"/>
+            </w:tcBorders>
           </w:tcPr>
           <w:p>
             <w:pPr>
@@ -7234,6 +9546,12 @@
         <w:tc>
           <w:tcPr>
             <w:tcW w:w="630" w:type="dxa"/>
+            <w:tcBorders>
+              <w:top w:val="single" w:sz="4" w:space="0" w:color="auto"/>
+              <w:left w:val="single" w:sz="4" w:space="0" w:color="auto"/>
+              <w:bottom w:val="single" w:sz="4" w:space="0" w:color="auto"/>
+              <w:right w:val="single" w:sz="4" w:space="0" w:color="auto"/>
+            </w:tcBorders>
           </w:tcPr>
           <w:p>
             <w:pPr>
@@ -7248,6 +9566,12 @@
         <w:tc>
           <w:tcPr>
             <w:tcW w:w="2390" w:type="dxa"/>
+            <w:tcBorders>
+              <w:top w:val="single" w:sz="4" w:space="0" w:color="auto"/>
+              <w:left w:val="single" w:sz="4" w:space="0" w:color="auto"/>
+              <w:bottom w:val="single" w:sz="4" w:space="0" w:color="auto"/>
+              <w:right w:val="single" w:sz="4" w:space="0" w:color="auto"/>
+            </w:tcBorders>
           </w:tcPr>
           <w:p>
             <w:pPr>
@@ -7262,6 +9586,12 @@
         <w:tc>
           <w:tcPr>
             <w:tcW w:w="1504" w:type="dxa"/>
+            <w:tcBorders>
+              <w:top w:val="single" w:sz="4" w:space="0" w:color="auto"/>
+              <w:left w:val="single" w:sz="4" w:space="0" w:color="auto"/>
+              <w:bottom w:val="single" w:sz="4" w:space="0" w:color="auto"/>
+              <w:right w:val="single" w:sz="4" w:space="0" w:color="auto"/>
+            </w:tcBorders>
           </w:tcPr>
           <w:p>
             <w:pPr>
@@ -7276,12 +9606,18 @@
       </w:tr>
       <w:tr>
         <w:trPr>
-          <w:trHeight w:val="320" w:hRule="atLeast"/>
           <w:cantSplit/>
+          <w:trHeight w:val="58"/>
         </w:trPr>
         <w:tc>
           <w:tcPr>
             <w:tcW w:w="1165" w:type="dxa"/>
+            <w:tcBorders>
+              <w:top w:val="single" w:sz="4" w:space="0" w:color="auto"/>
+              <w:left w:val="single" w:sz="4" w:space="0" w:color="auto"/>
+              <w:bottom w:val="single" w:sz="4" w:space="0" w:color="auto"/>
+              <w:right w:val="single" w:sz="4" w:space="0" w:color="auto"/>
+            </w:tcBorders>
           </w:tcPr>
           <w:p>
             <w:pPr>
@@ -7296,6 +9632,12 @@
         <w:tc>
           <w:tcPr>
             <w:tcW w:w="2765" w:type="dxa"/>
+            <w:tcBorders>
+              <w:top w:val="single" w:sz="4" w:space="0" w:color="auto"/>
+              <w:left w:val="single" w:sz="4" w:space="0" w:color="auto"/>
+              <w:bottom w:val="single" w:sz="4" w:space="0" w:color="auto"/>
+              <w:right w:val="single" w:sz="4" w:space="0" w:color="auto"/>
+            </w:tcBorders>
           </w:tcPr>
           <w:p>
             <w:pPr>
@@ -7310,6 +9652,12 @@
         <w:tc>
           <w:tcPr>
             <w:tcW w:w="565" w:type="dxa"/>
+            <w:tcBorders>
+              <w:top w:val="single" w:sz="4" w:space="0" w:color="auto"/>
+              <w:left w:val="single" w:sz="4" w:space="0" w:color="auto"/>
+              <w:bottom w:val="single" w:sz="4" w:space="0" w:color="auto"/>
+              <w:right w:val="single" w:sz="4" w:space="0" w:color="auto"/>
+            </w:tcBorders>
           </w:tcPr>
           <w:p>
             <w:pPr>
@@ -7325,6 +9673,12 @@
         <w:tc>
           <w:tcPr>
             <w:tcW w:w="630" w:type="dxa"/>
+            <w:tcBorders>
+              <w:top w:val="single" w:sz="4" w:space="0" w:color="auto"/>
+              <w:left w:val="single" w:sz="4" w:space="0" w:color="auto"/>
+              <w:bottom w:val="single" w:sz="4" w:space="0" w:color="auto"/>
+              <w:right w:val="single" w:sz="4" w:space="0" w:color="auto"/>
+            </w:tcBorders>
           </w:tcPr>
           <w:p>
             <w:pPr>
@@ -7339,6 +9693,12 @@
         <w:tc>
           <w:tcPr>
             <w:tcW w:w="2390" w:type="dxa"/>
+            <w:tcBorders>
+              <w:top w:val="single" w:sz="4" w:space="0" w:color="auto"/>
+              <w:left w:val="single" w:sz="4" w:space="0" w:color="auto"/>
+              <w:bottom w:val="single" w:sz="4" w:space="0" w:color="auto"/>
+              <w:right w:val="single" w:sz="4" w:space="0" w:color="auto"/>
+            </w:tcBorders>
           </w:tcPr>
           <w:p>
             <w:pPr>
@@ -7353,6 +9713,12 @@
         <w:tc>
           <w:tcPr>
             <w:tcW w:w="1504" w:type="dxa"/>
+            <w:tcBorders>
+              <w:top w:val="single" w:sz="4" w:space="0" w:color="auto"/>
+              <w:left w:val="single" w:sz="4" w:space="0" w:color="auto"/>
+              <w:bottom w:val="single" w:sz="4" w:space="0" w:color="auto"/>
+              <w:right w:val="single" w:sz="4" w:space="0" w:color="auto"/>
+            </w:tcBorders>
           </w:tcPr>
           <w:p>
             <w:pPr>
@@ -7367,12 +9733,18 @@
       </w:tr>
       <w:tr>
         <w:trPr>
-          <w:trHeight w:val="320" w:hRule="atLeast"/>
           <w:cantSplit/>
+          <w:trHeight w:val="58"/>
         </w:trPr>
         <w:tc>
           <w:tcPr>
             <w:tcW w:w="1165" w:type="dxa"/>
+            <w:tcBorders>
+              <w:top w:val="single" w:sz="4" w:space="0" w:color="auto"/>
+              <w:left w:val="single" w:sz="4" w:space="0" w:color="auto"/>
+              <w:bottom w:val="single" w:sz="4" w:space="0" w:color="auto"/>
+              <w:right w:val="single" w:sz="4" w:space="0" w:color="auto"/>
+            </w:tcBorders>
           </w:tcPr>
           <w:p>
             <w:pPr>
@@ -7387,6 +9759,12 @@
         <w:tc>
           <w:tcPr>
             <w:tcW w:w="2765" w:type="dxa"/>
+            <w:tcBorders>
+              <w:top w:val="single" w:sz="4" w:space="0" w:color="auto"/>
+              <w:left w:val="single" w:sz="4" w:space="0" w:color="auto"/>
+              <w:bottom w:val="single" w:sz="4" w:space="0" w:color="auto"/>
+              <w:right w:val="single" w:sz="4" w:space="0" w:color="auto"/>
+            </w:tcBorders>
           </w:tcPr>
           <w:p>
             <w:pPr>
@@ -7401,6 +9779,12 @@
         <w:tc>
           <w:tcPr>
             <w:tcW w:w="565" w:type="dxa"/>
+            <w:tcBorders>
+              <w:top w:val="single" w:sz="4" w:space="0" w:color="auto"/>
+              <w:left w:val="single" w:sz="4" w:space="0" w:color="auto"/>
+              <w:bottom w:val="single" w:sz="4" w:space="0" w:color="auto"/>
+              <w:right w:val="single" w:sz="4" w:space="0" w:color="auto"/>
+            </w:tcBorders>
           </w:tcPr>
           <w:p>
             <w:pPr>
@@ -7416,6 +9800,12 @@
         <w:tc>
           <w:tcPr>
             <w:tcW w:w="630" w:type="dxa"/>
+            <w:tcBorders>
+              <w:top w:val="single" w:sz="4" w:space="0" w:color="auto"/>
+              <w:left w:val="single" w:sz="4" w:space="0" w:color="auto"/>
+              <w:bottom w:val="single" w:sz="4" w:space="0" w:color="auto"/>
+              <w:right w:val="single" w:sz="4" w:space="0" w:color="auto"/>
+            </w:tcBorders>
           </w:tcPr>
           <w:p>
             <w:pPr>
@@ -7430,6 +9820,12 @@
         <w:tc>
           <w:tcPr>
             <w:tcW w:w="2390" w:type="dxa"/>
+            <w:tcBorders>
+              <w:top w:val="single" w:sz="4" w:space="0" w:color="auto"/>
+              <w:left w:val="single" w:sz="4" w:space="0" w:color="auto"/>
+              <w:bottom w:val="single" w:sz="4" w:space="0" w:color="auto"/>
+              <w:right w:val="single" w:sz="4" w:space="0" w:color="auto"/>
+            </w:tcBorders>
           </w:tcPr>
           <w:p>
             <w:pPr>
@@ -7444,6 +9840,12 @@
         <w:tc>
           <w:tcPr>
             <w:tcW w:w="1504" w:type="dxa"/>
+            <w:tcBorders>
+              <w:top w:val="single" w:sz="4" w:space="0" w:color="auto"/>
+              <w:left w:val="single" w:sz="4" w:space="0" w:color="auto"/>
+              <w:bottom w:val="single" w:sz="4" w:space="0" w:color="auto"/>
+              <w:right w:val="single" w:sz="4" w:space="0" w:color="auto"/>
+            </w:tcBorders>
           </w:tcPr>
           <w:p>
             <w:pPr>
@@ -7458,12 +9860,18 @@
       </w:tr>
       <w:tr>
         <w:trPr>
-          <w:trHeight w:val="320" w:hRule="atLeast"/>
           <w:cantSplit/>
+          <w:trHeight w:val="58"/>
         </w:trPr>
         <w:tc>
           <w:tcPr>
             <w:tcW w:w="1165" w:type="dxa"/>
+            <w:tcBorders>
+              <w:top w:val="single" w:sz="4" w:space="0" w:color="auto"/>
+              <w:left w:val="single" w:sz="4" w:space="0" w:color="auto"/>
+              <w:bottom w:val="single" w:sz="4" w:space="0" w:color="auto"/>
+              <w:right w:val="single" w:sz="4" w:space="0" w:color="auto"/>
+            </w:tcBorders>
           </w:tcPr>
           <w:p>
             <w:pPr>
@@ -7478,6 +9886,12 @@
         <w:tc>
           <w:tcPr>
             <w:tcW w:w="2765" w:type="dxa"/>
+            <w:tcBorders>
+              <w:top w:val="single" w:sz="4" w:space="0" w:color="auto"/>
+              <w:left w:val="single" w:sz="4" w:space="0" w:color="auto"/>
+              <w:bottom w:val="single" w:sz="4" w:space="0" w:color="auto"/>
+              <w:right w:val="single" w:sz="4" w:space="0" w:color="auto"/>
+            </w:tcBorders>
           </w:tcPr>
           <w:p>
             <w:pPr>
@@ -7492,6 +9906,12 @@
         <w:tc>
           <w:tcPr>
             <w:tcW w:w="565" w:type="dxa"/>
+            <w:tcBorders>
+              <w:top w:val="single" w:sz="4" w:space="0" w:color="auto"/>
+              <w:left w:val="single" w:sz="4" w:space="0" w:color="auto"/>
+              <w:bottom w:val="single" w:sz="4" w:space="0" w:color="auto"/>
+              <w:right w:val="single" w:sz="4" w:space="0" w:color="auto"/>
+            </w:tcBorders>
           </w:tcPr>
           <w:p>
             <w:pPr>
@@ -7507,6 +9927,12 @@
         <w:tc>
           <w:tcPr>
             <w:tcW w:w="630" w:type="dxa"/>
+            <w:tcBorders>
+              <w:top w:val="single" w:sz="4" w:space="0" w:color="auto"/>
+              <w:left w:val="single" w:sz="4" w:space="0" w:color="auto"/>
+              <w:bottom w:val="single" w:sz="4" w:space="0" w:color="auto"/>
+              <w:right w:val="single" w:sz="4" w:space="0" w:color="auto"/>
+            </w:tcBorders>
           </w:tcPr>
           <w:p>
             <w:pPr>
@@ -7521,6 +9947,12 @@
         <w:tc>
           <w:tcPr>
             <w:tcW w:w="2390" w:type="dxa"/>
+            <w:tcBorders>
+              <w:top w:val="single" w:sz="4" w:space="0" w:color="auto"/>
+              <w:left w:val="single" w:sz="4" w:space="0" w:color="auto"/>
+              <w:bottom w:val="single" w:sz="4" w:space="0" w:color="auto"/>
+              <w:right w:val="single" w:sz="4" w:space="0" w:color="auto"/>
+            </w:tcBorders>
           </w:tcPr>
           <w:p>
             <w:pPr>
@@ -7535,6 +9967,12 @@
         <w:tc>
           <w:tcPr>
             <w:tcW w:w="1504" w:type="dxa"/>
+            <w:tcBorders>
+              <w:top w:val="single" w:sz="4" w:space="0" w:color="auto"/>
+              <w:left w:val="single" w:sz="4" w:space="0" w:color="auto"/>
+              <w:bottom w:val="single" w:sz="4" w:space="0" w:color="auto"/>
+              <w:right w:val="single" w:sz="4" w:space="0" w:color="auto"/>
+            </w:tcBorders>
           </w:tcPr>
           <w:p>
             <w:pPr>
@@ -7549,12 +9987,18 @@
       </w:tr>
       <w:tr>
         <w:trPr>
-          <w:trHeight w:val="320" w:hRule="atLeast"/>
           <w:cantSplit/>
+          <w:trHeight w:val="58"/>
         </w:trPr>
         <w:tc>
           <w:tcPr>
             <w:tcW w:w="1165" w:type="dxa"/>
+            <w:tcBorders>
+              <w:top w:val="single" w:sz="4" w:space="0" w:color="auto"/>
+              <w:left w:val="single" w:sz="4" w:space="0" w:color="auto"/>
+              <w:bottom w:val="single" w:sz="4" w:space="0" w:color="auto"/>
+              <w:right w:val="single" w:sz="4" w:space="0" w:color="auto"/>
+            </w:tcBorders>
           </w:tcPr>
           <w:p>
             <w:pPr>
@@ -7569,6 +10013,12 @@
         <w:tc>
           <w:tcPr>
             <w:tcW w:w="2765" w:type="dxa"/>
+            <w:tcBorders>
+              <w:top w:val="single" w:sz="4" w:space="0" w:color="auto"/>
+              <w:left w:val="single" w:sz="4" w:space="0" w:color="auto"/>
+              <w:bottom w:val="single" w:sz="4" w:space="0" w:color="auto"/>
+              <w:right w:val="single" w:sz="4" w:space="0" w:color="auto"/>
+            </w:tcBorders>
           </w:tcPr>
           <w:p>
             <w:pPr>
@@ -7583,6 +10033,12 @@
         <w:tc>
           <w:tcPr>
             <w:tcW w:w="565" w:type="dxa"/>
+            <w:tcBorders>
+              <w:top w:val="single" w:sz="4" w:space="0" w:color="auto"/>
+              <w:left w:val="single" w:sz="4" w:space="0" w:color="auto"/>
+              <w:bottom w:val="single" w:sz="4" w:space="0" w:color="auto"/>
+              <w:right w:val="single" w:sz="4" w:space="0" w:color="auto"/>
+            </w:tcBorders>
           </w:tcPr>
           <w:p>
             <w:pPr>
@@ -7598,6 +10054,12 @@
         <w:tc>
           <w:tcPr>
             <w:tcW w:w="630" w:type="dxa"/>
+            <w:tcBorders>
+              <w:top w:val="single" w:sz="4" w:space="0" w:color="auto"/>
+              <w:left w:val="single" w:sz="4" w:space="0" w:color="auto"/>
+              <w:bottom w:val="single" w:sz="4" w:space="0" w:color="auto"/>
+              <w:right w:val="single" w:sz="4" w:space="0" w:color="auto"/>
+            </w:tcBorders>
           </w:tcPr>
           <w:p>
             <w:pPr>
@@ -7612,6 +10074,12 @@
         <w:tc>
           <w:tcPr>
             <w:tcW w:w="2390" w:type="dxa"/>
+            <w:tcBorders>
+              <w:top w:val="single" w:sz="4" w:space="0" w:color="auto"/>
+              <w:left w:val="single" w:sz="4" w:space="0" w:color="auto"/>
+              <w:bottom w:val="single" w:sz="4" w:space="0" w:color="auto"/>
+              <w:right w:val="single" w:sz="4" w:space="0" w:color="auto"/>
+            </w:tcBorders>
           </w:tcPr>
           <w:p>
             <w:pPr>
@@ -7626,6 +10094,12 @@
         <w:tc>
           <w:tcPr>
             <w:tcW w:w="1504" w:type="dxa"/>
+            <w:tcBorders>
+              <w:top w:val="single" w:sz="4" w:space="0" w:color="auto"/>
+              <w:left w:val="single" w:sz="4" w:space="0" w:color="auto"/>
+              <w:bottom w:val="single" w:sz="4" w:space="0" w:color="auto"/>
+              <w:right w:val="single" w:sz="4" w:space="0" w:color="auto"/>
+            </w:tcBorders>
           </w:tcPr>
           <w:p>
             <w:pPr>
@@ -7640,12 +10114,18 @@
       </w:tr>
       <w:tr>
         <w:trPr>
-          <w:trHeight w:val="320" w:hRule="atLeast"/>
           <w:cantSplit/>
+          <w:trHeight w:val="58"/>
         </w:trPr>
         <w:tc>
           <w:tcPr>
             <w:tcW w:w="1165" w:type="dxa"/>
+            <w:tcBorders>
+              <w:top w:val="single" w:sz="4" w:space="0" w:color="auto"/>
+              <w:left w:val="single" w:sz="4" w:space="0" w:color="auto"/>
+              <w:bottom w:val="single" w:sz="4" w:space="0" w:color="auto"/>
+              <w:right w:val="single" w:sz="4" w:space="0" w:color="auto"/>
+            </w:tcBorders>
           </w:tcPr>
           <w:p>
             <w:pPr>
@@ -7660,6 +10140,12 @@
         <w:tc>
           <w:tcPr>
             <w:tcW w:w="2765" w:type="dxa"/>
+            <w:tcBorders>
+              <w:top w:val="single" w:sz="4" w:space="0" w:color="auto"/>
+              <w:left w:val="single" w:sz="4" w:space="0" w:color="auto"/>
+              <w:bottom w:val="single" w:sz="4" w:space="0" w:color="auto"/>
+              <w:right w:val="single" w:sz="4" w:space="0" w:color="auto"/>
+            </w:tcBorders>
           </w:tcPr>
           <w:p>
             <w:pPr>
@@ -7674,6 +10160,12 @@
         <w:tc>
           <w:tcPr>
             <w:tcW w:w="565" w:type="dxa"/>
+            <w:tcBorders>
+              <w:top w:val="single" w:sz="4" w:space="0" w:color="auto"/>
+              <w:left w:val="single" w:sz="4" w:space="0" w:color="auto"/>
+              <w:bottom w:val="single" w:sz="4" w:space="0" w:color="auto"/>
+              <w:right w:val="single" w:sz="4" w:space="0" w:color="auto"/>
+            </w:tcBorders>
           </w:tcPr>
           <w:p>
             <w:pPr>
@@ -7689,6 +10181,12 @@
         <w:tc>
           <w:tcPr>
             <w:tcW w:w="630" w:type="dxa"/>
+            <w:tcBorders>
+              <w:top w:val="single" w:sz="4" w:space="0" w:color="auto"/>
+              <w:left w:val="single" w:sz="4" w:space="0" w:color="auto"/>
+              <w:bottom w:val="single" w:sz="4" w:space="0" w:color="auto"/>
+              <w:right w:val="single" w:sz="4" w:space="0" w:color="auto"/>
+            </w:tcBorders>
           </w:tcPr>
           <w:p>
             <w:pPr>
@@ -7703,6 +10201,12 @@
         <w:tc>
           <w:tcPr>
             <w:tcW w:w="2390" w:type="dxa"/>
+            <w:tcBorders>
+              <w:top w:val="single" w:sz="4" w:space="0" w:color="auto"/>
+              <w:left w:val="single" w:sz="4" w:space="0" w:color="auto"/>
+              <w:bottom w:val="single" w:sz="4" w:space="0" w:color="auto"/>
+              <w:right w:val="single" w:sz="4" w:space="0" w:color="auto"/>
+            </w:tcBorders>
           </w:tcPr>
           <w:p>
             <w:pPr>
@@ -7717,6 +10221,12 @@
         <w:tc>
           <w:tcPr>
             <w:tcW w:w="1504" w:type="dxa"/>
+            <w:tcBorders>
+              <w:top w:val="single" w:sz="4" w:space="0" w:color="auto"/>
+              <w:left w:val="single" w:sz="4" w:space="0" w:color="auto"/>
+              <w:bottom w:val="single" w:sz="4" w:space="0" w:color="auto"/>
+              <w:right w:val="single" w:sz="4" w:space="0" w:color="auto"/>
+            </w:tcBorders>
           </w:tcPr>
           <w:p>
             <w:pPr>
@@ -7731,12 +10241,18 @@
       </w:tr>
       <w:tr>
         <w:trPr>
-          <w:trHeight w:val="320" w:hRule="atLeast"/>
           <w:cantSplit/>
+          <w:trHeight w:val="58"/>
         </w:trPr>
         <w:tc>
           <w:tcPr>
             <w:tcW w:w="1165" w:type="dxa"/>
+            <w:tcBorders>
+              <w:top w:val="single" w:sz="4" w:space="0" w:color="auto"/>
+              <w:left w:val="single" w:sz="4" w:space="0" w:color="auto"/>
+              <w:bottom w:val="single" w:sz="4" w:space="0" w:color="auto"/>
+              <w:right w:val="single" w:sz="4" w:space="0" w:color="auto"/>
+            </w:tcBorders>
           </w:tcPr>
           <w:p>
             <w:pPr>
@@ -7751,6 +10267,12 @@
         <w:tc>
           <w:tcPr>
             <w:tcW w:w="2765" w:type="dxa"/>
+            <w:tcBorders>
+              <w:top w:val="single" w:sz="4" w:space="0" w:color="auto"/>
+              <w:left w:val="single" w:sz="4" w:space="0" w:color="auto"/>
+              <w:bottom w:val="single" w:sz="4" w:space="0" w:color="auto"/>
+              <w:right w:val="single" w:sz="4" w:space="0" w:color="auto"/>
+            </w:tcBorders>
           </w:tcPr>
           <w:p>
             <w:pPr>
@@ -7765,6 +10287,12 @@
         <w:tc>
           <w:tcPr>
             <w:tcW w:w="565" w:type="dxa"/>
+            <w:tcBorders>
+              <w:top w:val="single" w:sz="4" w:space="0" w:color="auto"/>
+              <w:left w:val="single" w:sz="4" w:space="0" w:color="auto"/>
+              <w:bottom w:val="single" w:sz="4" w:space="0" w:color="auto"/>
+              <w:right w:val="single" w:sz="4" w:space="0" w:color="auto"/>
+            </w:tcBorders>
           </w:tcPr>
           <w:p>
             <w:pPr>
@@ -7780,6 +10308,12 @@
         <w:tc>
           <w:tcPr>
             <w:tcW w:w="630" w:type="dxa"/>
+            <w:tcBorders>
+              <w:top w:val="single" w:sz="4" w:space="0" w:color="auto"/>
+              <w:left w:val="single" w:sz="4" w:space="0" w:color="auto"/>
+              <w:bottom w:val="single" w:sz="4" w:space="0" w:color="auto"/>
+              <w:right w:val="single" w:sz="4" w:space="0" w:color="auto"/>
+            </w:tcBorders>
           </w:tcPr>
           <w:p>
             <w:pPr>
@@ -7794,6 +10328,12 @@
         <w:tc>
           <w:tcPr>
             <w:tcW w:w="2390" w:type="dxa"/>
+            <w:tcBorders>
+              <w:top w:val="single" w:sz="4" w:space="0" w:color="auto"/>
+              <w:left w:val="single" w:sz="4" w:space="0" w:color="auto"/>
+              <w:bottom w:val="single" w:sz="4" w:space="0" w:color="auto"/>
+              <w:right w:val="single" w:sz="4" w:space="0" w:color="auto"/>
+            </w:tcBorders>
           </w:tcPr>
           <w:p>
             <w:pPr>
@@ -7808,6 +10348,12 @@
         <w:tc>
           <w:tcPr>
             <w:tcW w:w="1504" w:type="dxa"/>
+            <w:tcBorders>
+              <w:top w:val="single" w:sz="4" w:space="0" w:color="auto"/>
+              <w:left w:val="single" w:sz="4" w:space="0" w:color="auto"/>
+              <w:bottom w:val="single" w:sz="4" w:space="0" w:color="auto"/>
+              <w:right w:val="single" w:sz="4" w:space="0" w:color="auto"/>
+            </w:tcBorders>
           </w:tcPr>
           <w:p>
             <w:pPr>
@@ -7822,12 +10368,18 @@
       </w:tr>
       <w:tr>
         <w:trPr>
-          <w:trHeight w:val="320" w:hRule="atLeast"/>
           <w:cantSplit/>
+          <w:trHeight w:val="58"/>
         </w:trPr>
         <w:tc>
           <w:tcPr>
             <w:tcW w:w="1165" w:type="dxa"/>
+            <w:tcBorders>
+              <w:top w:val="single" w:sz="4" w:space="0" w:color="auto"/>
+              <w:left w:val="single" w:sz="4" w:space="0" w:color="auto"/>
+              <w:bottom w:val="single" w:sz="4" w:space="0" w:color="auto"/>
+              <w:right w:val="single" w:sz="4" w:space="0" w:color="auto"/>
+            </w:tcBorders>
           </w:tcPr>
           <w:p>
             <w:pPr>
@@ -7842,6 +10394,12 @@
         <w:tc>
           <w:tcPr>
             <w:tcW w:w="2765" w:type="dxa"/>
+            <w:tcBorders>
+              <w:top w:val="single" w:sz="4" w:space="0" w:color="auto"/>
+              <w:left w:val="single" w:sz="4" w:space="0" w:color="auto"/>
+              <w:bottom w:val="single" w:sz="4" w:space="0" w:color="auto"/>
+              <w:right w:val="single" w:sz="4" w:space="0" w:color="auto"/>
+            </w:tcBorders>
           </w:tcPr>
           <w:p>
             <w:pPr>
@@ -7856,6 +10414,12 @@
         <w:tc>
           <w:tcPr>
             <w:tcW w:w="565" w:type="dxa"/>
+            <w:tcBorders>
+              <w:top w:val="single" w:sz="4" w:space="0" w:color="auto"/>
+              <w:left w:val="single" w:sz="4" w:space="0" w:color="auto"/>
+              <w:bottom w:val="single" w:sz="4" w:space="0" w:color="auto"/>
+              <w:right w:val="single" w:sz="4" w:space="0" w:color="auto"/>
+            </w:tcBorders>
           </w:tcPr>
           <w:p>
             <w:pPr>
@@ -7871,6 +10435,12 @@
         <w:tc>
           <w:tcPr>
             <w:tcW w:w="630" w:type="dxa"/>
+            <w:tcBorders>
+              <w:top w:val="single" w:sz="4" w:space="0" w:color="auto"/>
+              <w:left w:val="single" w:sz="4" w:space="0" w:color="auto"/>
+              <w:bottom w:val="single" w:sz="4" w:space="0" w:color="auto"/>
+              <w:right w:val="single" w:sz="4" w:space="0" w:color="auto"/>
+            </w:tcBorders>
           </w:tcPr>
           <w:p>
             <w:pPr>
@@ -7885,6 +10455,12 @@
         <w:tc>
           <w:tcPr>
             <w:tcW w:w="2390" w:type="dxa"/>
+            <w:tcBorders>
+              <w:top w:val="single" w:sz="4" w:space="0" w:color="auto"/>
+              <w:left w:val="single" w:sz="4" w:space="0" w:color="auto"/>
+              <w:bottom w:val="single" w:sz="4" w:space="0" w:color="auto"/>
+              <w:right w:val="single" w:sz="4" w:space="0" w:color="auto"/>
+            </w:tcBorders>
           </w:tcPr>
           <w:p>
             <w:pPr>
@@ -7899,6 +10475,12 @@
         <w:tc>
           <w:tcPr>
             <w:tcW w:w="1504" w:type="dxa"/>
+            <w:tcBorders>
+              <w:top w:val="single" w:sz="4" w:space="0" w:color="auto"/>
+              <w:left w:val="single" w:sz="4" w:space="0" w:color="auto"/>
+              <w:bottom w:val="single" w:sz="4" w:space="0" w:color="auto"/>
+              <w:right w:val="single" w:sz="4" w:space="0" w:color="auto"/>
+            </w:tcBorders>
           </w:tcPr>
           <w:p>
             <w:pPr>
@@ -7913,12 +10495,18 @@
       </w:tr>
       <w:tr>
         <w:trPr>
-          <w:trHeight w:val="320" w:hRule="atLeast"/>
           <w:cantSplit/>
+          <w:trHeight w:val="58"/>
         </w:trPr>
         <w:tc>
           <w:tcPr>
             <w:tcW w:w="1165" w:type="dxa"/>
+            <w:tcBorders>
+              <w:top w:val="single" w:sz="4" w:space="0" w:color="auto"/>
+              <w:left w:val="single" w:sz="4" w:space="0" w:color="auto"/>
+              <w:bottom w:val="single" w:sz="4" w:space="0" w:color="auto"/>
+              <w:right w:val="single" w:sz="4" w:space="0" w:color="auto"/>
+            </w:tcBorders>
           </w:tcPr>
           <w:p>
             <w:pPr>
@@ -7932,6 +10520,13 @@
         <w:tc>
           <w:tcPr>
             <w:tcW w:w="2765" w:type="dxa"/>
+            <w:tcBorders>
+              <w:top w:val="single" w:sz="4" w:space="0" w:color="auto"/>
+              <w:left w:val="single" w:sz="4" w:space="0" w:color="auto"/>
+              <w:bottom w:val="single" w:sz="4" w:space="0" w:color="auto"/>
+              <w:right w:val="single" w:sz="4" w:space="0" w:color="auto"/>
+            </w:tcBorders>
+            <w:hideMark/>
           </w:tcPr>
           <w:p>
             <w:pPr>
@@ -7955,6 +10550,12 @@
         <w:tc>
           <w:tcPr>
             <w:tcW w:w="565" w:type="dxa"/>
+            <w:tcBorders>
+              <w:top w:val="single" w:sz="4" w:space="0" w:color="auto"/>
+              <w:left w:val="single" w:sz="4" w:space="0" w:color="auto"/>
+              <w:bottom w:val="single" w:sz="4" w:space="0" w:color="auto"/>
+              <w:right w:val="single" w:sz="4" w:space="0" w:color="auto"/>
+            </w:tcBorders>
           </w:tcPr>
           <w:p>
             <w:pPr>
@@ -7970,6 +10571,12 @@
         <w:tc>
           <w:tcPr>
             <w:tcW w:w="630" w:type="dxa"/>
+            <w:tcBorders>
+              <w:top w:val="single" w:sz="4" w:space="0" w:color="auto"/>
+              <w:left w:val="single" w:sz="4" w:space="0" w:color="auto"/>
+              <w:bottom w:val="single" w:sz="4" w:space="0" w:color="auto"/>
+              <w:right w:val="single" w:sz="4" w:space="0" w:color="auto"/>
+            </w:tcBorders>
           </w:tcPr>
           <w:p>
             <w:pPr>
@@ -7983,6 +10590,12 @@
         <w:tc>
           <w:tcPr>
             <w:tcW w:w="2390" w:type="dxa"/>
+            <w:tcBorders>
+              <w:top w:val="single" w:sz="4" w:space="0" w:color="auto"/>
+              <w:left w:val="single" w:sz="4" w:space="0" w:color="auto"/>
+              <w:bottom w:val="single" w:sz="4" w:space="0" w:color="auto"/>
+              <w:right w:val="single" w:sz="4" w:space="0" w:color="auto"/>
+            </w:tcBorders>
           </w:tcPr>
           <w:p>
             <w:pPr>
@@ -7996,6 +10609,12 @@
         <w:tc>
           <w:tcPr>
             <w:tcW w:w="1504" w:type="dxa"/>
+            <w:tcBorders>
+              <w:top w:val="single" w:sz="4" w:space="0" w:color="auto"/>
+              <w:left w:val="single" w:sz="4" w:space="0" w:color="auto"/>
+              <w:bottom w:val="single" w:sz="4" w:space="0" w:color="auto"/>
+              <w:right w:val="single" w:sz="4" w:space="0" w:color="auto"/>
+            </w:tcBorders>
           </w:tcPr>
           <w:p>
             <w:pPr>
@@ -8054,15 +10673,12 @@
       </w:pPr>
       <w:r>
         <w:rPr>
-          <w:b/>
           <w:noProof/>
-          <w:sz w:val="16"/>
-          <w:lang w:eastAsia="en-PH"/>
         </w:rPr>
         <mc:AlternateContent>
           <mc:Choice Requires="wps">
             <w:drawing>
-              <wp:anchor distT="0" distB="0" distL="114300" distR="114300" simplePos="0" relativeHeight="251666432" behindDoc="0" locked="0" layoutInCell="1" allowOverlap="1" wp14:anchorId="014264E9" wp14:editId="6B25E3E2">
+              <wp:anchor distT="0" distB="0" distL="114300" distR="114300" simplePos="0" relativeHeight="251667456" behindDoc="0" locked="0" layoutInCell="1" allowOverlap="1" wp14:anchorId="7D9B6A77" wp14:editId="6B1367CE">
                 <wp:simplePos x="0" y="0"/>
                 <wp:positionH relativeFrom="column">
                   <wp:posOffset>6985</wp:posOffset>
@@ -8070,10 +10686,10 @@
                 <wp:positionV relativeFrom="paragraph">
                   <wp:posOffset>135890</wp:posOffset>
                 </wp:positionV>
-                <wp:extent cx="5726628" cy="0"/>
-                <wp:effectExtent l="0" t="0" r="26670" b="19050"/>
+                <wp:extent cx="5726430" cy="0"/>
+                <wp:effectExtent l="0" t="0" r="0" b="0"/>
                 <wp:wrapNone/>
-                <wp:docPr id="7" name="Straight Connector 7"/>
+                <wp:docPr id="13" name="Straight Connector 13"/>
                 <wp:cNvGraphicFramePr/>
                 <a:graphic xmlns:a="http://schemas.openxmlformats.org/drawingml/2006/main">
                   <a:graphicData uri="http://schemas.microsoft.com/office/word/2010/wordprocessingShape">
@@ -8082,7 +10698,7 @@
                       <wps:spPr>
                         <a:xfrm>
                           <a:off x="0" y="0"/>
-                          <a:ext cx="5726628" cy="0"/>
+                          <a:ext cx="5726430" cy="0"/>
                         </a:xfrm>
                         <a:prstGeom prst="line">
                           <a:avLst/>
@@ -8110,12 +10726,15 @@
                 <wp14:sizeRelH relativeFrom="margin">
                   <wp14:pctWidth>0</wp14:pctWidth>
                 </wp14:sizeRelH>
+                <wp14:sizeRelV relativeFrom="page">
+                  <wp14:pctHeight>0</wp14:pctHeight>
+                </wp14:sizeRelV>
               </wp:anchor>
             </w:drawing>
           </mc:Choice>
           <mc:Fallback>
             <w:pict>
-              <v:line w14:anchorId="37590BC9" id="Straight Connector 7" o:spid="_x0000_s1026" style="position:absolute;z-index:251666432;visibility:visible;mso-wrap-style:square;mso-width-percent:0;mso-wrap-distance-left:9pt;mso-wrap-distance-top:0;mso-wrap-distance-right:9pt;mso-wrap-distance-bottom:0;mso-position-horizontal:absolute;mso-position-horizontal-relative:text;mso-position-vertical:absolute;mso-position-vertical-relative:text;mso-width-percent:0;mso-width-relative:margin" from=".55pt,10.7pt" to="451.45pt,10.7pt" o:gfxdata="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" strokecolor="black [3200]">
+              <v:line w14:anchorId="6B7420F2" id="Straight Connector 13" o:spid="_x0000_s1026" style="position:absolute;z-index:251667456;visibility:visible;mso-wrap-style:square;mso-width-percent:0;mso-height-percent:0;mso-wrap-distance-left:9pt;mso-wrap-distance-top:0;mso-wrap-distance-right:9pt;mso-wrap-distance-bottom:0;mso-position-horizontal:absolute;mso-position-horizontal-relative:text;mso-position-vertical:absolute;mso-position-vertical-relative:text;mso-width-percent:0;mso-height-percent:0;mso-width-relative:margin;mso-height-relative:page" from=".55pt,10.7pt" to="451.45pt,10.7pt" o:gfxdata="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" strokecolor="black [3200]">
                 <v:stroke joinstyle="miter"/>
               </v:line>
             </w:pict>
@@ -8127,14 +10746,7 @@
           <w:b/>
           <w:sz w:val="20"/>
         </w:rPr>
-        <w:t>MID</w:t>
-      </w:r>
-      <w:r>
-        <w:rPr>
-          <w:b/>
-          <w:sz w:val="20"/>
-        </w:rPr>
-        <w:t xml:space="preserve"> YEAR</w:t>
+        <w:t>MID YEAR</w:t>
       </w:r>
     </w:p>
     <w:tbl>
@@ -8154,12 +10766,19 @@
       </w:tblGrid>
       <w:tr>
         <w:trPr>
-          <w:trHeight w:val="320" w:hRule="atLeast"/>
           <w:cantSplit/>
+          <w:trHeight w:val="58"/>
         </w:trPr>
         <w:tc>
           <w:tcPr>
             <w:tcW w:w="1165" w:type="dxa"/>
+            <w:tcBorders>
+              <w:top w:val="single" w:sz="4" w:space="0" w:color="auto"/>
+              <w:left w:val="single" w:sz="4" w:space="0" w:color="auto"/>
+              <w:bottom w:val="single" w:sz="4" w:space="0" w:color="auto"/>
+              <w:right w:val="single" w:sz="4" w:space="0" w:color="auto"/>
+            </w:tcBorders>
+            <w:hideMark/>
           </w:tcPr>
           <w:p>
             <w:pPr>
@@ -8184,6 +10803,13 @@
         <w:tc>
           <w:tcPr>
             <w:tcW w:w="2765" w:type="dxa"/>
+            <w:tcBorders>
+              <w:top w:val="single" w:sz="4" w:space="0" w:color="auto"/>
+              <w:left w:val="single" w:sz="4" w:space="0" w:color="auto"/>
+              <w:bottom w:val="single" w:sz="4" w:space="0" w:color="auto"/>
+              <w:right w:val="single" w:sz="4" w:space="0" w:color="auto"/>
+            </w:tcBorders>
+            <w:hideMark/>
           </w:tcPr>
           <w:p>
             <w:pPr>
@@ -8208,6 +10834,13 @@
         <w:tc>
           <w:tcPr>
             <w:tcW w:w="565" w:type="dxa"/>
+            <w:tcBorders>
+              <w:top w:val="single" w:sz="4" w:space="0" w:color="auto"/>
+              <w:left w:val="single" w:sz="4" w:space="0" w:color="auto"/>
+              <w:bottom w:val="single" w:sz="4" w:space="0" w:color="auto"/>
+              <w:right w:val="single" w:sz="4" w:space="0" w:color="auto"/>
+            </w:tcBorders>
+            <w:hideMark/>
           </w:tcPr>
           <w:p>
             <w:pPr>
@@ -8232,6 +10865,13 @@
         <w:tc>
           <w:tcPr>
             <w:tcW w:w="630" w:type="dxa"/>
+            <w:tcBorders>
+              <w:top w:val="single" w:sz="4" w:space="0" w:color="auto"/>
+              <w:left w:val="single" w:sz="4" w:space="0" w:color="auto"/>
+              <w:bottom w:val="single" w:sz="4" w:space="0" w:color="auto"/>
+              <w:right w:val="single" w:sz="4" w:space="0" w:color="auto"/>
+            </w:tcBorders>
+            <w:hideMark/>
           </w:tcPr>
           <w:p>
             <w:pPr>
@@ -8256,6 +10896,13 @@
         <w:tc>
           <w:tcPr>
             <w:tcW w:w="2390" w:type="dxa"/>
+            <w:tcBorders>
+              <w:top w:val="single" w:sz="4" w:space="0" w:color="auto"/>
+              <w:left w:val="single" w:sz="4" w:space="0" w:color="auto"/>
+              <w:bottom w:val="single" w:sz="4" w:space="0" w:color="auto"/>
+              <w:right w:val="single" w:sz="4" w:space="0" w:color="auto"/>
+            </w:tcBorders>
+            <w:hideMark/>
           </w:tcPr>
           <w:p>
             <w:pPr>
@@ -8280,6 +10927,13 @@
         <w:tc>
           <w:tcPr>
             <w:tcW w:w="1504" w:type="dxa"/>
+            <w:tcBorders>
+              <w:top w:val="single" w:sz="4" w:space="0" w:color="auto"/>
+              <w:left w:val="single" w:sz="4" w:space="0" w:color="auto"/>
+              <w:bottom w:val="single" w:sz="4" w:space="0" w:color="auto"/>
+              <w:right w:val="single" w:sz="4" w:space="0" w:color="auto"/>
+            </w:tcBorders>
+            <w:hideMark/>
           </w:tcPr>
           <w:p>
             <w:pPr>
@@ -8304,12 +10958,18 @@
       </w:tr>
       <w:tr>
         <w:trPr>
-          <w:trHeight w:val="320" w:hRule="atLeast"/>
           <w:cantSplit/>
+          <w:trHeight w:val="58"/>
         </w:trPr>
         <w:tc>
           <w:tcPr>
             <w:tcW w:w="1165" w:type="dxa"/>
+            <w:tcBorders>
+              <w:top w:val="single" w:sz="4" w:space="0" w:color="auto"/>
+              <w:left w:val="single" w:sz="4" w:space="0" w:color="auto"/>
+              <w:bottom w:val="single" w:sz="4" w:space="0" w:color="auto"/>
+              <w:right w:val="single" w:sz="4" w:space="0" w:color="auto"/>
+            </w:tcBorders>
           </w:tcPr>
           <w:p>
             <w:pPr>
@@ -8324,6 +10984,12 @@
         <w:tc>
           <w:tcPr>
             <w:tcW w:w="2765" w:type="dxa"/>
+            <w:tcBorders>
+              <w:top w:val="single" w:sz="4" w:space="0" w:color="auto"/>
+              <w:left w:val="single" w:sz="4" w:space="0" w:color="auto"/>
+              <w:bottom w:val="single" w:sz="4" w:space="0" w:color="auto"/>
+              <w:right w:val="single" w:sz="4" w:space="0" w:color="auto"/>
+            </w:tcBorders>
           </w:tcPr>
           <w:p>
             <w:pPr>
@@ -8338,6 +11004,12 @@
         <w:tc>
           <w:tcPr>
             <w:tcW w:w="565" w:type="dxa"/>
+            <w:tcBorders>
+              <w:top w:val="single" w:sz="4" w:space="0" w:color="auto"/>
+              <w:left w:val="single" w:sz="4" w:space="0" w:color="auto"/>
+              <w:bottom w:val="single" w:sz="4" w:space="0" w:color="auto"/>
+              <w:right w:val="single" w:sz="4" w:space="0" w:color="auto"/>
+            </w:tcBorders>
           </w:tcPr>
           <w:p>
             <w:pPr>
@@ -8353,6 +11025,12 @@
         <w:tc>
           <w:tcPr>
             <w:tcW w:w="630" w:type="dxa"/>
+            <w:tcBorders>
+              <w:top w:val="single" w:sz="4" w:space="0" w:color="auto"/>
+              <w:left w:val="single" w:sz="4" w:space="0" w:color="auto"/>
+              <w:bottom w:val="single" w:sz="4" w:space="0" w:color="auto"/>
+              <w:right w:val="single" w:sz="4" w:space="0" w:color="auto"/>
+            </w:tcBorders>
           </w:tcPr>
           <w:p>
             <w:pPr>
@@ -8367,6 +11045,12 @@
         <w:tc>
           <w:tcPr>
             <w:tcW w:w="2390" w:type="dxa"/>
+            <w:tcBorders>
+              <w:top w:val="single" w:sz="4" w:space="0" w:color="auto"/>
+              <w:left w:val="single" w:sz="4" w:space="0" w:color="auto"/>
+              <w:bottom w:val="single" w:sz="4" w:space="0" w:color="auto"/>
+              <w:right w:val="single" w:sz="4" w:space="0" w:color="auto"/>
+            </w:tcBorders>
           </w:tcPr>
           <w:p>
             <w:pPr>
@@ -8381,6 +11065,12 @@
         <w:tc>
           <w:tcPr>
             <w:tcW w:w="1504" w:type="dxa"/>
+            <w:tcBorders>
+              <w:top w:val="single" w:sz="4" w:space="0" w:color="auto"/>
+              <w:left w:val="single" w:sz="4" w:space="0" w:color="auto"/>
+              <w:bottom w:val="single" w:sz="4" w:space="0" w:color="auto"/>
+              <w:right w:val="single" w:sz="4" w:space="0" w:color="auto"/>
+            </w:tcBorders>
           </w:tcPr>
           <w:p>
             <w:pPr>
@@ -8395,12 +11085,18 @@
       </w:tr>
       <w:tr>
         <w:trPr>
-          <w:trHeight w:val="320" w:hRule="atLeast"/>
           <w:cantSplit/>
+          <w:trHeight w:val="58"/>
         </w:trPr>
         <w:tc>
           <w:tcPr>
             <w:tcW w:w="1165" w:type="dxa"/>
+            <w:tcBorders>
+              <w:top w:val="single" w:sz="4" w:space="0" w:color="auto"/>
+              <w:left w:val="single" w:sz="4" w:space="0" w:color="auto"/>
+              <w:bottom w:val="single" w:sz="4" w:space="0" w:color="auto"/>
+              <w:right w:val="single" w:sz="4" w:space="0" w:color="auto"/>
+            </w:tcBorders>
           </w:tcPr>
           <w:p>
             <w:pPr>
@@ -8415,6 +11111,12 @@
         <w:tc>
           <w:tcPr>
             <w:tcW w:w="2765" w:type="dxa"/>
+            <w:tcBorders>
+              <w:top w:val="single" w:sz="4" w:space="0" w:color="auto"/>
+              <w:left w:val="single" w:sz="4" w:space="0" w:color="auto"/>
+              <w:bottom w:val="single" w:sz="4" w:space="0" w:color="auto"/>
+              <w:right w:val="single" w:sz="4" w:space="0" w:color="auto"/>
+            </w:tcBorders>
           </w:tcPr>
           <w:p>
             <w:pPr>
@@ -8429,6 +11131,12 @@
         <w:tc>
           <w:tcPr>
             <w:tcW w:w="565" w:type="dxa"/>
+            <w:tcBorders>
+              <w:top w:val="single" w:sz="4" w:space="0" w:color="auto"/>
+              <w:left w:val="single" w:sz="4" w:space="0" w:color="auto"/>
+              <w:bottom w:val="single" w:sz="4" w:space="0" w:color="auto"/>
+              <w:right w:val="single" w:sz="4" w:space="0" w:color="auto"/>
+            </w:tcBorders>
           </w:tcPr>
           <w:p>
             <w:pPr>
@@ -8444,6 +11152,12 @@
         <w:tc>
           <w:tcPr>
             <w:tcW w:w="630" w:type="dxa"/>
+            <w:tcBorders>
+              <w:top w:val="single" w:sz="4" w:space="0" w:color="auto"/>
+              <w:left w:val="single" w:sz="4" w:space="0" w:color="auto"/>
+              <w:bottom w:val="single" w:sz="4" w:space="0" w:color="auto"/>
+              <w:right w:val="single" w:sz="4" w:space="0" w:color="auto"/>
+            </w:tcBorders>
           </w:tcPr>
           <w:p>
             <w:pPr>
@@ -8458,6 +11172,12 @@
         <w:tc>
           <w:tcPr>
             <w:tcW w:w="2390" w:type="dxa"/>
+            <w:tcBorders>
+              <w:top w:val="single" w:sz="4" w:space="0" w:color="auto"/>
+              <w:left w:val="single" w:sz="4" w:space="0" w:color="auto"/>
+              <w:bottom w:val="single" w:sz="4" w:space="0" w:color="auto"/>
+              <w:right w:val="single" w:sz="4" w:space="0" w:color="auto"/>
+            </w:tcBorders>
           </w:tcPr>
           <w:p>
             <w:pPr>
@@ -8472,6 +11192,12 @@
         <w:tc>
           <w:tcPr>
             <w:tcW w:w="1504" w:type="dxa"/>
+            <w:tcBorders>
+              <w:top w:val="single" w:sz="4" w:space="0" w:color="auto"/>
+              <w:left w:val="single" w:sz="4" w:space="0" w:color="auto"/>
+              <w:bottom w:val="single" w:sz="4" w:space="0" w:color="auto"/>
+              <w:right w:val="single" w:sz="4" w:space="0" w:color="auto"/>
+            </w:tcBorders>
           </w:tcPr>
           <w:p>
             <w:pPr>
@@ -8486,12 +11212,18 @@
       </w:tr>
       <w:tr>
         <w:trPr>
-          <w:trHeight w:val="320" w:hRule="atLeast"/>
           <w:cantSplit/>
+          <w:trHeight w:val="58"/>
         </w:trPr>
         <w:tc>
           <w:tcPr>
             <w:tcW w:w="1165" w:type="dxa"/>
+            <w:tcBorders>
+              <w:top w:val="single" w:sz="4" w:space="0" w:color="auto"/>
+              <w:left w:val="single" w:sz="4" w:space="0" w:color="auto"/>
+              <w:bottom w:val="single" w:sz="4" w:space="0" w:color="auto"/>
+              <w:right w:val="single" w:sz="4" w:space="0" w:color="auto"/>
+            </w:tcBorders>
           </w:tcPr>
           <w:p>
             <w:pPr>
@@ -8506,6 +11238,12 @@
         <w:tc>
           <w:tcPr>
             <w:tcW w:w="2765" w:type="dxa"/>
+            <w:tcBorders>
+              <w:top w:val="single" w:sz="4" w:space="0" w:color="auto"/>
+              <w:left w:val="single" w:sz="4" w:space="0" w:color="auto"/>
+              <w:bottom w:val="single" w:sz="4" w:space="0" w:color="auto"/>
+              <w:right w:val="single" w:sz="4" w:space="0" w:color="auto"/>
+            </w:tcBorders>
           </w:tcPr>
           <w:p>
             <w:pPr>
@@ -8520,6 +11258,12 @@
         <w:tc>
           <w:tcPr>
             <w:tcW w:w="565" w:type="dxa"/>
+            <w:tcBorders>
+              <w:top w:val="single" w:sz="4" w:space="0" w:color="auto"/>
+              <w:left w:val="single" w:sz="4" w:space="0" w:color="auto"/>
+              <w:bottom w:val="single" w:sz="4" w:space="0" w:color="auto"/>
+              <w:right w:val="single" w:sz="4" w:space="0" w:color="auto"/>
+            </w:tcBorders>
           </w:tcPr>
           <w:p>
             <w:pPr>
@@ -8535,6 +11279,12 @@
         <w:tc>
           <w:tcPr>
             <w:tcW w:w="630" w:type="dxa"/>
+            <w:tcBorders>
+              <w:top w:val="single" w:sz="4" w:space="0" w:color="auto"/>
+              <w:left w:val="single" w:sz="4" w:space="0" w:color="auto"/>
+              <w:bottom w:val="single" w:sz="4" w:space="0" w:color="auto"/>
+              <w:right w:val="single" w:sz="4" w:space="0" w:color="auto"/>
+            </w:tcBorders>
           </w:tcPr>
           <w:p>
             <w:pPr>
@@ -8549,6 +11299,12 @@
         <w:tc>
           <w:tcPr>
             <w:tcW w:w="2390" w:type="dxa"/>
+            <w:tcBorders>
+              <w:top w:val="single" w:sz="4" w:space="0" w:color="auto"/>
+              <w:left w:val="single" w:sz="4" w:space="0" w:color="auto"/>
+              <w:bottom w:val="single" w:sz="4" w:space="0" w:color="auto"/>
+              <w:right w:val="single" w:sz="4" w:space="0" w:color="auto"/>
+            </w:tcBorders>
           </w:tcPr>
           <w:p>
             <w:pPr>
@@ -8563,6 +11319,12 @@
         <w:tc>
           <w:tcPr>
             <w:tcW w:w="1504" w:type="dxa"/>
+            <w:tcBorders>
+              <w:top w:val="single" w:sz="4" w:space="0" w:color="auto"/>
+              <w:left w:val="single" w:sz="4" w:space="0" w:color="auto"/>
+              <w:bottom w:val="single" w:sz="4" w:space="0" w:color="auto"/>
+              <w:right w:val="single" w:sz="4" w:space="0" w:color="auto"/>
+            </w:tcBorders>
           </w:tcPr>
           <w:p>
             <w:pPr>
@@ -8577,12 +11339,18 @@
       </w:tr>
       <w:tr>
         <w:trPr>
-          <w:trHeight w:val="320" w:hRule="atLeast"/>
           <w:cantSplit/>
+          <w:trHeight w:val="58"/>
         </w:trPr>
         <w:tc>
           <w:tcPr>
             <w:tcW w:w="1165" w:type="dxa"/>
+            <w:tcBorders>
+              <w:top w:val="single" w:sz="4" w:space="0" w:color="auto"/>
+              <w:left w:val="single" w:sz="4" w:space="0" w:color="auto"/>
+              <w:bottom w:val="single" w:sz="4" w:space="0" w:color="auto"/>
+              <w:right w:val="single" w:sz="4" w:space="0" w:color="auto"/>
+            </w:tcBorders>
           </w:tcPr>
           <w:p>
             <w:pPr>
@@ -8596,6 +11364,13 @@
         <w:tc>
           <w:tcPr>
             <w:tcW w:w="2765" w:type="dxa"/>
+            <w:tcBorders>
+              <w:top w:val="single" w:sz="4" w:space="0" w:color="auto"/>
+              <w:left w:val="single" w:sz="4" w:space="0" w:color="auto"/>
+              <w:bottom w:val="single" w:sz="4" w:space="0" w:color="auto"/>
+              <w:right w:val="single" w:sz="4" w:space="0" w:color="auto"/>
+            </w:tcBorders>
+            <w:hideMark/>
           </w:tcPr>
           <w:p>
             <w:pPr>
@@ -8619,6 +11394,12 @@
         <w:tc>
           <w:tcPr>
             <w:tcW w:w="565" w:type="dxa"/>
+            <w:tcBorders>
+              <w:top w:val="single" w:sz="4" w:space="0" w:color="auto"/>
+              <w:left w:val="single" w:sz="4" w:space="0" w:color="auto"/>
+              <w:bottom w:val="single" w:sz="4" w:space="0" w:color="auto"/>
+              <w:right w:val="single" w:sz="4" w:space="0" w:color="auto"/>
+            </w:tcBorders>
           </w:tcPr>
           <w:p>
             <w:pPr>
@@ -8634,6 +11415,12 @@
         <w:tc>
           <w:tcPr>
             <w:tcW w:w="630" w:type="dxa"/>
+            <w:tcBorders>
+              <w:top w:val="single" w:sz="4" w:space="0" w:color="auto"/>
+              <w:left w:val="single" w:sz="4" w:space="0" w:color="auto"/>
+              <w:bottom w:val="single" w:sz="4" w:space="0" w:color="auto"/>
+              <w:right w:val="single" w:sz="4" w:space="0" w:color="auto"/>
+            </w:tcBorders>
           </w:tcPr>
           <w:p>
             <w:pPr>
@@ -8647,6 +11434,12 @@
         <w:tc>
           <w:tcPr>
             <w:tcW w:w="2390" w:type="dxa"/>
+            <w:tcBorders>
+              <w:top w:val="single" w:sz="4" w:space="0" w:color="auto"/>
+              <w:left w:val="single" w:sz="4" w:space="0" w:color="auto"/>
+              <w:bottom w:val="single" w:sz="4" w:space="0" w:color="auto"/>
+              <w:right w:val="single" w:sz="4" w:space="0" w:color="auto"/>
+            </w:tcBorders>
           </w:tcPr>
           <w:p>
             <w:pPr>
@@ -8660,6 +11453,12 @@
         <w:tc>
           <w:tcPr>
             <w:tcW w:w="1504" w:type="dxa"/>
+            <w:tcBorders>
+              <w:top w:val="single" w:sz="4" w:space="0" w:color="auto"/>
+              <w:left w:val="single" w:sz="4" w:space="0" w:color="auto"/>
+              <w:bottom w:val="single" w:sz="4" w:space="0" w:color="auto"/>
+              <w:right w:val="single" w:sz="4" w:space="0" w:color="auto"/>
+            </w:tcBorders>
           </w:tcPr>
           <w:p>
             <w:pPr>
@@ -8718,16 +11517,13 @@
       </w:pPr>
       <w:r>
         <w:rPr>
-          <w:b/>
           <w:noProof/>
-          <w:sz w:val="16"/>
-          <w:lang w:eastAsia="en-PH"/>
         </w:rPr>
         <w:lastRenderedPageBreak/>
         <mc:AlternateContent>
           <mc:Choice Requires="wps">
             <w:drawing>
-              <wp:anchor distT="0" distB="0" distL="114300" distR="114300" simplePos="0" relativeHeight="251667456" behindDoc="0" locked="0" layoutInCell="1" allowOverlap="1" wp14:anchorId="27A43982" wp14:editId="623EFE86">
+              <wp:anchor distT="0" distB="0" distL="114300" distR="114300" simplePos="0" relativeHeight="251668480" behindDoc="0" locked="0" layoutInCell="1" allowOverlap="1" wp14:anchorId="4E506212" wp14:editId="734CE0C7">
                 <wp:simplePos x="0" y="0"/>
                 <wp:positionH relativeFrom="column">
                   <wp:posOffset>6985</wp:posOffset>
@@ -8735,10 +11531,10 @@
                 <wp:positionV relativeFrom="paragraph">
                   <wp:posOffset>135890</wp:posOffset>
                 </wp:positionV>
-                <wp:extent cx="5726628" cy="0"/>
-                <wp:effectExtent l="0" t="0" r="26670" b="19050"/>
+                <wp:extent cx="5726430" cy="0"/>
+                <wp:effectExtent l="0" t="0" r="0" b="0"/>
                 <wp:wrapNone/>
-                <wp:docPr id="10" name="Straight Connector 10"/>
+                <wp:docPr id="12" name="Straight Connector 12"/>
                 <wp:cNvGraphicFramePr/>
                 <a:graphic xmlns:a="http://schemas.openxmlformats.org/drawingml/2006/main">
                   <a:graphicData uri="http://schemas.microsoft.com/office/word/2010/wordprocessingShape">
@@ -8747,7 +11543,7 @@
                       <wps:spPr>
                         <a:xfrm>
                           <a:off x="0" y="0"/>
-                          <a:ext cx="5726628" cy="0"/>
+                          <a:ext cx="5726430" cy="0"/>
                         </a:xfrm>
                         <a:prstGeom prst="line">
                           <a:avLst/>
@@ -8775,12 +11571,15 @@
                 <wp14:sizeRelH relativeFrom="margin">
                   <wp14:pctWidth>0</wp14:pctWidth>
                 </wp14:sizeRelH>
+                <wp14:sizeRelV relativeFrom="page">
+                  <wp14:pctHeight>0</wp14:pctHeight>
+                </wp14:sizeRelV>
               </wp:anchor>
             </w:drawing>
           </mc:Choice>
           <mc:Fallback>
             <w:pict>
-              <v:line w14:anchorId="6F712D6D" id="Straight Connector 10" o:spid="_x0000_s1026" style="position:absolute;z-index:251667456;visibility:visible;mso-wrap-style:square;mso-width-percent:0;mso-wrap-distance-left:9pt;mso-wrap-distance-top:0;mso-wrap-distance-right:9pt;mso-wrap-distance-bottom:0;mso-position-horizontal:absolute;mso-position-horizontal-relative:text;mso-position-vertical:absolute;mso-position-vertical-relative:text;mso-width-percent:0;mso-width-relative:margin" from=".55pt,10.7pt" to="451.45pt,10.7pt" o:gfxdata="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" strokecolor="black [3200]">
+              <v:line w14:anchorId="41EA5941" id="Straight Connector 12" o:spid="_x0000_s1026" style="position:absolute;z-index:251668480;visibility:visible;mso-wrap-style:square;mso-width-percent:0;mso-height-percent:0;mso-wrap-distance-left:9pt;mso-wrap-distance-top:0;mso-wrap-distance-right:9pt;mso-wrap-distance-bottom:0;mso-position-horizontal:absolute;mso-position-horizontal-relative:text;mso-position-vertical:absolute;mso-position-vertical-relative:text;mso-width-percent:0;mso-height-percent:0;mso-width-relative:margin;mso-height-relative:page" from=".55pt,10.7pt" to="451.45pt,10.7pt" o:gfxdata="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" strokecolor="black [3200]">
                 <v:stroke joinstyle="miter"/>
               </v:line>
             </w:pict>
@@ -8792,14 +11591,7 @@
           <w:b/>
           <w:sz w:val="20"/>
         </w:rPr>
-        <w:t>FOURTH</w:t>
-      </w:r>
-      <w:r>
-        <w:rPr>
-          <w:b/>
-          <w:sz w:val="20"/>
-        </w:rPr>
-        <w:t xml:space="preserve"> YEAR</w:t>
+        <w:t>FOURTH YEAR</w:t>
       </w:r>
     </w:p>
     <w:tbl>
@@ -8819,12 +11611,19 @@
       </w:tblGrid>
       <w:tr>
         <w:trPr>
-          <w:trHeight w:val="320" w:hRule="atLeast"/>
           <w:cantSplit/>
+          <w:trHeight w:val="58"/>
         </w:trPr>
         <w:tc>
           <w:tcPr>
             <w:tcW w:w="1165" w:type="dxa"/>
+            <w:tcBorders>
+              <w:top w:val="single" w:sz="4" w:space="0" w:color="auto"/>
+              <w:left w:val="single" w:sz="4" w:space="0" w:color="auto"/>
+              <w:bottom w:val="single" w:sz="4" w:space="0" w:color="auto"/>
+              <w:right w:val="single" w:sz="4" w:space="0" w:color="auto"/>
+            </w:tcBorders>
+            <w:hideMark/>
           </w:tcPr>
           <w:p>
             <w:pPr>
@@ -8849,6 +11648,13 @@
         <w:tc>
           <w:tcPr>
             <w:tcW w:w="2765" w:type="dxa"/>
+            <w:tcBorders>
+              <w:top w:val="single" w:sz="4" w:space="0" w:color="auto"/>
+              <w:left w:val="single" w:sz="4" w:space="0" w:color="auto"/>
+              <w:bottom w:val="single" w:sz="4" w:space="0" w:color="auto"/>
+              <w:right w:val="single" w:sz="4" w:space="0" w:color="auto"/>
+            </w:tcBorders>
+            <w:hideMark/>
           </w:tcPr>
           <w:p>
             <w:pPr>
@@ -8873,6 +11679,13 @@
         <w:tc>
           <w:tcPr>
             <w:tcW w:w="565" w:type="dxa"/>
+            <w:tcBorders>
+              <w:top w:val="single" w:sz="4" w:space="0" w:color="auto"/>
+              <w:left w:val="single" w:sz="4" w:space="0" w:color="auto"/>
+              <w:bottom w:val="single" w:sz="4" w:space="0" w:color="auto"/>
+              <w:right w:val="single" w:sz="4" w:space="0" w:color="auto"/>
+            </w:tcBorders>
+            <w:hideMark/>
           </w:tcPr>
           <w:p>
             <w:pPr>
@@ -8897,6 +11710,13 @@
         <w:tc>
           <w:tcPr>
             <w:tcW w:w="630" w:type="dxa"/>
+            <w:tcBorders>
+              <w:top w:val="single" w:sz="4" w:space="0" w:color="auto"/>
+              <w:left w:val="single" w:sz="4" w:space="0" w:color="auto"/>
+              <w:bottom w:val="single" w:sz="4" w:space="0" w:color="auto"/>
+              <w:right w:val="single" w:sz="4" w:space="0" w:color="auto"/>
+            </w:tcBorders>
+            <w:hideMark/>
           </w:tcPr>
           <w:p>
             <w:pPr>
@@ -8921,6 +11741,13 @@
         <w:tc>
           <w:tcPr>
             <w:tcW w:w="2390" w:type="dxa"/>
+            <w:tcBorders>
+              <w:top w:val="single" w:sz="4" w:space="0" w:color="auto"/>
+              <w:left w:val="single" w:sz="4" w:space="0" w:color="auto"/>
+              <w:bottom w:val="single" w:sz="4" w:space="0" w:color="auto"/>
+              <w:right w:val="single" w:sz="4" w:space="0" w:color="auto"/>
+            </w:tcBorders>
+            <w:hideMark/>
           </w:tcPr>
           <w:p>
             <w:pPr>
@@ -8945,6 +11772,13 @@
         <w:tc>
           <w:tcPr>
             <w:tcW w:w="1504" w:type="dxa"/>
+            <w:tcBorders>
+              <w:top w:val="single" w:sz="4" w:space="0" w:color="auto"/>
+              <w:left w:val="single" w:sz="4" w:space="0" w:color="auto"/>
+              <w:bottom w:val="single" w:sz="4" w:space="0" w:color="auto"/>
+              <w:right w:val="single" w:sz="4" w:space="0" w:color="auto"/>
+            </w:tcBorders>
+            <w:hideMark/>
           </w:tcPr>
           <w:p>
             <w:pPr>
@@ -8969,12 +11803,18 @@
       </w:tr>
       <w:tr>
         <w:trPr>
-          <w:trHeight w:val="320" w:hRule="atLeast"/>
           <w:cantSplit/>
+          <w:trHeight w:val="58"/>
         </w:trPr>
         <w:tc>
           <w:tcPr>
             <w:tcW w:w="1165" w:type="dxa"/>
+            <w:tcBorders>
+              <w:top w:val="single" w:sz="4" w:space="0" w:color="auto"/>
+              <w:left w:val="single" w:sz="4" w:space="0" w:color="auto"/>
+              <w:bottom w:val="single" w:sz="4" w:space="0" w:color="auto"/>
+              <w:right w:val="single" w:sz="4" w:space="0" w:color="auto"/>
+            </w:tcBorders>
           </w:tcPr>
           <w:p>
             <w:pPr>
@@ -8989,6 +11829,12 @@
         <w:tc>
           <w:tcPr>
             <w:tcW w:w="2765" w:type="dxa"/>
+            <w:tcBorders>
+              <w:top w:val="single" w:sz="4" w:space="0" w:color="auto"/>
+              <w:left w:val="single" w:sz="4" w:space="0" w:color="auto"/>
+              <w:bottom w:val="single" w:sz="4" w:space="0" w:color="auto"/>
+              <w:right w:val="single" w:sz="4" w:space="0" w:color="auto"/>
+            </w:tcBorders>
           </w:tcPr>
           <w:p>
             <w:pPr>
@@ -9003,6 +11849,12 @@
         <w:tc>
           <w:tcPr>
             <w:tcW w:w="565" w:type="dxa"/>
+            <w:tcBorders>
+              <w:top w:val="single" w:sz="4" w:space="0" w:color="auto"/>
+              <w:left w:val="single" w:sz="4" w:space="0" w:color="auto"/>
+              <w:bottom w:val="single" w:sz="4" w:space="0" w:color="auto"/>
+              <w:right w:val="single" w:sz="4" w:space="0" w:color="auto"/>
+            </w:tcBorders>
           </w:tcPr>
           <w:p>
             <w:pPr>
@@ -9018,6 +11870,12 @@
         <w:tc>
           <w:tcPr>
             <w:tcW w:w="630" w:type="dxa"/>
+            <w:tcBorders>
+              <w:top w:val="single" w:sz="4" w:space="0" w:color="auto"/>
+              <w:left w:val="single" w:sz="4" w:space="0" w:color="auto"/>
+              <w:bottom w:val="single" w:sz="4" w:space="0" w:color="auto"/>
+              <w:right w:val="single" w:sz="4" w:space="0" w:color="auto"/>
+            </w:tcBorders>
           </w:tcPr>
           <w:p>
             <w:pPr>
@@ -9032,6 +11890,12 @@
         <w:tc>
           <w:tcPr>
             <w:tcW w:w="2390" w:type="dxa"/>
+            <w:tcBorders>
+              <w:top w:val="single" w:sz="4" w:space="0" w:color="auto"/>
+              <w:left w:val="single" w:sz="4" w:space="0" w:color="auto"/>
+              <w:bottom w:val="single" w:sz="4" w:space="0" w:color="auto"/>
+              <w:right w:val="single" w:sz="4" w:space="0" w:color="auto"/>
+            </w:tcBorders>
           </w:tcPr>
           <w:p>
             <w:pPr>
@@ -9046,6 +11910,12 @@
         <w:tc>
           <w:tcPr>
             <w:tcW w:w="1504" w:type="dxa"/>
+            <w:tcBorders>
+              <w:top w:val="single" w:sz="4" w:space="0" w:color="auto"/>
+              <w:left w:val="single" w:sz="4" w:space="0" w:color="auto"/>
+              <w:bottom w:val="single" w:sz="4" w:space="0" w:color="auto"/>
+              <w:right w:val="single" w:sz="4" w:space="0" w:color="auto"/>
+            </w:tcBorders>
           </w:tcPr>
           <w:p>
             <w:pPr>
@@ -9060,12 +11930,18 @@
       </w:tr>
       <w:tr>
         <w:trPr>
-          <w:trHeight w:val="320" w:hRule="atLeast"/>
           <w:cantSplit/>
+          <w:trHeight w:val="58"/>
         </w:trPr>
         <w:tc>
           <w:tcPr>
             <w:tcW w:w="1165" w:type="dxa"/>
+            <w:tcBorders>
+              <w:top w:val="single" w:sz="4" w:space="0" w:color="auto"/>
+              <w:left w:val="single" w:sz="4" w:space="0" w:color="auto"/>
+              <w:bottom w:val="single" w:sz="4" w:space="0" w:color="auto"/>
+              <w:right w:val="single" w:sz="4" w:space="0" w:color="auto"/>
+            </w:tcBorders>
           </w:tcPr>
           <w:p>
             <w:pPr>
@@ -9080,6 +11956,12 @@
         <w:tc>
           <w:tcPr>
             <w:tcW w:w="2765" w:type="dxa"/>
+            <w:tcBorders>
+              <w:top w:val="single" w:sz="4" w:space="0" w:color="auto"/>
+              <w:left w:val="single" w:sz="4" w:space="0" w:color="auto"/>
+              <w:bottom w:val="single" w:sz="4" w:space="0" w:color="auto"/>
+              <w:right w:val="single" w:sz="4" w:space="0" w:color="auto"/>
+            </w:tcBorders>
           </w:tcPr>
           <w:p>
             <w:pPr>
@@ -9094,6 +11976,12 @@
         <w:tc>
           <w:tcPr>
             <w:tcW w:w="565" w:type="dxa"/>
+            <w:tcBorders>
+              <w:top w:val="single" w:sz="4" w:space="0" w:color="auto"/>
+              <w:left w:val="single" w:sz="4" w:space="0" w:color="auto"/>
+              <w:bottom w:val="single" w:sz="4" w:space="0" w:color="auto"/>
+              <w:right w:val="single" w:sz="4" w:space="0" w:color="auto"/>
+            </w:tcBorders>
           </w:tcPr>
           <w:p>
             <w:pPr>
@@ -9109,6 +11997,12 @@
         <w:tc>
           <w:tcPr>
             <w:tcW w:w="630" w:type="dxa"/>
+            <w:tcBorders>
+              <w:top w:val="single" w:sz="4" w:space="0" w:color="auto"/>
+              <w:left w:val="single" w:sz="4" w:space="0" w:color="auto"/>
+              <w:bottom w:val="single" w:sz="4" w:space="0" w:color="auto"/>
+              <w:right w:val="single" w:sz="4" w:space="0" w:color="auto"/>
+            </w:tcBorders>
           </w:tcPr>
           <w:p>
             <w:pPr>
@@ -9123,6 +12017,12 @@
         <w:tc>
           <w:tcPr>
             <w:tcW w:w="2390" w:type="dxa"/>
+            <w:tcBorders>
+              <w:top w:val="single" w:sz="4" w:space="0" w:color="auto"/>
+              <w:left w:val="single" w:sz="4" w:space="0" w:color="auto"/>
+              <w:bottom w:val="single" w:sz="4" w:space="0" w:color="auto"/>
+              <w:right w:val="single" w:sz="4" w:space="0" w:color="auto"/>
+            </w:tcBorders>
           </w:tcPr>
           <w:p>
             <w:pPr>
@@ -9137,6 +12037,12 @@
         <w:tc>
           <w:tcPr>
             <w:tcW w:w="1504" w:type="dxa"/>
+            <w:tcBorders>
+              <w:top w:val="single" w:sz="4" w:space="0" w:color="auto"/>
+              <w:left w:val="single" w:sz="4" w:space="0" w:color="auto"/>
+              <w:bottom w:val="single" w:sz="4" w:space="0" w:color="auto"/>
+              <w:right w:val="single" w:sz="4" w:space="0" w:color="auto"/>
+            </w:tcBorders>
           </w:tcPr>
           <w:p>
             <w:pPr>
@@ -9151,12 +12057,18 @@
       </w:tr>
       <w:tr>
         <w:trPr>
-          <w:trHeight w:val="320" w:hRule="atLeast"/>
           <w:cantSplit/>
+          <w:trHeight w:val="58"/>
         </w:trPr>
         <w:tc>
           <w:tcPr>
             <w:tcW w:w="1165" w:type="dxa"/>
+            <w:tcBorders>
+              <w:top w:val="single" w:sz="4" w:space="0" w:color="auto"/>
+              <w:left w:val="single" w:sz="4" w:space="0" w:color="auto"/>
+              <w:bottom w:val="single" w:sz="4" w:space="0" w:color="auto"/>
+              <w:right w:val="single" w:sz="4" w:space="0" w:color="auto"/>
+            </w:tcBorders>
           </w:tcPr>
           <w:p>
             <w:pPr>
@@ -9171,6 +12083,12 @@
         <w:tc>
           <w:tcPr>
             <w:tcW w:w="2765" w:type="dxa"/>
+            <w:tcBorders>
+              <w:top w:val="single" w:sz="4" w:space="0" w:color="auto"/>
+              <w:left w:val="single" w:sz="4" w:space="0" w:color="auto"/>
+              <w:bottom w:val="single" w:sz="4" w:space="0" w:color="auto"/>
+              <w:right w:val="single" w:sz="4" w:space="0" w:color="auto"/>
+            </w:tcBorders>
           </w:tcPr>
           <w:p>
             <w:pPr>
@@ -9185,6 +12103,12 @@
         <w:tc>
           <w:tcPr>
             <w:tcW w:w="565" w:type="dxa"/>
+            <w:tcBorders>
+              <w:top w:val="single" w:sz="4" w:space="0" w:color="auto"/>
+              <w:left w:val="single" w:sz="4" w:space="0" w:color="auto"/>
+              <w:bottom w:val="single" w:sz="4" w:space="0" w:color="auto"/>
+              <w:right w:val="single" w:sz="4" w:space="0" w:color="auto"/>
+            </w:tcBorders>
           </w:tcPr>
           <w:p>
             <w:pPr>
@@ -9200,6 +12124,12 @@
         <w:tc>
           <w:tcPr>
             <w:tcW w:w="630" w:type="dxa"/>
+            <w:tcBorders>
+              <w:top w:val="single" w:sz="4" w:space="0" w:color="auto"/>
+              <w:left w:val="single" w:sz="4" w:space="0" w:color="auto"/>
+              <w:bottom w:val="single" w:sz="4" w:space="0" w:color="auto"/>
+              <w:right w:val="single" w:sz="4" w:space="0" w:color="auto"/>
+            </w:tcBorders>
           </w:tcPr>
           <w:p>
             <w:pPr>
@@ -9214,6 +12144,12 @@
         <w:tc>
           <w:tcPr>
             <w:tcW w:w="2390" w:type="dxa"/>
+            <w:tcBorders>
+              <w:top w:val="single" w:sz="4" w:space="0" w:color="auto"/>
+              <w:left w:val="single" w:sz="4" w:space="0" w:color="auto"/>
+              <w:bottom w:val="single" w:sz="4" w:space="0" w:color="auto"/>
+              <w:right w:val="single" w:sz="4" w:space="0" w:color="auto"/>
+            </w:tcBorders>
           </w:tcPr>
           <w:p>
             <w:pPr>
@@ -9228,6 +12164,12 @@
         <w:tc>
           <w:tcPr>
             <w:tcW w:w="1504" w:type="dxa"/>
+            <w:tcBorders>
+              <w:top w:val="single" w:sz="4" w:space="0" w:color="auto"/>
+              <w:left w:val="single" w:sz="4" w:space="0" w:color="auto"/>
+              <w:bottom w:val="single" w:sz="4" w:space="0" w:color="auto"/>
+              <w:right w:val="single" w:sz="4" w:space="0" w:color="auto"/>
+            </w:tcBorders>
           </w:tcPr>
           <w:p>
             <w:pPr>
@@ -9242,12 +12184,18 @@
       </w:tr>
       <w:tr>
         <w:trPr>
-          <w:trHeight w:val="320" w:hRule="atLeast"/>
           <w:cantSplit/>
+          <w:trHeight w:val="58"/>
         </w:trPr>
         <w:tc>
           <w:tcPr>
             <w:tcW w:w="1165" w:type="dxa"/>
+            <w:tcBorders>
+              <w:top w:val="single" w:sz="4" w:space="0" w:color="auto"/>
+              <w:left w:val="single" w:sz="4" w:space="0" w:color="auto"/>
+              <w:bottom w:val="single" w:sz="4" w:space="0" w:color="auto"/>
+              <w:right w:val="single" w:sz="4" w:space="0" w:color="auto"/>
+            </w:tcBorders>
           </w:tcPr>
           <w:p>
             <w:pPr>
@@ -9261,6 +12209,13 @@
         <w:tc>
           <w:tcPr>
             <w:tcW w:w="2765" w:type="dxa"/>
+            <w:tcBorders>
+              <w:top w:val="single" w:sz="4" w:space="0" w:color="auto"/>
+              <w:left w:val="single" w:sz="4" w:space="0" w:color="auto"/>
+              <w:bottom w:val="single" w:sz="4" w:space="0" w:color="auto"/>
+              <w:right w:val="single" w:sz="4" w:space="0" w:color="auto"/>
+            </w:tcBorders>
+            <w:hideMark/>
           </w:tcPr>
           <w:p>
             <w:pPr>
@@ -9284,6 +12239,12 @@
         <w:tc>
           <w:tcPr>
             <w:tcW w:w="565" w:type="dxa"/>
+            <w:tcBorders>
+              <w:top w:val="single" w:sz="4" w:space="0" w:color="auto"/>
+              <w:left w:val="single" w:sz="4" w:space="0" w:color="auto"/>
+              <w:bottom w:val="single" w:sz="4" w:space="0" w:color="auto"/>
+              <w:right w:val="single" w:sz="4" w:space="0" w:color="auto"/>
+            </w:tcBorders>
           </w:tcPr>
           <w:p>
             <w:pPr>
@@ -9299,6 +12260,12 @@
         <w:tc>
           <w:tcPr>
             <w:tcW w:w="630" w:type="dxa"/>
+            <w:tcBorders>
+              <w:top w:val="single" w:sz="4" w:space="0" w:color="auto"/>
+              <w:left w:val="single" w:sz="4" w:space="0" w:color="auto"/>
+              <w:bottom w:val="single" w:sz="4" w:space="0" w:color="auto"/>
+              <w:right w:val="single" w:sz="4" w:space="0" w:color="auto"/>
+            </w:tcBorders>
           </w:tcPr>
           <w:p>
             <w:pPr>
@@ -9312,6 +12279,12 @@
         <w:tc>
           <w:tcPr>
             <w:tcW w:w="2390" w:type="dxa"/>
+            <w:tcBorders>
+              <w:top w:val="single" w:sz="4" w:space="0" w:color="auto"/>
+              <w:left w:val="single" w:sz="4" w:space="0" w:color="auto"/>
+              <w:bottom w:val="single" w:sz="4" w:space="0" w:color="auto"/>
+              <w:right w:val="single" w:sz="4" w:space="0" w:color="auto"/>
+            </w:tcBorders>
           </w:tcPr>
           <w:p>
             <w:pPr>
@@ -9325,6 +12298,12 @@
         <w:tc>
           <w:tcPr>
             <w:tcW w:w="1504" w:type="dxa"/>
+            <w:tcBorders>
+              <w:top w:val="single" w:sz="4" w:space="0" w:color="auto"/>
+              <w:left w:val="single" w:sz="4" w:space="0" w:color="auto"/>
+              <w:bottom w:val="single" w:sz="4" w:space="0" w:color="auto"/>
+              <w:right w:val="single" w:sz="4" w:space="0" w:color="auto"/>
+            </w:tcBorders>
           </w:tcPr>
           <w:p>
             <w:pPr>
@@ -9374,26 +12353,23 @@
       </w:pPr>
       <w:r>
         <w:rPr>
-          <w:b/>
           <w:noProof/>
-          <w:sz w:val="16"/>
-          <w:lang w:eastAsia="en-PH"/>
         </w:rPr>
         <mc:AlternateContent>
           <mc:Choice Requires="wps">
             <w:drawing>
-              <wp:anchor distT="0" distB="0" distL="114300" distR="114300" simplePos="0" relativeHeight="251668480" behindDoc="0" locked="0" layoutInCell="1" allowOverlap="1" wp14:anchorId="25B753C4" wp14:editId="05154E10">
+              <wp:anchor distT="0" distB="0" distL="114300" distR="114300" simplePos="0" relativeHeight="251669504" behindDoc="0" locked="0" layoutInCell="1" allowOverlap="1" wp14:anchorId="7CCF3CB4" wp14:editId="70D9C1A5">
                 <wp:simplePos x="0" y="0"/>
                 <wp:positionH relativeFrom="column">
-                  <wp:posOffset>2337</wp:posOffset>
+                  <wp:posOffset>2540</wp:posOffset>
                 </wp:positionH>
                 <wp:positionV relativeFrom="paragraph">
-                  <wp:posOffset>129108</wp:posOffset>
+                  <wp:posOffset>128905</wp:posOffset>
                 </wp:positionV>
-                <wp:extent cx="5726628" cy="0"/>
-                <wp:effectExtent l="0" t="0" r="26670" b="19050"/>
+                <wp:extent cx="5726430" cy="0"/>
+                <wp:effectExtent l="0" t="0" r="0" b="0"/>
                 <wp:wrapNone/>
-                <wp:docPr id="11" name="Straight Connector 11"/>
+                <wp:docPr id="8" name="Straight Connector 8"/>
                 <wp:cNvGraphicFramePr/>
                 <a:graphic xmlns:a="http://schemas.openxmlformats.org/drawingml/2006/main">
                   <a:graphicData uri="http://schemas.microsoft.com/office/word/2010/wordprocessingShape">
@@ -9402,7 +12378,7 @@
                       <wps:spPr>
                         <a:xfrm>
                           <a:off x="0" y="0"/>
-                          <a:ext cx="5726628" cy="0"/>
+                          <a:ext cx="5726430" cy="0"/>
                         </a:xfrm>
                         <a:prstGeom prst="line">
                           <a:avLst/>
@@ -9430,12 +12406,15 @@
                 <wp14:sizeRelH relativeFrom="margin">
                   <wp14:pctWidth>0</wp14:pctWidth>
                 </wp14:sizeRelH>
+                <wp14:sizeRelV relativeFrom="page">
+                  <wp14:pctHeight>0</wp14:pctHeight>
+                </wp14:sizeRelV>
               </wp:anchor>
             </w:drawing>
           </mc:Choice>
           <mc:Fallback>
             <w:pict>
-              <v:line w14:anchorId="63E897A6" id="Straight Connector 11" o:spid="_x0000_s1026" style="position:absolute;z-index:251668480;visibility:visible;mso-wrap-style:square;mso-width-percent:0;mso-wrap-distance-left:9pt;mso-wrap-distance-top:0;mso-wrap-distance-right:9pt;mso-wrap-distance-bottom:0;mso-position-horizontal:absolute;mso-position-horizontal-relative:text;mso-position-vertical:absolute;mso-position-vertical-relative:text;mso-width-percent:0;mso-width-relative:margin" from=".2pt,10.15pt" to="451.1pt,10.15pt" o:gfxdata="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" strokecolor="black [3200]">
+              <v:line w14:anchorId="4A4FCDDF" id="Straight Connector 8" o:spid="_x0000_s1026" style="position:absolute;z-index:251669504;visibility:visible;mso-wrap-style:square;mso-width-percent:0;mso-height-percent:0;mso-wrap-distance-left:9pt;mso-wrap-distance-top:0;mso-wrap-distance-right:9pt;mso-wrap-distance-bottom:0;mso-position-horizontal:absolute;mso-position-horizontal-relative:text;mso-position-vertical:absolute;mso-position-vertical-relative:text;mso-width-percent:0;mso-height-percent:0;mso-width-relative:margin;mso-height-relative:page" from=".2pt,10.15pt" to="451.1pt,10.15pt" o:gfxdata="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" strokecolor="black [3200]">
                 <v:stroke joinstyle="miter"/>
               </v:line>
             </w:pict>
@@ -9460,12 +12439,19 @@
       </w:tblGrid>
       <w:tr>
         <w:trPr>
-          <w:trHeight w:val="320" w:hRule="atLeast"/>
           <w:cantSplit/>
+          <w:trHeight w:val="58"/>
         </w:trPr>
         <w:tc>
           <w:tcPr>
             <w:tcW w:w="1165" w:type="dxa"/>
+            <w:tcBorders>
+              <w:top w:val="single" w:sz="4" w:space="0" w:color="auto"/>
+              <w:left w:val="single" w:sz="4" w:space="0" w:color="auto"/>
+              <w:bottom w:val="single" w:sz="4" w:space="0" w:color="auto"/>
+              <w:right w:val="single" w:sz="4" w:space="0" w:color="auto"/>
+            </w:tcBorders>
+            <w:hideMark/>
           </w:tcPr>
           <w:p>
             <w:pPr>
@@ -9490,6 +12476,13 @@
         <w:tc>
           <w:tcPr>
             <w:tcW w:w="2765" w:type="dxa"/>
+            <w:tcBorders>
+              <w:top w:val="single" w:sz="4" w:space="0" w:color="auto"/>
+              <w:left w:val="single" w:sz="4" w:space="0" w:color="auto"/>
+              <w:bottom w:val="single" w:sz="4" w:space="0" w:color="auto"/>
+              <w:right w:val="single" w:sz="4" w:space="0" w:color="auto"/>
+            </w:tcBorders>
+            <w:hideMark/>
           </w:tcPr>
           <w:p>
             <w:pPr>
@@ -9514,6 +12507,13 @@
         <w:tc>
           <w:tcPr>
             <w:tcW w:w="565" w:type="dxa"/>
+            <w:tcBorders>
+              <w:top w:val="single" w:sz="4" w:space="0" w:color="auto"/>
+              <w:left w:val="single" w:sz="4" w:space="0" w:color="auto"/>
+              <w:bottom w:val="single" w:sz="4" w:space="0" w:color="auto"/>
+              <w:right w:val="single" w:sz="4" w:space="0" w:color="auto"/>
+            </w:tcBorders>
+            <w:hideMark/>
           </w:tcPr>
           <w:p>
             <w:pPr>
@@ -9538,6 +12538,13 @@
         <w:tc>
           <w:tcPr>
             <w:tcW w:w="630" w:type="dxa"/>
+            <w:tcBorders>
+              <w:top w:val="single" w:sz="4" w:space="0" w:color="auto"/>
+              <w:left w:val="single" w:sz="4" w:space="0" w:color="auto"/>
+              <w:bottom w:val="single" w:sz="4" w:space="0" w:color="auto"/>
+              <w:right w:val="single" w:sz="4" w:space="0" w:color="auto"/>
+            </w:tcBorders>
+            <w:hideMark/>
           </w:tcPr>
           <w:p>
             <w:pPr>
@@ -9562,6 +12569,13 @@
         <w:tc>
           <w:tcPr>
             <w:tcW w:w="2390" w:type="dxa"/>
+            <w:tcBorders>
+              <w:top w:val="single" w:sz="4" w:space="0" w:color="auto"/>
+              <w:left w:val="single" w:sz="4" w:space="0" w:color="auto"/>
+              <w:bottom w:val="single" w:sz="4" w:space="0" w:color="auto"/>
+              <w:right w:val="single" w:sz="4" w:space="0" w:color="auto"/>
+            </w:tcBorders>
+            <w:hideMark/>
           </w:tcPr>
           <w:p>
             <w:pPr>
@@ -9586,6 +12600,13 @@
         <w:tc>
           <w:tcPr>
             <w:tcW w:w="1504" w:type="dxa"/>
+            <w:tcBorders>
+              <w:top w:val="single" w:sz="4" w:space="0" w:color="auto"/>
+              <w:left w:val="single" w:sz="4" w:space="0" w:color="auto"/>
+              <w:bottom w:val="single" w:sz="4" w:space="0" w:color="auto"/>
+              <w:right w:val="single" w:sz="4" w:space="0" w:color="auto"/>
+            </w:tcBorders>
+            <w:hideMark/>
           </w:tcPr>
           <w:p>
             <w:pPr>
@@ -9610,12 +12631,18 @@
       </w:tr>
       <w:tr>
         <w:trPr>
-          <w:trHeight w:val="320" w:hRule="atLeast"/>
           <w:cantSplit/>
+          <w:trHeight w:val="58"/>
         </w:trPr>
         <w:tc>
           <w:tcPr>
             <w:tcW w:w="1165" w:type="dxa"/>
+            <w:tcBorders>
+              <w:top w:val="single" w:sz="4" w:space="0" w:color="auto"/>
+              <w:left w:val="single" w:sz="4" w:space="0" w:color="auto"/>
+              <w:bottom w:val="single" w:sz="4" w:space="0" w:color="auto"/>
+              <w:right w:val="single" w:sz="4" w:space="0" w:color="auto"/>
+            </w:tcBorders>
           </w:tcPr>
           <w:p>
             <w:pPr>
@@ -9630,6 +12657,12 @@
         <w:tc>
           <w:tcPr>
             <w:tcW w:w="2765" w:type="dxa"/>
+            <w:tcBorders>
+              <w:top w:val="single" w:sz="4" w:space="0" w:color="auto"/>
+              <w:left w:val="single" w:sz="4" w:space="0" w:color="auto"/>
+              <w:bottom w:val="single" w:sz="4" w:space="0" w:color="auto"/>
+              <w:right w:val="single" w:sz="4" w:space="0" w:color="auto"/>
+            </w:tcBorders>
           </w:tcPr>
           <w:p>
             <w:pPr>
@@ -9644,6 +12677,12 @@
         <w:tc>
           <w:tcPr>
             <w:tcW w:w="565" w:type="dxa"/>
+            <w:tcBorders>
+              <w:top w:val="single" w:sz="4" w:space="0" w:color="auto"/>
+              <w:left w:val="single" w:sz="4" w:space="0" w:color="auto"/>
+              <w:bottom w:val="single" w:sz="4" w:space="0" w:color="auto"/>
+              <w:right w:val="single" w:sz="4" w:space="0" w:color="auto"/>
+            </w:tcBorders>
           </w:tcPr>
           <w:p>
             <w:pPr>
@@ -9659,6 +12698,12 @@
         <w:tc>
           <w:tcPr>
             <w:tcW w:w="630" w:type="dxa"/>
+            <w:tcBorders>
+              <w:top w:val="single" w:sz="4" w:space="0" w:color="auto"/>
+              <w:left w:val="single" w:sz="4" w:space="0" w:color="auto"/>
+              <w:bottom w:val="single" w:sz="4" w:space="0" w:color="auto"/>
+              <w:right w:val="single" w:sz="4" w:space="0" w:color="auto"/>
+            </w:tcBorders>
           </w:tcPr>
           <w:p>
             <w:pPr>
@@ -9673,6 +12718,12 @@
         <w:tc>
           <w:tcPr>
             <w:tcW w:w="2390" w:type="dxa"/>
+            <w:tcBorders>
+              <w:top w:val="single" w:sz="4" w:space="0" w:color="auto"/>
+              <w:left w:val="single" w:sz="4" w:space="0" w:color="auto"/>
+              <w:bottom w:val="single" w:sz="4" w:space="0" w:color="auto"/>
+              <w:right w:val="single" w:sz="4" w:space="0" w:color="auto"/>
+            </w:tcBorders>
           </w:tcPr>
           <w:p>
             <w:pPr>
@@ -9687,6 +12738,12 @@
         <w:tc>
           <w:tcPr>
             <w:tcW w:w="1504" w:type="dxa"/>
+            <w:tcBorders>
+              <w:top w:val="single" w:sz="4" w:space="0" w:color="auto"/>
+              <w:left w:val="single" w:sz="4" w:space="0" w:color="auto"/>
+              <w:bottom w:val="single" w:sz="4" w:space="0" w:color="auto"/>
+              <w:right w:val="single" w:sz="4" w:space="0" w:color="auto"/>
+            </w:tcBorders>
           </w:tcPr>
           <w:p>
             <w:pPr>
@@ -9701,12 +12758,18 @@
       </w:tr>
       <w:tr>
         <w:trPr>
-          <w:trHeight w:val="320" w:hRule="atLeast"/>
           <w:cantSplit/>
+          <w:trHeight w:val="58"/>
         </w:trPr>
         <w:tc>
           <w:tcPr>
             <w:tcW w:w="1165" w:type="dxa"/>
+            <w:tcBorders>
+              <w:top w:val="single" w:sz="4" w:space="0" w:color="auto"/>
+              <w:left w:val="single" w:sz="4" w:space="0" w:color="auto"/>
+              <w:bottom w:val="single" w:sz="4" w:space="0" w:color="auto"/>
+              <w:right w:val="single" w:sz="4" w:space="0" w:color="auto"/>
+            </w:tcBorders>
           </w:tcPr>
           <w:p>
             <w:pPr>
@@ -9721,6 +12784,12 @@
         <w:tc>
           <w:tcPr>
             <w:tcW w:w="2765" w:type="dxa"/>
+            <w:tcBorders>
+              <w:top w:val="single" w:sz="4" w:space="0" w:color="auto"/>
+              <w:left w:val="single" w:sz="4" w:space="0" w:color="auto"/>
+              <w:bottom w:val="single" w:sz="4" w:space="0" w:color="auto"/>
+              <w:right w:val="single" w:sz="4" w:space="0" w:color="auto"/>
+            </w:tcBorders>
           </w:tcPr>
           <w:p>
             <w:pPr>
@@ -9735,6 +12804,12 @@
         <w:tc>
           <w:tcPr>
             <w:tcW w:w="565" w:type="dxa"/>
+            <w:tcBorders>
+              <w:top w:val="single" w:sz="4" w:space="0" w:color="auto"/>
+              <w:left w:val="single" w:sz="4" w:space="0" w:color="auto"/>
+              <w:bottom w:val="single" w:sz="4" w:space="0" w:color="auto"/>
+              <w:right w:val="single" w:sz="4" w:space="0" w:color="auto"/>
+            </w:tcBorders>
           </w:tcPr>
           <w:p>
             <w:pPr>
@@ -9750,6 +12825,12 @@
         <w:tc>
           <w:tcPr>
             <w:tcW w:w="630" w:type="dxa"/>
+            <w:tcBorders>
+              <w:top w:val="single" w:sz="4" w:space="0" w:color="auto"/>
+              <w:left w:val="single" w:sz="4" w:space="0" w:color="auto"/>
+              <w:bottom w:val="single" w:sz="4" w:space="0" w:color="auto"/>
+              <w:right w:val="single" w:sz="4" w:space="0" w:color="auto"/>
+            </w:tcBorders>
           </w:tcPr>
           <w:p>
             <w:pPr>
@@ -9764,6 +12845,12 @@
         <w:tc>
           <w:tcPr>
             <w:tcW w:w="2390" w:type="dxa"/>
+            <w:tcBorders>
+              <w:top w:val="single" w:sz="4" w:space="0" w:color="auto"/>
+              <w:left w:val="single" w:sz="4" w:space="0" w:color="auto"/>
+              <w:bottom w:val="single" w:sz="4" w:space="0" w:color="auto"/>
+              <w:right w:val="single" w:sz="4" w:space="0" w:color="auto"/>
+            </w:tcBorders>
           </w:tcPr>
           <w:p>
             <w:pPr>
@@ -9778,6 +12865,12 @@
         <w:tc>
           <w:tcPr>
             <w:tcW w:w="1504" w:type="dxa"/>
+            <w:tcBorders>
+              <w:top w:val="single" w:sz="4" w:space="0" w:color="auto"/>
+              <w:left w:val="single" w:sz="4" w:space="0" w:color="auto"/>
+              <w:bottom w:val="single" w:sz="4" w:space="0" w:color="auto"/>
+              <w:right w:val="single" w:sz="4" w:space="0" w:color="auto"/>
+            </w:tcBorders>
           </w:tcPr>
           <w:p>
             <w:pPr>
@@ -9792,12 +12885,18 @@
       </w:tr>
       <w:tr>
         <w:trPr>
-          <w:trHeight w:val="320" w:hRule="atLeast"/>
           <w:cantSplit/>
+          <w:trHeight w:val="58"/>
         </w:trPr>
         <w:tc>
           <w:tcPr>
             <w:tcW w:w="1165" w:type="dxa"/>
+            <w:tcBorders>
+              <w:top w:val="single" w:sz="4" w:space="0" w:color="auto"/>
+              <w:left w:val="single" w:sz="4" w:space="0" w:color="auto"/>
+              <w:bottom w:val="single" w:sz="4" w:space="0" w:color="auto"/>
+              <w:right w:val="single" w:sz="4" w:space="0" w:color="auto"/>
+            </w:tcBorders>
           </w:tcPr>
           <w:p>
             <w:pPr>
@@ -9812,6 +12911,12 @@
         <w:tc>
           <w:tcPr>
             <w:tcW w:w="2765" w:type="dxa"/>
+            <w:tcBorders>
+              <w:top w:val="single" w:sz="4" w:space="0" w:color="auto"/>
+              <w:left w:val="single" w:sz="4" w:space="0" w:color="auto"/>
+              <w:bottom w:val="single" w:sz="4" w:space="0" w:color="auto"/>
+              <w:right w:val="single" w:sz="4" w:space="0" w:color="auto"/>
+            </w:tcBorders>
           </w:tcPr>
           <w:p>
             <w:pPr>
@@ -9826,6 +12931,12 @@
         <w:tc>
           <w:tcPr>
             <w:tcW w:w="565" w:type="dxa"/>
+            <w:tcBorders>
+              <w:top w:val="single" w:sz="4" w:space="0" w:color="auto"/>
+              <w:left w:val="single" w:sz="4" w:space="0" w:color="auto"/>
+              <w:bottom w:val="single" w:sz="4" w:space="0" w:color="auto"/>
+              <w:right w:val="single" w:sz="4" w:space="0" w:color="auto"/>
+            </w:tcBorders>
           </w:tcPr>
           <w:p>
             <w:pPr>
@@ -9841,6 +12952,12 @@
         <w:tc>
           <w:tcPr>
             <w:tcW w:w="630" w:type="dxa"/>
+            <w:tcBorders>
+              <w:top w:val="single" w:sz="4" w:space="0" w:color="auto"/>
+              <w:left w:val="single" w:sz="4" w:space="0" w:color="auto"/>
+              <w:bottom w:val="single" w:sz="4" w:space="0" w:color="auto"/>
+              <w:right w:val="single" w:sz="4" w:space="0" w:color="auto"/>
+            </w:tcBorders>
           </w:tcPr>
           <w:p>
             <w:pPr>
@@ -9855,6 +12972,12 @@
         <w:tc>
           <w:tcPr>
             <w:tcW w:w="2390" w:type="dxa"/>
+            <w:tcBorders>
+              <w:top w:val="single" w:sz="4" w:space="0" w:color="auto"/>
+              <w:left w:val="single" w:sz="4" w:space="0" w:color="auto"/>
+              <w:bottom w:val="single" w:sz="4" w:space="0" w:color="auto"/>
+              <w:right w:val="single" w:sz="4" w:space="0" w:color="auto"/>
+            </w:tcBorders>
           </w:tcPr>
           <w:p>
             <w:pPr>
@@ -9869,6 +12992,12 @@
         <w:tc>
           <w:tcPr>
             <w:tcW w:w="1504" w:type="dxa"/>
+            <w:tcBorders>
+              <w:top w:val="single" w:sz="4" w:space="0" w:color="auto"/>
+              <w:left w:val="single" w:sz="4" w:space="0" w:color="auto"/>
+              <w:bottom w:val="single" w:sz="4" w:space="0" w:color="auto"/>
+              <w:right w:val="single" w:sz="4" w:space="0" w:color="auto"/>
+            </w:tcBorders>
           </w:tcPr>
           <w:p>
             <w:pPr>
@@ -9883,12 +13012,18 @@
       </w:tr>
       <w:tr>
         <w:trPr>
-          <w:trHeight w:val="320" w:hRule="atLeast"/>
           <w:cantSplit/>
+          <w:trHeight w:val="58"/>
         </w:trPr>
         <w:tc>
           <w:tcPr>
             <w:tcW w:w="1165" w:type="dxa"/>
+            <w:tcBorders>
+              <w:top w:val="single" w:sz="4" w:space="0" w:color="auto"/>
+              <w:left w:val="single" w:sz="4" w:space="0" w:color="auto"/>
+              <w:bottom w:val="single" w:sz="4" w:space="0" w:color="auto"/>
+              <w:right w:val="single" w:sz="4" w:space="0" w:color="auto"/>
+            </w:tcBorders>
           </w:tcPr>
           <w:p>
             <w:pPr>
@@ -9902,6 +13037,13 @@
         <w:tc>
           <w:tcPr>
             <w:tcW w:w="2765" w:type="dxa"/>
+            <w:tcBorders>
+              <w:top w:val="single" w:sz="4" w:space="0" w:color="auto"/>
+              <w:left w:val="single" w:sz="4" w:space="0" w:color="auto"/>
+              <w:bottom w:val="single" w:sz="4" w:space="0" w:color="auto"/>
+              <w:right w:val="single" w:sz="4" w:space="0" w:color="auto"/>
+            </w:tcBorders>
+            <w:hideMark/>
           </w:tcPr>
           <w:p>
             <w:pPr>
@@ -9925,6 +13067,12 @@
         <w:tc>
           <w:tcPr>
             <w:tcW w:w="565" w:type="dxa"/>
+            <w:tcBorders>
+              <w:top w:val="single" w:sz="4" w:space="0" w:color="auto"/>
+              <w:left w:val="single" w:sz="4" w:space="0" w:color="auto"/>
+              <w:bottom w:val="single" w:sz="4" w:space="0" w:color="auto"/>
+              <w:right w:val="single" w:sz="4" w:space="0" w:color="auto"/>
+            </w:tcBorders>
           </w:tcPr>
           <w:p>
             <w:pPr>
@@ -9940,6 +13088,12 @@
         <w:tc>
           <w:tcPr>
             <w:tcW w:w="630" w:type="dxa"/>
+            <w:tcBorders>
+              <w:top w:val="single" w:sz="4" w:space="0" w:color="auto"/>
+              <w:left w:val="single" w:sz="4" w:space="0" w:color="auto"/>
+              <w:bottom w:val="single" w:sz="4" w:space="0" w:color="auto"/>
+              <w:right w:val="single" w:sz="4" w:space="0" w:color="auto"/>
+            </w:tcBorders>
           </w:tcPr>
           <w:p>
             <w:pPr>
@@ -9953,6 +13107,12 @@
         <w:tc>
           <w:tcPr>
             <w:tcW w:w="2390" w:type="dxa"/>
+            <w:tcBorders>
+              <w:top w:val="single" w:sz="4" w:space="0" w:color="auto"/>
+              <w:left w:val="single" w:sz="4" w:space="0" w:color="auto"/>
+              <w:bottom w:val="single" w:sz="4" w:space="0" w:color="auto"/>
+              <w:right w:val="single" w:sz="4" w:space="0" w:color="auto"/>
+            </w:tcBorders>
           </w:tcPr>
           <w:p>
             <w:pPr>
@@ -9966,6 +13126,12 @@
         <w:tc>
           <w:tcPr>
             <w:tcW w:w="1504" w:type="dxa"/>
+            <w:tcBorders>
+              <w:top w:val="single" w:sz="4" w:space="0" w:color="auto"/>
+              <w:left w:val="single" w:sz="4" w:space="0" w:color="auto"/>
+              <w:bottom w:val="single" w:sz="4" w:space="0" w:color="auto"/>
+              <w:right w:val="single" w:sz="4" w:space="0" w:color="auto"/>
+            </w:tcBorders>
           </w:tcPr>
           <w:p>
             <w:pPr>

--- a/templates_docx/Appraisal_Sheet_BLIS.docx
+++ b/templates_docx/Appraisal_Sheet_BLIS.docx
@@ -2067,7 +2067,6 @@
     <w:tbl>
       <w:tblPr>
         <w:tblStyle w:val="TableGrid"/>
-        <w:tblpPr w:leftFromText="180" w:rightFromText="180" w:vertAnchor="text" w:horzAnchor="margin" w:tblpY="332"/>
         <w:tblW w:w="0" w:type="auto"/>
         <w:tblLook w:val="04A0" w:firstRow="1" w:lastRow="0" w:firstColumn="1" w:lastColumn="0" w:noHBand="0" w:noVBand="1"/>
       </w:tblPr>
@@ -3813,7 +3812,6 @@
     <w:tbl>
       <w:tblPr>
         <w:tblStyle w:val="TableGrid"/>
-        <w:tblpPr w:leftFromText="180" w:rightFromText="180" w:vertAnchor="text" w:horzAnchor="margin" w:tblpY="296"/>
         <w:tblW w:w="0" w:type="auto"/>
         <w:tblLook w:val="04A0" w:firstRow="1" w:lastRow="0" w:firstColumn="1" w:lastColumn="0" w:noHBand="0" w:noVBand="1"/>
       </w:tblPr>
@@ -5569,7 +5567,6 @@
     <w:tbl>
       <w:tblPr>
         <w:tblStyle w:val="TableGrid"/>
-        <w:tblpPr w:leftFromText="180" w:rightFromText="180" w:vertAnchor="text" w:horzAnchor="margin" w:tblpY="322"/>
         <w:tblW w:w="0" w:type="auto"/>
         <w:tblLook w:val="04A0" w:firstRow="1" w:lastRow="0" w:firstColumn="1" w:lastColumn="0" w:noHBand="0" w:noVBand="1"/>
       </w:tblPr>
@@ -7302,7 +7299,6 @@
     <w:tbl>
       <w:tblPr>
         <w:tblStyle w:val="TableGrid"/>
-        <w:tblpPr w:leftFromText="180" w:rightFromText="180" w:vertAnchor="text" w:horzAnchor="margin" w:tblpY="296"/>
         <w:tblW w:w="0" w:type="auto"/>
         <w:tblLook w:val="04A0" w:firstRow="1" w:lastRow="0" w:firstColumn="1" w:lastColumn="0" w:noHBand="0" w:noVBand="1"/>
       </w:tblPr>
@@ -9019,7 +9015,6 @@
     <w:tbl>
       <w:tblPr>
         <w:tblStyle w:val="TableGrid"/>
-        <w:tblpPr w:leftFromText="180" w:rightFromText="180" w:vertAnchor="text" w:horzAnchor="margin" w:tblpY="322"/>
         <w:tblW w:w="0" w:type="auto"/>
         <w:tblLook w:val="04A0" w:firstRow="1" w:lastRow="0" w:firstColumn="1" w:lastColumn="0" w:noHBand="0" w:noVBand="1"/>
       </w:tblPr>
@@ -10752,7 +10747,6 @@
     <w:tbl>
       <w:tblPr>
         <w:tblStyle w:val="TableGrid"/>
-        <w:tblpPr w:leftFromText="180" w:rightFromText="180" w:vertAnchor="text" w:horzAnchor="margin" w:tblpY="296"/>
         <w:tblW w:w="0" w:type="auto"/>
         <w:tblLook w:val="04A0" w:firstRow="1" w:lastRow="0" w:firstColumn="1" w:lastColumn="0" w:noHBand="0" w:noVBand="1"/>
       </w:tblPr>
@@ -11597,7 +11591,6 @@
     <w:tbl>
       <w:tblPr>
         <w:tblStyle w:val="TableGrid"/>
-        <w:tblpPr w:leftFromText="180" w:rightFromText="180" w:vertAnchor="text" w:horzAnchor="margin" w:tblpY="296"/>
         <w:tblW w:w="0" w:type="auto"/>
         <w:tblLook w:val="04A0" w:firstRow="1" w:lastRow="0" w:firstColumn="1" w:lastColumn="0" w:noHBand="0" w:noVBand="1"/>
       </w:tblPr>
@@ -12425,7 +12418,6 @@
     <w:tbl>
       <w:tblPr>
         <w:tblStyle w:val="TableGrid"/>
-        <w:tblpPr w:leftFromText="180" w:rightFromText="180" w:vertAnchor="text" w:horzAnchor="margin" w:tblpY="322"/>
         <w:tblW w:w="0" w:type="auto"/>
         <w:tblLook w:val="04A0" w:firstRow="1" w:lastRow="0" w:firstColumn="1" w:lastColumn="0" w:noHBand="0" w:noVBand="1"/>
       </w:tblPr>

--- a/templates_docx/Appraisal_Sheet_BLIS.docx
+++ b/templates_docx/Appraisal_Sheet_BLIS.docx
@@ -2067,6 +2067,7 @@
     <w:tbl>
       <w:tblPr>
         <w:tblStyle w:val="TableGrid"/>
+        <w:tblpPr w:leftFromText="180" w:rightFromText="180" w:vertAnchor="text" w:horzAnchor="margin" w:tblpY="332"/>
         <w:tblW w:w="0" w:type="auto"/>
         <w:tblLook w:val="04A0" w:firstRow="1" w:lastRow="0" w:firstColumn="1" w:lastColumn="0" w:noHBand="0" w:noVBand="1"/>
       </w:tblPr>
@@ -3812,6 +3813,7 @@
     <w:tbl>
       <w:tblPr>
         <w:tblStyle w:val="TableGrid"/>
+        <w:tblpPr w:leftFromText="180" w:rightFromText="180" w:vertAnchor="text" w:horzAnchor="margin" w:tblpY="296"/>
         <w:tblW w:w="0" w:type="auto"/>
         <w:tblLook w:val="04A0" w:firstRow="1" w:lastRow="0" w:firstColumn="1" w:lastColumn="0" w:noHBand="0" w:noVBand="1"/>
       </w:tblPr>
@@ -5567,6 +5569,7 @@
     <w:tbl>
       <w:tblPr>
         <w:tblStyle w:val="TableGrid"/>
+        <w:tblpPr w:leftFromText="180" w:rightFromText="180" w:vertAnchor="text" w:horzAnchor="margin" w:tblpY="322"/>
         <w:tblW w:w="0" w:type="auto"/>
         <w:tblLook w:val="04A0" w:firstRow="1" w:lastRow="0" w:firstColumn="1" w:lastColumn="0" w:noHBand="0" w:noVBand="1"/>
       </w:tblPr>
@@ -7299,6 +7302,7 @@
     <w:tbl>
       <w:tblPr>
         <w:tblStyle w:val="TableGrid"/>
+        <w:tblpPr w:leftFromText="180" w:rightFromText="180" w:vertAnchor="text" w:horzAnchor="margin" w:tblpY="296"/>
         <w:tblW w:w="0" w:type="auto"/>
         <w:tblLook w:val="04A0" w:firstRow="1" w:lastRow="0" w:firstColumn="1" w:lastColumn="0" w:noHBand="0" w:noVBand="1"/>
       </w:tblPr>
@@ -9015,6 +9019,7 @@
     <w:tbl>
       <w:tblPr>
         <w:tblStyle w:val="TableGrid"/>
+        <w:tblpPr w:leftFromText="180" w:rightFromText="180" w:vertAnchor="text" w:horzAnchor="margin" w:tblpY="322"/>
         <w:tblW w:w="0" w:type="auto"/>
         <w:tblLook w:val="04A0" w:firstRow="1" w:lastRow="0" w:firstColumn="1" w:lastColumn="0" w:noHBand="0" w:noVBand="1"/>
       </w:tblPr>
@@ -10747,6 +10752,7 @@
     <w:tbl>
       <w:tblPr>
         <w:tblStyle w:val="TableGrid"/>
+        <w:tblpPr w:leftFromText="180" w:rightFromText="180" w:vertAnchor="text" w:horzAnchor="margin" w:tblpY="296"/>
         <w:tblW w:w="0" w:type="auto"/>
         <w:tblLook w:val="04A0" w:firstRow="1" w:lastRow="0" w:firstColumn="1" w:lastColumn="0" w:noHBand="0" w:noVBand="1"/>
       </w:tblPr>
@@ -11591,6 +11597,7 @@
     <w:tbl>
       <w:tblPr>
         <w:tblStyle w:val="TableGrid"/>
+        <w:tblpPr w:leftFromText="180" w:rightFromText="180" w:vertAnchor="text" w:horzAnchor="margin" w:tblpY="296"/>
         <w:tblW w:w="0" w:type="auto"/>
         <w:tblLook w:val="04A0" w:firstRow="1" w:lastRow="0" w:firstColumn="1" w:lastColumn="0" w:noHBand="0" w:noVBand="1"/>
       </w:tblPr>
@@ -12418,6 +12425,7 @@
     <w:tbl>
       <w:tblPr>
         <w:tblStyle w:val="TableGrid"/>
+        <w:tblpPr w:leftFromText="180" w:rightFromText="180" w:vertAnchor="text" w:horzAnchor="margin" w:tblpY="322"/>
         <w:tblW w:w="0" w:type="auto"/>
         <w:tblLook w:val="04A0" w:firstRow="1" w:lastRow="0" w:firstColumn="1" w:lastColumn="0" w:noHBand="0" w:noVBand="1"/>
       </w:tblPr>
